--- a/homeworks/homework05/PS5_answer_sheet-submit-3.docx
+++ b/homeworks/homework05/PS5_answer_sheet-submit-3.docx
@@ -1,234 +1,198 @@
 
 <file path=word/document.xml><?xml version="1.0" encoding="utf-8"?>
-<w:document xmlns:mc="http://schemas.openxmlformats.org/markup-compatibility/2006" xmlns:o="urn:schemas-microsoft-com:office:office" xmlns:r="http://schemas.openxmlformats.org/officeDocument/2006/relationships" xmlns:m="http://schemas.openxmlformats.org/officeDocument/2006/math" xmlns:v="urn:schemas-microsoft-com:vml" xmlns:wp="http://schemas.openxmlformats.org/drawingml/2006/wordprocessingDrawing" xmlns:w10="urn:schemas-microsoft-com:office:word" xmlns:w="http://schemas.openxmlformats.org/wordprocessingml/2006/main" xmlns:wne="http://schemas.microsoft.com/office/word/2006/wordml" xmlns:sl="http://schemas.openxmlformats.org/schemaLibrary/2006/main" xmlns:a="http://schemas.openxmlformats.org/drawingml/2006/main" xmlns:pic="http://schemas.openxmlformats.org/drawingml/2006/picture" xmlns:c="http://schemas.openxmlformats.org/drawingml/2006/chart" xmlns:lc="http://schemas.openxmlformats.org/drawingml/2006/lockedCanvas" xmlns:dgm="http://schemas.openxmlformats.org/drawingml/2006/diagram" xmlns:wps="http://schemas.microsoft.com/office/word/2010/wordprocessingShape" xmlns:wpg="http://schemas.microsoft.com/office/word/2010/wordprocessingGroup" xmlns:w14="http://schemas.microsoft.com/office/word/2010/wordml" xmlns:w15="http://schemas.microsoft.com/office/word/2012/wordml" xmlns:w16="http://schemas.microsoft.com/office/word/2018/wordml" xmlns:w16cex="http://schemas.microsoft.com/office/word/2018/wordml/cex" xmlns:w16cid="http://schemas.microsoft.com/office/word/2016/wordml/cid" xmlns="http://schemas.microsoft.com/office/tasks/2019/documenttasks" xmlns:cr="http://schemas.microsoft.com/office/comments/2020/reactions">
+<w:document xmlns:wpc="http://schemas.microsoft.com/office/word/2010/wordprocessingCanvas" xmlns:cx="http://schemas.microsoft.com/office/drawing/2014/chartex" xmlns:cx1="http://schemas.microsoft.com/office/drawing/2015/9/8/chartex" xmlns:cx2="http://schemas.microsoft.com/office/drawing/2015/10/21/chartex" xmlns:cx3="http://schemas.microsoft.com/office/drawing/2016/5/9/chartex" xmlns:cx4="http://schemas.microsoft.com/office/drawing/2016/5/10/chartex" xmlns:cx5="http://schemas.microsoft.com/office/drawing/2016/5/11/chartex" xmlns:cx6="http://schemas.microsoft.com/office/drawing/2016/5/12/chartex" xmlns:cx7="http://schemas.microsoft.com/office/drawing/2016/5/13/chartex" xmlns:cx8="http://schemas.microsoft.com/office/drawing/2016/5/14/chartex" xmlns:mc="http://schemas.openxmlformats.org/markup-compatibility/2006" xmlns:aink="http://schemas.microsoft.com/office/drawing/2016/ink" xmlns:am3d="http://schemas.microsoft.com/office/drawing/2017/model3d" xmlns:o="urn:schemas-microsoft-com:office:office" xmlns:oel="http://schemas.microsoft.com/office/2019/extlst" xmlns:r="http://schemas.openxmlformats.org/officeDocument/2006/relationships" xmlns:m="http://schemas.openxmlformats.org/officeDocument/2006/math" xmlns:v="urn:schemas-microsoft-com:vml" xmlns:wp14="http://schemas.microsoft.com/office/word/2010/wordprocessingDrawing" xmlns:wp="http://schemas.openxmlformats.org/drawingml/2006/wordprocessingDrawing" xmlns:w10="urn:schemas-microsoft-com:office:word" xmlns:w="http://schemas.openxmlformats.org/wordprocessingml/2006/main" xmlns:w14="http://schemas.microsoft.com/office/word/2010/wordml" xmlns:w15="http://schemas.microsoft.com/office/word/2012/wordml" xmlns:w16cex="http://schemas.microsoft.com/office/word/2018/wordml/cex" xmlns:w16cid="http://schemas.microsoft.com/office/word/2016/wordml/cid" xmlns:w16="http://schemas.microsoft.com/office/word/2018/wordml" xmlns:w16du="http://schemas.microsoft.com/office/word/2023/wordml/word16du" xmlns:w16sdtdh="http://schemas.microsoft.com/office/word/2020/wordml/sdtdatahash" xmlns:w16sdtfl="http://schemas.microsoft.com/office/word/2024/wordml/sdtformatlock" xmlns:w16se="http://schemas.microsoft.com/office/word/2015/wordml/symex" xmlns:wpg="http://schemas.microsoft.com/office/word/2010/wordprocessingGroup" xmlns:wpi="http://schemas.microsoft.com/office/word/2010/wordprocessingInk" xmlns:wne="http://schemas.microsoft.com/office/word/2006/wordml" xmlns:wps="http://schemas.microsoft.com/office/word/2010/wordprocessingShape" mc:Ignorable="w14 w15 w16se w16cid w16 w16cex w16sdtdh w16sdtfl w16du wp14">
   <w:body>
     <w:p>
       <w:pPr>
         <w:jc w:val="center"/>
         <w:rPr>
-          <w:rFonts w:ascii="Arial" w:cs="Arial" w:eastAsia="Arial" w:hAnsi="Arial"/>
-          <w:b w:val="1"/>
-          <w:bCs w:val="1"/>
+          <w:rFonts w:ascii="Arial" w:eastAsia="Arial" w:hAnsi="Arial" w:cs="Arial"/>
+          <w:b/>
+          <w:bCs/>
           <w:sz w:val="32"/>
           <w:szCs w:val="32"/>
         </w:rPr>
       </w:pPr>
       <w:r>
         <w:rPr>
-          <w:rFonts w:ascii="Arial" w:cs="Arial" w:eastAsia="Arial" w:hAnsi="Arial"/>
-          <w:b w:val="1"/>
-          <w:bCs w:val="1"/>
+          <w:rFonts w:ascii="Arial" w:eastAsia="Arial" w:hAnsi="Arial" w:cs="Arial"/>
+          <w:b/>
+          <w:bCs/>
           <w:sz w:val="32"/>
           <w:szCs w:val="32"/>
-          <w:rtl w:val="0"/>
         </w:rPr>
-        <w:t xml:space="preserve">Financial Econometrics</w:t>
+        <w:t>Financial Econometrics</w:t>
       </w:r>
     </w:p>
     <w:p>
       <w:pPr>
         <w:jc w:val="center"/>
         <w:rPr>
-          <w:rFonts w:ascii="Arial" w:cs="Arial" w:eastAsia="Arial" w:hAnsi="Arial"/>
-          <w:b w:val="1"/>
-          <w:bCs w:val="1"/>
-          <w:i w:val="1"/>
-          <w:iCs w:val="1"/>
+          <w:rFonts w:ascii="Arial" w:eastAsia="Arial" w:hAnsi="Arial" w:cs="Arial"/>
+          <w:b/>
+          <w:bCs/>
+          <w:i/>
+          <w:iCs/>
         </w:rPr>
       </w:pPr>
       <w:r>
         <w:rPr>
-          <w:rFonts w:ascii="Arial" w:cs="Arial" w:eastAsia="Arial" w:hAnsi="Arial"/>
-          <w:i w:val="1"/>
-          <w:iCs w:val="1"/>
-          <w:rtl w:val="0"/>
+          <w:rFonts w:ascii="Arial" w:eastAsia="Arial" w:hAnsi="Arial" w:cs="Arial"/>
+          <w:i/>
+          <w:iCs/>
         </w:rPr>
-        <w:t xml:space="preserve">Solution Sheet on Problem Set 5</w:t>
+        <w:t>Solution Sheet on Problem Set 5</w:t>
+      </w:r>
+    </w:p>
+    <w:p>
+      <w:pPr>
+        <w:jc w:val="center"/>
+        <w:rPr>
+          <w:rFonts w:ascii="Arial" w:eastAsia="Arial" w:hAnsi="Arial" w:cs="Arial"/>
+          <w:b/>
+          <w:bCs/>
+        </w:rPr>
+      </w:pPr>
+      <w:r>
+        <w:rPr>
+          <w:rFonts w:ascii="Arial" w:eastAsia="Arial" w:hAnsi="Arial" w:cs="Arial"/>
+          <w:b/>
+          <w:bCs/>
+        </w:rPr>
+        <w:t>OLS</w:t>
+      </w:r>
+    </w:p>
+    <w:p>
+      <w:pPr>
+        <w:jc w:val="center"/>
+        <w:rPr>
+          <w:rFonts w:ascii="Arial" w:eastAsia="Arial" w:hAnsi="Arial" w:cs="Arial"/>
+          <w:b/>
+          <w:bCs/>
+        </w:rPr>
+      </w:pPr>
+    </w:p>
+    <w:p>
+      <w:pPr>
+        <w:jc w:val="center"/>
+        <w:rPr>
+          <w:rFonts w:ascii="Arial" w:eastAsia="Arial" w:hAnsi="Arial" w:cs="Arial"/>
+          <w:sz w:val="20"/>
+          <w:szCs w:val="20"/>
+        </w:rPr>
+      </w:pPr>
+      <w:r>
+        <w:rPr>
+          <w:rFonts w:ascii="Arial" w:eastAsia="Arial" w:hAnsi="Arial" w:cs="Arial"/>
+          <w:sz w:val="20"/>
+          <w:szCs w:val="20"/>
+        </w:rPr>
+        <w:t>Deadline: 28/04/2026</w:t>
+      </w:r>
+    </w:p>
+    <w:p>
+      <w:pPr>
+        <w:jc w:val="center"/>
+        <w:rPr>
+          <w:rFonts w:ascii="Arial" w:eastAsia="Arial" w:hAnsi="Arial" w:cs="Arial"/>
+          <w:b/>
+          <w:bCs/>
+        </w:rPr>
+      </w:pPr>
+      <w:r>
+        <w:rPr>
+          <w:rFonts w:ascii="Arial" w:eastAsia="Arial" w:hAnsi="Arial" w:cs="Arial"/>
+          <w:b/>
+          <w:bCs/>
+        </w:rPr>
+        <w:t>Solved by: Nilufar Ismayilova, Adriano Lama, Cyril Gabriele</w:t>
       </w:r>
       <w:r>
         <w:rPr>
-          <w:rtl w:val="0"/>
+          <w:rFonts w:ascii="Arial" w:eastAsia="Arial" w:hAnsi="Arial" w:cs="Arial"/>
+          <w:b/>
+          <w:bCs/>
         </w:rPr>
-      </w:r>
-    </w:p>
-    <w:p>
-      <w:pPr>
-        <w:jc w:val="center"/>
-        <w:rPr>
-          <w:rFonts w:ascii="Arial" w:cs="Arial" w:eastAsia="Arial" w:hAnsi="Arial"/>
-          <w:b w:val="1"/>
-          <w:bCs w:val="1"/>
-        </w:rPr>
-      </w:pPr>
-      <w:r>
-        <w:rPr>
-          <w:rFonts w:ascii="Arial" w:cs="Arial" w:eastAsia="Arial" w:hAnsi="Arial"/>
-          <w:b w:val="1"/>
-          <w:bCs w:val="1"/>
-          <w:rtl w:val="0"/>
-        </w:rPr>
-        <w:t xml:space="preserve">OLS</w:t>
-      </w:r>
-    </w:p>
-    <w:p>
-      <w:pPr>
-        <w:jc w:val="center"/>
-        <w:rPr>
-          <w:rFonts w:ascii="Arial" w:cs="Arial" w:eastAsia="Arial" w:hAnsi="Arial"/>
-          <w:b w:val="1"/>
-          <w:bCs w:val="1"/>
-        </w:rPr>
-      </w:pPr>
-      <w:r>
-        <w:rPr>
-          <w:rtl w:val="0"/>
-        </w:rPr>
-      </w:r>
-    </w:p>
-    <w:p>
-      <w:pPr>
-        <w:jc w:val="center"/>
-        <w:rPr>
-          <w:rFonts w:ascii="Arial" w:cs="Arial" w:eastAsia="Arial" w:hAnsi="Arial"/>
-          <w:sz w:val="20"/>
-          <w:szCs w:val="20"/>
-        </w:rPr>
-      </w:pPr>
-      <w:r>
-        <w:rPr>
-          <w:rFonts w:ascii="Arial" w:cs="Arial" w:eastAsia="Arial" w:hAnsi="Arial"/>
-          <w:sz w:val="20"/>
-          <w:szCs w:val="20"/>
-          <w:rtl w:val="0"/>
-        </w:rPr>
-        <w:t xml:space="preserve">Deadline: 28/04/2026</w:t>
-      </w:r>
-    </w:p>
-    <w:p>
-      <w:pPr>
-        <w:jc w:val="center"/>
-        <w:rPr>
-          <w:rFonts w:ascii="Arial" w:cs="Arial" w:eastAsia="Arial" w:hAnsi="Arial"/>
-          <w:b w:val="1"/>
-          <w:bCs w:val="1"/>
-        </w:rPr>
-      </w:pPr>
-      <w:r>
-        <w:rPr>
-          <w:rFonts w:ascii="Arial" w:cs="Arial" w:eastAsia="Arial" w:hAnsi="Arial"/>
-          <w:b w:val="1"/>
-          <w:bCs w:val="1"/>
-          <w:rtl w:val="0"/>
-        </w:rPr>
-        <w:t xml:space="preserve">Solved by: </w:t>
-      </w:r>
-      <w:r>
-        <w:rPr>
-          <w:rFonts w:ascii="Arial" w:cs="Arial" w:eastAsia="Arial" w:hAnsi="Arial"/>
-          <w:b w:val="1"/>
-          <w:bCs w:val="1"/>
-          <w:rtl w:val="0"/>
-        </w:rPr>
-        <w:t xml:space="preserve">Nilufar Ismayilova, Adriano Lama, Cyril Gabriele</w:t>
-      </w:r>
-      <w:r>
-        <w:rPr>
-          <w:rFonts w:ascii="Arial" w:cs="Arial" w:eastAsia="Arial" w:hAnsi="Arial"/>
-          <w:b w:val="1"/>
-          <w:bCs w:val="1"/>
-          <w:rtl w:val="0"/>
-        </w:rPr>
-        <w:br w:type="textWrapping"/>
+        <w:br/>
       </w:r>
     </w:p>
     <w:tbl>
       <w:tblPr>
-        <w:tblStyle w:val="Table1"/>
-        <w:tblW w:w="9405.0" w:type="dxa"/>
-        <w:jc w:val="left"/>
+        <w:tblStyle w:val="a"/>
+        <w:tblW w:w="9405" w:type="dxa"/>
+        <w:tblInd w:w="0" w:type="dxa"/>
         <w:tblBorders>
-          <w:top w:color="000000" w:space="0" w:sz="4" w:val="single"/>
-          <w:left w:color="000000" w:space="0" w:sz="4" w:val="single"/>
-          <w:bottom w:color="000000" w:space="0" w:sz="4" w:val="single"/>
-          <w:right w:color="000000" w:space="0" w:sz="4" w:val="single"/>
-          <w:insideH w:color="000000" w:space="0" w:sz="4" w:val="single"/>
-          <w:insideV w:color="000000" w:space="0" w:sz="4" w:val="single"/>
+          <w:top w:val="single" w:sz="4" w:space="0" w:color="000000"/>
+          <w:left w:val="single" w:sz="4" w:space="0" w:color="000000"/>
+          <w:bottom w:val="single" w:sz="4" w:space="0" w:color="000000"/>
+          <w:right w:val="single" w:sz="4" w:space="0" w:color="000000"/>
+          <w:insideH w:val="single" w:sz="4" w:space="0" w:color="000000"/>
+          <w:insideV w:val="single" w:sz="4" w:space="0" w:color="000000"/>
         </w:tblBorders>
         <w:tblLayout w:type="fixed"/>
-        <w:tblLook w:val="0400"/>
+        <w:tblLook w:val="0400" w:firstRow="0" w:lastRow="0" w:firstColumn="0" w:lastColumn="0" w:noHBand="0" w:noVBand="1"/>
       </w:tblPr>
       <w:tblGrid>
         <w:gridCol w:w="3495"/>
         <w:gridCol w:w="5010"/>
         <w:gridCol w:w="900"/>
-        <w:tblGridChange w:id="0">
-          <w:tblGrid>
-            <w:gridCol w:w="3495"/>
-            <w:gridCol w:w="5010"/>
-            <w:gridCol w:w="900"/>
-          </w:tblGrid>
-        </w:tblGridChange>
       </w:tblGrid>
       <w:tr>
-        <w:trPr>
-          <w:cantSplit w:val="0"/>
-          <w:tblHeader w:val="0"/>
-        </w:trPr>
         <w:tc>
-          <w:tcPr/>
+          <w:tcPr>
+            <w:tcW w:w="3495" w:type="dxa"/>
+          </w:tcPr>
           <w:p>
             <w:pPr>
               <w:jc w:val="center"/>
               <w:rPr>
-                <w:rFonts w:ascii="Arial" w:cs="Arial" w:eastAsia="Arial" w:hAnsi="Arial"/>
-                <w:b w:val="1"/>
-                <w:bCs w:val="1"/>
+                <w:rFonts w:ascii="Arial" w:eastAsia="Arial" w:hAnsi="Arial" w:cs="Arial"/>
+                <w:b/>
+                <w:bCs/>
                 <w:sz w:val="20"/>
                 <w:szCs w:val="20"/>
               </w:rPr>
             </w:pPr>
             <w:r>
               <w:rPr>
-                <w:rFonts w:ascii="Arial" w:cs="Arial" w:eastAsia="Arial" w:hAnsi="Arial"/>
-                <w:b w:val="1"/>
-                <w:bCs w:val="1"/>
+                <w:rFonts w:ascii="Arial" w:eastAsia="Arial" w:hAnsi="Arial" w:cs="Arial"/>
+                <w:b/>
+                <w:bCs/>
                 <w:sz w:val="20"/>
                 <w:szCs w:val="20"/>
-                <w:rtl w:val="0"/>
-              </w:rPr>
-              <w:t xml:space="preserve">Task</w:t>
+              </w:rPr>
+              <w:t>Task</w:t>
             </w:r>
           </w:p>
         </w:tc>
         <w:tc>
-          <w:tcPr/>
+          <w:tcPr>
+            <w:tcW w:w="5010" w:type="dxa"/>
+          </w:tcPr>
           <w:p>
             <w:pPr>
               <w:jc w:val="center"/>
               <w:rPr>
-                <w:rFonts w:ascii="Arial" w:cs="Arial" w:eastAsia="Arial" w:hAnsi="Arial"/>
-                <w:b w:val="1"/>
-                <w:bCs w:val="1"/>
+                <w:rFonts w:ascii="Arial" w:eastAsia="Arial" w:hAnsi="Arial" w:cs="Arial"/>
+                <w:b/>
+                <w:bCs/>
                 <w:sz w:val="20"/>
                 <w:szCs w:val="20"/>
               </w:rPr>
             </w:pPr>
-            <w:r>
-              <w:rPr>
-                <w:rtl w:val="0"/>
-              </w:rPr>
-            </w:r>
           </w:p>
         </w:tc>
         <w:tc>
-          <w:tcPr/>
+          <w:tcPr>
+            <w:tcW w:w="900" w:type="dxa"/>
+          </w:tcPr>
           <w:p>
             <w:pPr>
               <w:jc w:val="center"/>
               <w:rPr>
-                <w:rFonts w:ascii="Arial" w:cs="Arial" w:eastAsia="Arial" w:hAnsi="Arial"/>
-                <w:b w:val="1"/>
-                <w:bCs w:val="1"/>
+                <w:rFonts w:ascii="Arial" w:eastAsia="Arial" w:hAnsi="Arial" w:cs="Arial"/>
+                <w:b/>
+                <w:bCs/>
                 <w:color w:val="006400"/>
                 <w:sz w:val="20"/>
                 <w:szCs w:val="20"/>
@@ -236,141 +200,104 @@
             </w:pPr>
             <w:r>
               <w:rPr>
-                <w:rFonts w:ascii="Arial" w:cs="Arial" w:eastAsia="Arial" w:hAnsi="Arial"/>
-                <w:b w:val="1"/>
-                <w:bCs w:val="1"/>
+                <w:rFonts w:ascii="Arial" w:eastAsia="Arial" w:hAnsi="Arial" w:cs="Arial"/>
+                <w:b/>
+                <w:bCs/>
                 <w:color w:val="006400"/>
                 <w:sz w:val="20"/>
                 <w:szCs w:val="20"/>
-                <w:rtl w:val="0"/>
-              </w:rPr>
-              <w:t xml:space="preserve">Points Earned</w:t>
+              </w:rPr>
+              <w:t>Points Earned</w:t>
             </w:r>
           </w:p>
         </w:tc>
       </w:tr>
       <w:tr>
-        <w:trPr>
-          <w:cantSplit w:val="0"/>
-          <w:tblHeader w:val="0"/>
-        </w:trPr>
         <w:tc>
-          <w:tcPr/>
-          <w:p>
-            <w:pPr>
-              <w:rPr>
-                <w:b w:val="1"/>
-                <w:bCs w:val="1"/>
-              </w:rPr>
-            </w:pPr>
-            <w:r>
-              <w:rPr>
-                <w:rtl w:val="0"/>
-              </w:rPr>
+          <w:tcPr>
+            <w:tcW w:w="3495" w:type="dxa"/>
+          </w:tcPr>
+          <w:p>
+            <w:pPr>
+              <w:rPr>
+                <w:b/>
+                <w:bCs/>
+              </w:rPr>
+            </w:pPr>
+            <w:r>
               <w:t xml:space="preserve">1. </w:t>
             </w:r>
             <w:r>
               <w:rPr>
-                <w:rFonts w:ascii="Arial" w:cs="Arial" w:eastAsia="Arial" w:hAnsi="Arial"/>
+                <w:rFonts w:ascii="Arial" w:eastAsia="Arial" w:hAnsi="Arial" w:cs="Arial"/>
                 <w:sz w:val="27"/>
                 <w:szCs w:val="27"/>
-                <w:rtl w:val="0"/>
               </w:rPr>
               <w:t xml:space="preserve">Starting your sample in March 1991, estimate the Fama-French model on the quarter-on-quarter returns of fund4. </w:t>
             </w:r>
             <w:r>
               <w:rPr>
-                <w:rFonts w:ascii="Arial" w:cs="Arial" w:eastAsia="Arial" w:hAnsi="Arial"/>
-                <w:b w:val="1"/>
-                <w:bCs w:val="1"/>
+                <w:rFonts w:ascii="Arial" w:eastAsia="Arial" w:hAnsi="Arial" w:cs="Arial"/>
+                <w:b/>
+                <w:bCs/>
                 <w:sz w:val="27"/>
                 <w:szCs w:val="27"/>
-                <w:rtl w:val="0"/>
-              </w:rPr>
-              <w:t xml:space="preserve">(1 point)</w:t>
-            </w:r>
-            <w:r>
-              <w:rPr>
-                <w:rtl w:val="0"/>
-              </w:rPr>
-            </w:r>
-          </w:p>
-          <w:p>
-            <w:pPr>
-              <w:rPr>
-                <w:b w:val="1"/>
-                <w:bCs w:val="1"/>
-              </w:rPr>
-            </w:pPr>
-            <w:r>
-              <w:rPr>
-                <w:rtl w:val="0"/>
-              </w:rPr>
-            </w:r>
-          </w:p>
-          <w:p>
-            <w:pPr>
-              <w:keepNext w:val="0"/>
-              <w:keepLines w:val="0"/>
-              <w:pageBreakBefore w:val="0"/>
-              <w:widowControl w:val="1"/>
+              </w:rPr>
+              <w:t>(1 point)</w:t>
+            </w:r>
+          </w:p>
+          <w:p>
+            <w:pPr>
+              <w:rPr>
+                <w:b/>
+                <w:bCs/>
+              </w:rPr>
+            </w:pPr>
+          </w:p>
+          <w:p>
+            <w:pPr>
               <w:pBdr>
-                <w:top w:space="0" w:sz="0" w:val="nil"/>
-                <w:left w:space="0" w:sz="0" w:val="nil"/>
-                <w:bottom w:space="0" w:sz="0" w:val="nil"/>
-                <w:right w:space="0" w:sz="0" w:val="nil"/>
-                <w:between w:space="0" w:sz="0" w:val="nil"/>
+                <w:top w:val="nil"/>
+                <w:left w:val="nil"/>
+                <w:bottom w:val="nil"/>
+                <w:right w:val="nil"/>
+                <w:between w:val="nil"/>
               </w:pBdr>
-              <w:shd w:fill="auto" w:val="clear"/>
-              <w:spacing w:after="0" w:before="0" w:line="240" w:lineRule="auto"/>
-              <w:ind w:left="0" w:right="0" w:firstLine="0"/>
-              <w:jc w:val="left"/>
-              <w:rPr>
-                <w:rFonts w:ascii="Times New Roman" w:cs="Times New Roman" w:eastAsia="Times New Roman" w:hAnsi="Times New Roman"/>
-                <w:b w:val="0"/>
-                <w:bCs w:val="0"/>
-                <w:i w:val="0"/>
-                <w:iCs w:val="0"/>
-                <w:smallCaps w:val="0"/>
-                <w:strike w:val="0"/>
+              <w:rPr>
                 <w:color w:val="000000"/>
-                <w:sz w:val="24"/>
-                <w:szCs w:val="24"/>
-                <w:u w:val="none"/>
-                <w:shd w:fill="auto" w:val="clear"/>
-                <w:vertAlign w:val="baseline"/>
-              </w:rPr>
-            </w:pPr>
-            <w:r>
-              <w:rPr>
-                <w:rtl w:val="0"/>
-              </w:rPr>
-            </w:r>
-          </w:p>
-          <w:p>
-            <w:pPr>
-              <w:ind w:left="22" w:firstLine="0"/>
-              <w:rPr/>
-            </w:pPr>
-            <w:r>
-              <w:rPr>
-                <w:rtl w:val="0"/>
-              </w:rPr>
-            </w:r>
+              </w:rPr>
+            </w:pPr>
+          </w:p>
+          <w:p>
+            <w:pPr>
+              <w:ind w:left="22"/>
+            </w:pPr>
           </w:p>
         </w:tc>
         <w:tc>
-          <w:tcPr/>
-          <w:p>
-            <w:pPr>
-              <w:spacing w:after="240" w:before="240" w:lineRule="auto"/>
-              <w:rPr/>
-            </w:pPr>
-            <w:r>
-              <w:rPr>
-                <w:rtl w:val="0"/>
-              </w:rPr>
-              <w:t xml:space="preserve">Starting in March 1991, the OLS estimation of the Fama-French model for fund4 qoq log excess returns gives:</w:t>
+          <w:tcPr>
+            <w:tcW w:w="5010" w:type="dxa"/>
+          </w:tcPr>
+          <w:p>
+            <w:pPr>
+              <w:spacing w:before="240" w:after="240"/>
+            </w:pPr>
+            <w:r>
+              <w:t>Starting in March 1991, the OLS estimation of the Fama-French model for fund</w:t>
+            </w:r>
+            <w:r>
+              <w:t>2</w:t>
+            </w:r>
+            <w:r>
+              <w:t xml:space="preserve"> </w:t>
+            </w:r>
+            <w:proofErr w:type="spellStart"/>
+            <w:r>
+              <w:t>qoq</w:t>
+            </w:r>
+            <w:proofErr w:type="spellEnd"/>
+            <w:r>
+              <w:t xml:space="preserve"> log excess returns gives:</w:t>
             </w:r>
           </w:p>
           <w:p>
@@ -379,17 +306,21 @@
                 <w:ilvl w:val="0"/>
                 <w:numId w:val="5"/>
               </w:numPr>
-              <w:spacing w:after="0" w:afterAutospacing="0" w:before="240" w:lineRule="auto"/>
-              <w:ind w:left="720" w:hanging="360"/>
+              <w:spacing w:before="240"/>
               <w:rPr>
                 <w:color w:val="000000"/>
               </w:rPr>
             </w:pPr>
             <w:r>
-              <w:rPr>
-                <w:rtl w:val="0"/>
-              </w:rPr>
-              <w:t xml:space="preserve">alpha (const) = 0.839</w:t>
+              <w:t>alpha (</w:t>
+            </w:r>
+            <w:proofErr w:type="spellStart"/>
+            <w:r>
+              <w:t>const</w:t>
+            </w:r>
+            <w:proofErr w:type="spellEnd"/>
+            <w:r>
+              <w:t>) = 0.839</w:t>
             </w:r>
           </w:p>
           <w:p>
@@ -398,17 +329,20 @@
                 <w:ilvl w:val="0"/>
                 <w:numId w:val="5"/>
               </w:numPr>
-              <w:spacing w:after="0" w:afterAutospacing="0" w:before="0" w:beforeAutospacing="0" w:lineRule="auto"/>
-              <w:ind w:left="720" w:hanging="360"/>
               <w:rPr>
                 <w:color w:val="000000"/>
               </w:rPr>
             </w:pPr>
             <w:r>
-              <w:rPr>
-                <w:rtl w:val="0"/>
-              </w:rPr>
-              <w:t xml:space="preserve">beta on mktrf_qoq = 0.663</w:t>
+              <w:t xml:space="preserve">beta on </w:t>
+            </w:r>
+            <w:proofErr w:type="spellStart"/>
+            <w:r>
+              <w:t>mktrf_qoq</w:t>
+            </w:r>
+            <w:proofErr w:type="spellEnd"/>
+            <w:r>
+              <w:t xml:space="preserve"> = 0.663</w:t>
             </w:r>
           </w:p>
           <w:p>
@@ -417,17 +351,20 @@
                 <w:ilvl w:val="0"/>
                 <w:numId w:val="5"/>
               </w:numPr>
-              <w:spacing w:after="0" w:afterAutospacing="0" w:before="0" w:beforeAutospacing="0" w:lineRule="auto"/>
-              <w:ind w:left="720" w:hanging="360"/>
               <w:rPr>
                 <w:color w:val="000000"/>
               </w:rPr>
             </w:pPr>
             <w:r>
-              <w:rPr>
-                <w:rtl w:val="0"/>
-              </w:rPr>
-              <w:t xml:space="preserve">beta on smb_qoq = 0.223</w:t>
+              <w:t xml:space="preserve">beta on </w:t>
+            </w:r>
+            <w:proofErr w:type="spellStart"/>
+            <w:r>
+              <w:t>smb_qoq</w:t>
+            </w:r>
+            <w:proofErr w:type="spellEnd"/>
+            <w:r>
+              <w:t xml:space="preserve"> = 0.223</w:t>
             </w:r>
           </w:p>
           <w:p>
@@ -436,29 +373,29 @@
                 <w:ilvl w:val="0"/>
                 <w:numId w:val="5"/>
               </w:numPr>
-              <w:spacing w:after="240" w:before="0" w:beforeAutospacing="0" w:lineRule="auto"/>
-              <w:ind w:left="720" w:hanging="360"/>
+              <w:spacing w:after="240"/>
               <w:rPr>
                 <w:color w:val="000000"/>
               </w:rPr>
             </w:pPr>
             <w:r>
-              <w:rPr>
-                <w:rtl w:val="0"/>
-              </w:rPr>
-              <w:t xml:space="preserve">beta on hml_qoq = 0.423</w:t>
-            </w:r>
-          </w:p>
-          <w:p>
-            <w:pPr>
-              <w:spacing w:after="240" w:before="240" w:lineRule="auto"/>
-              <w:rPr/>
-            </w:pPr>
-            <w:r>
-              <w:rPr>
-                <w:rtl w:val="0"/>
-              </w:rPr>
-              <w:t xml:space="preserve">Additional regression output:</w:t>
+              <w:t xml:space="preserve">beta on </w:t>
+            </w:r>
+            <w:proofErr w:type="spellStart"/>
+            <w:r>
+              <w:t>hml_qoq</w:t>
+            </w:r>
+            <w:proofErr w:type="spellEnd"/>
+            <w:r>
+              <w:t xml:space="preserve"> = 0.423</w:t>
+            </w:r>
+          </w:p>
+          <w:p>
+            <w:pPr>
+              <w:spacing w:before="240" w:after="240"/>
+            </w:pPr>
+            <w:r>
+              <w:t>Additional regression output:</w:t>
             </w:r>
           </w:p>
           <w:p>
@@ -467,17 +404,13 @@
                 <w:ilvl w:val="0"/>
                 <w:numId w:val="6"/>
               </w:numPr>
-              <w:spacing w:after="0" w:afterAutospacing="0" w:before="240" w:lineRule="auto"/>
-              <w:ind w:left="720" w:hanging="360"/>
+              <w:spacing w:before="240"/>
               <w:rPr>
                 <w:color w:val="000000"/>
               </w:rPr>
             </w:pPr>
             <w:r>
-              <w:rPr>
-                <w:rtl w:val="0"/>
-              </w:rPr>
-              <w:t xml:space="preserve">R² = 0.691</w:t>
+              <w:t>R² = 0.691</w:t>
             </w:r>
           </w:p>
           <w:p>
@@ -486,66 +419,53 @@
                 <w:ilvl w:val="0"/>
                 <w:numId w:val="6"/>
               </w:numPr>
-              <w:spacing w:after="240" w:before="0" w:beforeAutospacing="0" w:lineRule="auto"/>
-              <w:ind w:left="720" w:hanging="360"/>
+              <w:spacing w:after="240"/>
               <w:rPr>
                 <w:color w:val="000000"/>
               </w:rPr>
             </w:pPr>
             <w:r>
-              <w:rPr>
-                <w:rtl w:val="0"/>
-              </w:rPr>
-              <w:t xml:space="preserve">Number of observations = 215</w:t>
+              <w:t>Number of observations = 215</w:t>
             </w:r>
           </w:p>
         </w:tc>
         <w:tc>
-          <w:tcPr/>
-          <w:p>
-            <w:pPr>
-              <w:rPr>
-                <w:rFonts w:ascii="Arial" w:cs="Arial" w:eastAsia="Arial" w:hAnsi="Arial"/>
-                <w:b w:val="1"/>
-                <w:bCs w:val="1"/>
+          <w:tcPr>
+            <w:tcW w:w="900" w:type="dxa"/>
+          </w:tcPr>
+          <w:p>
+            <w:pPr>
+              <w:rPr>
+                <w:rFonts w:ascii="Arial" w:eastAsia="Arial" w:hAnsi="Arial" w:cs="Arial"/>
+                <w:b/>
+                <w:bCs/>
                 <w:sz w:val="26"/>
                 <w:szCs w:val="26"/>
               </w:rPr>
             </w:pPr>
-            <w:r>
-              <w:rPr>
-                <w:rtl w:val="0"/>
-              </w:rPr>
-            </w:r>
           </w:p>
         </w:tc>
       </w:tr>
       <w:tr>
-        <w:trPr>
-          <w:cantSplit w:val="0"/>
-          <w:tblHeader w:val="0"/>
-        </w:trPr>
         <w:tc>
-          <w:tcPr/>
-          <w:p>
-            <w:pPr>
-              <w:rPr>
-                <w:b w:val="1"/>
-                <w:bCs w:val="1"/>
-              </w:rPr>
-            </w:pPr>
-            <w:r>
-              <w:rPr>
-                <w:rtl w:val="0"/>
-              </w:rPr>
+          <w:tcPr>
+            <w:tcW w:w="3495" w:type="dxa"/>
+          </w:tcPr>
+          <w:p>
+            <w:pPr>
+              <w:rPr>
+                <w:b/>
+                <w:bCs/>
+              </w:rPr>
+            </w:pPr>
+            <w:r>
               <w:t xml:space="preserve">2. </w:t>
             </w:r>
             <w:r>
               <w:rPr>
-                <w:rFonts w:ascii="Arial" w:cs="Arial" w:eastAsia="Arial" w:hAnsi="Arial"/>
+                <w:rFonts w:ascii="Arial" w:eastAsia="Arial" w:hAnsi="Arial" w:cs="Arial"/>
                 <w:sz w:val="27"/>
                 <w:szCs w:val="27"/>
-                <w:rtl w:val="0"/>
               </w:rPr>
               <w:t xml:space="preserve">Construct one artificial batch of </w:t>
             </w:r>
@@ -554,7 +474,7 @@
                 <m:sSubSupPr>
                   <m:ctrlPr>
                     <w:rPr>
-                      <w:rFonts w:ascii="Cambria Math" w:cs="Cambria Math" w:eastAsia="Cambria Math" w:hAnsi="Cambria Math"/>
+                      <w:rFonts w:ascii="Cambria Math" w:eastAsia="Cambria Math" w:hAnsi="Cambria Math" w:cs="Cambria Math"/>
                       <w:sz w:val="27"/>
                       <w:szCs w:val="27"/>
                     </w:rPr>
@@ -563,50 +483,48 @@
                 <m:e>
                   <m:r>
                     <w:rPr>
-                      <w:rFonts w:ascii="Cambria Math" w:cs="Cambria Math" w:eastAsia="Cambria Math" w:hAnsi="Cambria Math"/>
+                      <w:rFonts w:ascii="Cambria Math" w:eastAsia="Cambria Math" w:hAnsi="Cambria Math" w:cs="Cambria Math"/>
                       <w:sz w:val="27"/>
                       <w:szCs w:val="27"/>
                     </w:rPr>
-                    <m:t xml:space="preserve">R</m:t>
+                    <m:t>R</m:t>
                   </m:r>
                 </m:e>
                 <m:sub>
                   <m:r>
                     <w:rPr>
-                      <w:rFonts w:ascii="Cambria Math" w:cs="Cambria Math" w:eastAsia="Cambria Math" w:hAnsi="Cambria Math"/>
+                      <w:rFonts w:ascii="Cambria Math" w:eastAsia="Cambria Math" w:hAnsi="Cambria Math" w:cs="Cambria Math"/>
                       <w:sz w:val="27"/>
                       <w:szCs w:val="27"/>
                     </w:rPr>
-                    <m:t xml:space="preserve">t</m:t>
+                    <m:t>t</m:t>
                   </m:r>
                 </m:sub>
                 <m:sup>
                   <m:r>
                     <w:rPr>
-                      <w:rFonts w:ascii="Cambria Math" w:cs="Cambria Math" w:eastAsia="Cambria Math" w:hAnsi="Cambria Math"/>
+                      <w:rFonts w:ascii="Cambria Math" w:eastAsia="Cambria Math" w:hAnsi="Cambria Math" w:cs="Cambria Math"/>
                       <w:sz w:val="27"/>
                       <w:szCs w:val="27"/>
                     </w:rPr>
-                    <m:t xml:space="preserve">*</m:t>
+                    <m:t>*</m:t>
                   </m:r>
                 </m:sup>
               </m:sSubSup>
             </m:oMath>
             <w:r>
               <w:rPr>
-                <w:rFonts w:ascii="Arial" w:cs="Arial" w:eastAsia="Arial" w:hAnsi="Arial"/>
+                <w:rFonts w:ascii="Arial" w:eastAsia="Arial" w:hAnsi="Arial" w:cs="Arial"/>
                 <w:sz w:val="18"/>
                 <w:szCs w:val="18"/>
-                <w:rtl w:val="0"/>
               </w:rPr>
               <w:t xml:space="preserve"> </w:t>
             </w:r>
             <w:r>
               <w:rPr>
-                <w:rFonts w:ascii="Arial" w:cs="Arial" w:eastAsia="Arial" w:hAnsi="Arial"/>
+                <w:rFonts w:ascii="Arial" w:eastAsia="Arial" w:hAnsi="Arial" w:cs="Arial"/>
                 <w:sz w:val="27"/>
                 <w:szCs w:val="27"/>
-                <w:rtl w:val="0"/>
               </w:rPr>
               <w:t xml:space="preserve">using resampled </w:t>
             </w:r>
@@ -615,7 +533,7 @@
                 <m:sSubSupPr>
                   <m:ctrlPr>
                     <w:rPr>
-                      <w:rFonts w:ascii="Cambria Math" w:cs="Cambria Math" w:eastAsia="Cambria Math" w:hAnsi="Cambria Math"/>
+                      <w:rFonts w:ascii="Cambria Math" w:eastAsia="Cambria Math" w:hAnsi="Cambria Math" w:cs="Cambria Math"/>
                       <w:sz w:val="27"/>
                       <w:szCs w:val="27"/>
                     </w:rPr>
@@ -624,93 +542,74 @@
                 <m:e>
                   <m:r>
                     <w:rPr>
-                      <w:rFonts w:ascii="Cambria Math" w:cs="Cambria Math" w:eastAsia="Cambria Math" w:hAnsi="Cambria Math"/>
+                      <w:rFonts w:ascii="Cambria Math" w:eastAsia="Cambria Math" w:hAnsi="Cambria Math" w:cs="Cambria Math"/>
                       <w:sz w:val="27"/>
                       <w:szCs w:val="27"/>
                     </w:rPr>
-                    <m:t xml:space="preserve">u</m:t>
+                    <m:t>u</m:t>
                   </m:r>
                 </m:e>
                 <m:sub>
                   <m:r>
                     <w:rPr>
-                      <w:rFonts w:ascii="Cambria Math" w:cs="Cambria Math" w:eastAsia="Cambria Math" w:hAnsi="Cambria Math"/>
+                      <w:rFonts w:ascii="Cambria Math" w:eastAsia="Cambria Math" w:hAnsi="Cambria Math" w:cs="Cambria Math"/>
                       <w:sz w:val="27"/>
                       <w:szCs w:val="27"/>
                     </w:rPr>
-                    <m:t xml:space="preserve">t</m:t>
+                    <m:t>t</m:t>
                   </m:r>
                 </m:sub>
                 <m:sup>
                   <m:r>
                     <w:rPr>
-                      <w:rFonts w:ascii="Cambria Math" w:cs="Cambria Math" w:eastAsia="Cambria Math" w:hAnsi="Cambria Math"/>
+                      <w:rFonts w:ascii="Cambria Math" w:eastAsia="Cambria Math" w:hAnsi="Cambria Math" w:cs="Cambria Math"/>
                       <w:sz w:val="27"/>
                       <w:szCs w:val="27"/>
                     </w:rPr>
-                    <m:t xml:space="preserve">*</m:t>
+                    <m:t>*</m:t>
                   </m:r>
                 </m:sup>
               </m:sSubSup>
             </m:oMath>
             <w:r>
               <w:rPr>
-                <w:rFonts w:ascii="Arial" w:cs="Arial" w:eastAsia="Arial" w:hAnsi="Arial"/>
+                <w:rFonts w:ascii="Arial" w:eastAsia="Arial" w:hAnsi="Arial" w:cs="Arial"/>
                 <w:sz w:val="18"/>
                 <w:szCs w:val="18"/>
-                <w:rtl w:val="0"/>
               </w:rPr>
               <w:t xml:space="preserve"> </w:t>
             </w:r>
             <w:r>
               <w:rPr>
-                <w:rFonts w:ascii="Arial" w:cs="Arial" w:eastAsia="Arial" w:hAnsi="Arial"/>
+                <w:rFonts w:ascii="Arial" w:eastAsia="Arial" w:hAnsi="Arial" w:cs="Arial"/>
                 <w:sz w:val="27"/>
                 <w:szCs w:val="27"/>
-                <w:rtl w:val="0"/>
               </w:rPr>
               <w:t xml:space="preserve">drawn (with replacement) from the residuals.  Re-estimate model (5) and report the coefficients. </w:t>
             </w:r>
             <w:r>
               <w:rPr>
-                <w:rFonts w:ascii="Arial" w:cs="Arial" w:eastAsia="Arial" w:hAnsi="Arial"/>
-                <w:b w:val="1"/>
-                <w:bCs w:val="1"/>
+                <w:rFonts w:ascii="Arial" w:eastAsia="Arial" w:hAnsi="Arial" w:cs="Arial"/>
+                <w:b/>
+                <w:bCs/>
                 <w:sz w:val="27"/>
                 <w:szCs w:val="27"/>
-                <w:rtl w:val="0"/>
-              </w:rPr>
-              <w:t xml:space="preserve">(2 points)</w:t>
-            </w:r>
-            <w:r>
-              <w:rPr>
-                <w:rtl w:val="0"/>
-              </w:rPr>
-            </w:r>
-          </w:p>
-          <w:p>
-            <w:pPr>
-              <w:rPr/>
-            </w:pPr>
-            <w:r>
-              <w:rPr>
-                <w:rtl w:val="0"/>
-              </w:rPr>
-            </w:r>
-          </w:p>
+              </w:rPr>
+              <w:t>(2 points)</w:t>
+            </w:r>
+          </w:p>
+          <w:p/>
         </w:tc>
         <w:tc>
-          <w:tcPr/>
-          <w:p>
-            <w:pPr>
-              <w:spacing w:after="240" w:before="240" w:lineRule="auto"/>
-              <w:rPr/>
-            </w:pPr>
-            <w:r>
-              <w:rPr>
-                <w:rtl w:val="0"/>
-              </w:rPr>
-              <w:t xml:space="preserve">Using one artificial sample constructed by resampling the residuals with replacement and re-estimating the model, the bootstrap coefficients are:</w:t>
+          <w:tcPr>
+            <w:tcW w:w="5010" w:type="dxa"/>
+          </w:tcPr>
+          <w:p>
+            <w:pPr>
+              <w:spacing w:before="240" w:after="240"/>
+            </w:pPr>
+            <w:r>
+              <w:t>Using one artificial sample constructed by resampling the residuals with replacement and re-estimating the model, the bootstrap coefficients are:</w:t>
             </w:r>
           </w:p>
           <w:p>
@@ -719,33 +618,43 @@
                 <w:ilvl w:val="0"/>
                 <w:numId w:val="4"/>
               </w:numPr>
-              <w:spacing w:after="0" w:afterAutospacing="0" w:before="240" w:lineRule="auto"/>
-              <w:ind w:left="720" w:hanging="360"/>
+              <w:spacing w:before="240"/>
               <w:rPr>
                 <w:color w:val="000000"/>
               </w:rPr>
             </w:pPr>
             <w:r>
               <w:rPr>
-                <w:b w:val="1"/>
-                <w:bCs w:val="1"/>
-                <w:rtl w:val="0"/>
-              </w:rPr>
-              <w:t xml:space="preserve">alpha (const)</w:t>
-            </w:r>
-            <w:r>
-              <w:rPr>
-                <w:rtl w:val="0"/>
-              </w:rPr>
+                <w:b/>
+                <w:bCs/>
+              </w:rPr>
+              <w:t>alpha (</w:t>
+            </w:r>
+            <w:proofErr w:type="spellStart"/>
+            <w:r>
+              <w:rPr>
+                <w:b/>
+                <w:bCs/>
+              </w:rPr>
+              <w:t>const</w:t>
+            </w:r>
+            <w:proofErr w:type="spellEnd"/>
+            <w:r>
+              <w:rPr>
+                <w:b/>
+                <w:bCs/>
+              </w:rPr>
+              <w:t>)</w:t>
+            </w:r>
+            <w:r>
               <w:t xml:space="preserve"> = </w:t>
             </w:r>
             <w:r>
               <w:rPr>
-                <w:b w:val="1"/>
-                <w:bCs w:val="1"/>
-                <w:rtl w:val="0"/>
-              </w:rPr>
-              <w:t xml:space="preserve">0.998</w:t>
+                <w:b/>
+                <w:bCs/>
+              </w:rPr>
+              <w:t>0.998</w:t>
             </w:r>
           </w:p>
           <w:p>
@@ -754,33 +663,35 @@
                 <w:ilvl w:val="0"/>
                 <w:numId w:val="4"/>
               </w:numPr>
-              <w:spacing w:after="0" w:afterAutospacing="0" w:before="0" w:beforeAutospacing="0" w:lineRule="auto"/>
-              <w:ind w:left="720" w:hanging="360"/>
               <w:rPr>
                 <w:color w:val="000000"/>
               </w:rPr>
             </w:pPr>
             <w:r>
               <w:rPr>
-                <w:b w:val="1"/>
-                <w:bCs w:val="1"/>
-                <w:rtl w:val="0"/>
-              </w:rPr>
-              <w:t xml:space="preserve">beta on mktrf_qoq</w:t>
-            </w:r>
-            <w:r>
-              <w:rPr>
-                <w:rtl w:val="0"/>
-              </w:rPr>
+                <w:b/>
+                <w:bCs/>
+              </w:rPr>
+              <w:t xml:space="preserve">beta on </w:t>
+            </w:r>
+            <w:proofErr w:type="spellStart"/>
+            <w:r>
+              <w:rPr>
+                <w:b/>
+                <w:bCs/>
+              </w:rPr>
+              <w:t>mktrf_qoq</w:t>
+            </w:r>
+            <w:proofErr w:type="spellEnd"/>
+            <w:r>
               <w:t xml:space="preserve"> = </w:t>
             </w:r>
             <w:r>
               <w:rPr>
-                <w:b w:val="1"/>
-                <w:bCs w:val="1"/>
-                <w:rtl w:val="0"/>
-              </w:rPr>
-              <w:t xml:space="preserve">0.674</w:t>
+                <w:b/>
+                <w:bCs/>
+              </w:rPr>
+              <w:t>0.674</w:t>
             </w:r>
           </w:p>
           <w:p>
@@ -789,33 +700,35 @@
                 <w:ilvl w:val="0"/>
                 <w:numId w:val="4"/>
               </w:numPr>
-              <w:spacing w:after="0" w:afterAutospacing="0" w:before="0" w:beforeAutospacing="0" w:lineRule="auto"/>
-              <w:ind w:left="720" w:hanging="360"/>
               <w:rPr>
                 <w:color w:val="000000"/>
               </w:rPr>
             </w:pPr>
             <w:r>
               <w:rPr>
-                <w:b w:val="1"/>
-                <w:bCs w:val="1"/>
-                <w:rtl w:val="0"/>
-              </w:rPr>
-              <w:t xml:space="preserve">beta on smb_qoq</w:t>
-            </w:r>
-            <w:r>
-              <w:rPr>
-                <w:rtl w:val="0"/>
-              </w:rPr>
+                <w:b/>
+                <w:bCs/>
+              </w:rPr>
+              <w:t xml:space="preserve">beta on </w:t>
+            </w:r>
+            <w:proofErr w:type="spellStart"/>
+            <w:r>
+              <w:rPr>
+                <w:b/>
+                <w:bCs/>
+              </w:rPr>
+              <w:t>smb_qoq</w:t>
+            </w:r>
+            <w:proofErr w:type="spellEnd"/>
+            <w:r>
               <w:t xml:space="preserve"> = </w:t>
             </w:r>
             <w:r>
               <w:rPr>
-                <w:b w:val="1"/>
-                <w:bCs w:val="1"/>
-                <w:rtl w:val="0"/>
-              </w:rPr>
-              <w:t xml:space="preserve">0.201</w:t>
+                <w:b/>
+                <w:bCs/>
+              </w:rPr>
+              <w:t>0.201</w:t>
             </w:r>
           </w:p>
           <w:p>
@@ -824,139 +737,114 @@
                 <w:ilvl w:val="0"/>
                 <w:numId w:val="4"/>
               </w:numPr>
-              <w:spacing w:after="240" w:before="0" w:beforeAutospacing="0" w:lineRule="auto"/>
-              <w:ind w:left="720" w:hanging="360"/>
+              <w:spacing w:after="240"/>
               <w:rPr>
                 <w:color w:val="000000"/>
               </w:rPr>
             </w:pPr>
             <w:r>
               <w:rPr>
-                <w:b w:val="1"/>
-                <w:bCs w:val="1"/>
-                <w:rtl w:val="0"/>
-              </w:rPr>
-              <w:t xml:space="preserve">beta on hml_qoq</w:t>
-            </w:r>
-            <w:r>
-              <w:rPr>
-                <w:rtl w:val="0"/>
-              </w:rPr>
+                <w:b/>
+                <w:bCs/>
+              </w:rPr>
+              <w:t xml:space="preserve">beta on </w:t>
+            </w:r>
+            <w:proofErr w:type="spellStart"/>
+            <w:r>
+              <w:rPr>
+                <w:b/>
+                <w:bCs/>
+              </w:rPr>
+              <w:t>hml_qoq</w:t>
+            </w:r>
+            <w:proofErr w:type="spellEnd"/>
+            <w:r>
               <w:t xml:space="preserve"> = </w:t>
             </w:r>
             <w:r>
               <w:rPr>
-                <w:b w:val="1"/>
-                <w:bCs w:val="1"/>
-                <w:rtl w:val="0"/>
-              </w:rPr>
-              <w:t xml:space="preserve">0.462</w:t>
-            </w:r>
-          </w:p>
-          <w:p>
-            <w:pPr>
-              <w:rPr>
-                <w:b w:val="1"/>
-                <w:bCs w:val="1"/>
-              </w:rPr>
-            </w:pPr>
-            <w:r>
-              <w:rPr>
-                <w:rtl w:val="0"/>
-              </w:rPr>
-            </w:r>
+                <w:b/>
+                <w:bCs/>
+              </w:rPr>
+              <w:t>0.462</w:t>
+            </w:r>
+          </w:p>
+          <w:p>
+            <w:pPr>
+              <w:rPr>
+                <w:b/>
+                <w:bCs/>
+              </w:rPr>
+            </w:pPr>
           </w:p>
         </w:tc>
         <w:tc>
-          <w:tcPr/>
-          <w:p>
-            <w:pPr>
-              <w:rPr>
-                <w:rFonts w:ascii="Arial" w:cs="Arial" w:eastAsia="Arial" w:hAnsi="Arial"/>
-                <w:b w:val="1"/>
-                <w:bCs w:val="1"/>
+          <w:tcPr>
+            <w:tcW w:w="900" w:type="dxa"/>
+          </w:tcPr>
+          <w:p>
+            <w:pPr>
+              <w:rPr>
+                <w:rFonts w:ascii="Arial" w:eastAsia="Arial" w:hAnsi="Arial" w:cs="Arial"/>
+                <w:b/>
+                <w:bCs/>
                 <w:sz w:val="26"/>
                 <w:szCs w:val="26"/>
               </w:rPr>
             </w:pPr>
-            <w:r>
-              <w:rPr>
-                <w:rtl w:val="0"/>
-              </w:rPr>
-            </w:r>
           </w:p>
         </w:tc>
       </w:tr>
       <w:tr>
         <w:trPr>
-          <w:cantSplit w:val="0"/>
-          <w:trHeight w:val="5235" w:hRule="atLeast"/>
-          <w:tblHeader w:val="0"/>
+          <w:trHeight w:val="5235"/>
         </w:trPr>
         <w:tc>
-          <w:tcPr/>
-          <w:p>
-            <w:pPr>
-              <w:rPr>
-                <w:b w:val="1"/>
-                <w:bCs w:val="1"/>
-              </w:rPr>
-            </w:pPr>
-            <w:r>
-              <w:rPr>
-                <w:rtl w:val="0"/>
-              </w:rPr>
+          <w:tcPr>
+            <w:tcW w:w="3495" w:type="dxa"/>
+          </w:tcPr>
+          <w:p>
+            <w:pPr>
+              <w:rPr>
+                <w:b/>
+                <w:bCs/>
+              </w:rPr>
+            </w:pPr>
+            <w:r>
+              <w:lastRenderedPageBreak/>
               <w:t xml:space="preserve">3. </w:t>
             </w:r>
             <w:r>
               <w:rPr>
-                <w:rFonts w:ascii="Arial" w:cs="Arial" w:eastAsia="Arial" w:hAnsi="Arial"/>
+                <w:rFonts w:ascii="Arial" w:eastAsia="Arial" w:hAnsi="Arial" w:cs="Arial"/>
                 <w:sz w:val="27"/>
                 <w:szCs w:val="27"/>
-                <w:rtl w:val="0"/>
               </w:rPr>
               <w:t xml:space="preserve">Repeat this exercise 10,000 times.  Report the (two-sided) p-values of the coefficient estimates obtained through bootstrapping. </w:t>
             </w:r>
             <w:r>
               <w:rPr>
-                <w:rFonts w:ascii="Arial" w:cs="Arial" w:eastAsia="Arial" w:hAnsi="Arial"/>
-                <w:b w:val="1"/>
-                <w:bCs w:val="1"/>
+                <w:rFonts w:ascii="Arial" w:eastAsia="Arial" w:hAnsi="Arial" w:cs="Arial"/>
+                <w:b/>
+                <w:bCs/>
                 <w:sz w:val="27"/>
                 <w:szCs w:val="27"/>
-                <w:rtl w:val="0"/>
-              </w:rPr>
-              <w:t xml:space="preserve">(3 points)</w:t>
-            </w:r>
-            <w:r>
-              <w:rPr>
-                <w:rtl w:val="0"/>
-              </w:rPr>
-            </w:r>
-          </w:p>
-          <w:p>
-            <w:pPr>
-              <w:rPr/>
-            </w:pPr>
-            <w:r>
-              <w:rPr>
-                <w:rtl w:val="0"/>
-              </w:rPr>
-            </w:r>
-          </w:p>
+              </w:rPr>
+              <w:t>(3 points)</w:t>
+            </w:r>
+          </w:p>
+          <w:p/>
         </w:tc>
         <w:tc>
-          <w:tcPr/>
-          <w:p>
-            <w:pPr>
-              <w:spacing w:after="240" w:before="240" w:lineRule="auto"/>
-              <w:rPr/>
-            </w:pPr>
-            <w:r>
-              <w:rPr>
-                <w:rtl w:val="0"/>
-              </w:rPr>
-              <w:t xml:space="preserve">Using 10,000 bootstrap repetitions, the two-sided bootstrap p-values are:</w:t>
+          <w:tcPr>
+            <w:tcW w:w="5010" w:type="dxa"/>
+          </w:tcPr>
+          <w:p>
+            <w:pPr>
+              <w:spacing w:before="240" w:after="240"/>
+            </w:pPr>
+            <w:r>
+              <w:t>Using 10,000 bootstrap repetitions, the two-sided bootstrap p-values are:</w:t>
             </w:r>
           </w:p>
           <w:p>
@@ -965,17 +853,21 @@
                 <w:ilvl w:val="0"/>
                 <w:numId w:val="9"/>
               </w:numPr>
-              <w:spacing w:after="0" w:afterAutospacing="0" w:before="240" w:lineRule="auto"/>
-              <w:ind w:left="720" w:hanging="360"/>
+              <w:spacing w:before="240"/>
               <w:rPr>
                 <w:color w:val="000000"/>
               </w:rPr>
             </w:pPr>
             <w:r>
-              <w:rPr>
-                <w:rtl w:val="0"/>
-              </w:rPr>
-              <w:t xml:space="preserve">alpha (const) = 0.0004</w:t>
+              <w:t>alpha (</w:t>
+            </w:r>
+            <w:proofErr w:type="spellStart"/>
+            <w:r>
+              <w:t>const</w:t>
+            </w:r>
+            <w:proofErr w:type="spellEnd"/>
+            <w:r>
+              <w:t>) = 0.0004</w:t>
             </w:r>
           </w:p>
           <w:p>
@@ -984,17 +876,17 @@
                 <w:ilvl w:val="0"/>
                 <w:numId w:val="9"/>
               </w:numPr>
-              <w:spacing w:after="0" w:afterAutospacing="0" w:before="0" w:beforeAutospacing="0" w:lineRule="auto"/>
-              <w:ind w:left="720" w:hanging="360"/>
               <w:rPr>
                 <w:color w:val="000000"/>
               </w:rPr>
             </w:pPr>
-            <w:r>
-              <w:rPr>
-                <w:rtl w:val="0"/>
-              </w:rPr>
-              <w:t xml:space="preserve">mktrf_qoq = 0.0000</w:t>
+            <w:proofErr w:type="spellStart"/>
+            <w:r>
+              <w:t>mktrf_qoq</w:t>
+            </w:r>
+            <w:proofErr w:type="spellEnd"/>
+            <w:r>
+              <w:t xml:space="preserve"> = 0.0000</w:t>
             </w:r>
           </w:p>
           <w:p>
@@ -1003,17 +895,17 @@
                 <w:ilvl w:val="0"/>
                 <w:numId w:val="9"/>
               </w:numPr>
-              <w:spacing w:after="0" w:afterAutospacing="0" w:before="0" w:beforeAutospacing="0" w:lineRule="auto"/>
-              <w:ind w:left="720" w:hanging="360"/>
               <w:rPr>
                 <w:color w:val="000000"/>
               </w:rPr>
             </w:pPr>
-            <w:r>
-              <w:rPr>
-                <w:rtl w:val="0"/>
-              </w:rPr>
-              <w:t xml:space="preserve">smb_qoq = 0.0000</w:t>
+            <w:proofErr w:type="spellStart"/>
+            <w:r>
+              <w:t>smb_qoq</w:t>
+            </w:r>
+            <w:proofErr w:type="spellEnd"/>
+            <w:r>
+              <w:t xml:space="preserve"> = 0.0000</w:t>
             </w:r>
           </w:p>
           <w:p>
@@ -1022,508 +914,305 @@
                 <w:ilvl w:val="0"/>
                 <w:numId w:val="9"/>
               </w:numPr>
-              <w:spacing w:after="240" w:before="0" w:beforeAutospacing="0" w:lineRule="auto"/>
-              <w:ind w:left="720" w:hanging="360"/>
+              <w:spacing w:after="240"/>
               <w:rPr>
                 <w:color w:val="000000"/>
               </w:rPr>
             </w:pPr>
-            <w:r>
-              <w:rPr>
-                <w:rtl w:val="0"/>
-              </w:rPr>
-              <w:t xml:space="preserve">hml_qoq = 0.0000</w:t>
-            </w:r>
-          </w:p>
-          <w:p>
-            <w:pPr>
-              <w:spacing w:after="240" w:before="240" w:lineRule="auto"/>
-              <w:rPr/>
-            </w:pPr>
-            <w:r>
-              <w:rPr>
-                <w:rtl w:val="0"/>
-              </w:rPr>
-              <w:t xml:space="preserve">So all coefficients are statistically significant according to the standard bootstrap.</w:t>
-            </w:r>
-          </w:p>
-          <w:p>
-            <w:pPr>
-              <w:rPr/>
-            </w:pPr>
-            <w:r>
-              <w:rPr>
-                <w:rtl w:val="0"/>
-              </w:rPr>
-            </w:r>
-          </w:p>
-          <w:p>
-            <w:pPr>
-              <w:rPr/>
-            </w:pPr>
-            <w:r>
-              <w:rPr>
-                <w:rtl w:val="0"/>
-              </w:rPr>
-            </w:r>
-          </w:p>
-          <w:p>
-            <w:pPr>
-              <w:rPr/>
-            </w:pPr>
-            <w:r>
-              <w:rPr>
-                <w:rtl w:val="0"/>
-              </w:rPr>
-            </w:r>
-          </w:p>
-          <w:p>
-            <w:pPr>
-              <w:rPr/>
-            </w:pPr>
-            <w:r>
-              <w:rPr>
-                <w:rtl w:val="0"/>
-              </w:rPr>
-            </w:r>
-          </w:p>
-          <w:p>
-            <w:pPr>
-              <w:rPr/>
-            </w:pPr>
-            <w:r>
-              <w:rPr>
-                <w:rtl w:val="0"/>
-              </w:rPr>
-            </w:r>
-          </w:p>
-          <w:p>
-            <w:pPr>
-              <w:rPr/>
-            </w:pPr>
-            <w:r>
-              <w:rPr>
-                <w:rtl w:val="0"/>
-              </w:rPr>
-            </w:r>
-          </w:p>
-          <w:p>
-            <w:pPr>
-              <w:rPr/>
-            </w:pPr>
-            <w:r>
-              <w:rPr>
-                <w:rtl w:val="0"/>
-              </w:rPr>
-            </w:r>
-          </w:p>
-          <w:p>
-            <w:pPr>
-              <w:rPr>
-                <w:b w:val="1"/>
-                <w:bCs w:val="1"/>
+            <w:proofErr w:type="spellStart"/>
+            <w:r>
+              <w:t>hml_qoq</w:t>
+            </w:r>
+            <w:proofErr w:type="spellEnd"/>
+            <w:r>
+              <w:t xml:space="preserve"> = 0.0000</w:t>
+            </w:r>
+          </w:p>
+          <w:p>
+            <w:pPr>
+              <w:spacing w:before="240" w:after="240"/>
+            </w:pPr>
+            <w:r>
+              <w:t>So all coefficients are statistically significant according to the standard bootstrap.</w:t>
+            </w:r>
+          </w:p>
+          <w:p/>
+          <w:p/>
+          <w:p/>
+          <w:p/>
+          <w:p/>
+          <w:p/>
+          <w:p/>
+          <w:p>
+            <w:pPr>
+              <w:rPr>
+                <w:b/>
+                <w:bCs/>
                 <w:sz w:val="26"/>
                 <w:szCs w:val="26"/>
               </w:rPr>
             </w:pPr>
-            <w:r>
-              <w:rPr>
-                <w:rtl w:val="0"/>
-              </w:rPr>
-            </w:r>
-          </w:p>
-          <w:p>
-            <w:pPr>
-              <w:rPr>
-                <w:b w:val="1"/>
-                <w:bCs w:val="1"/>
+          </w:p>
+          <w:p>
+            <w:pPr>
+              <w:rPr>
+                <w:b/>
+                <w:bCs/>
                 <w:sz w:val="26"/>
                 <w:szCs w:val="26"/>
               </w:rPr>
             </w:pPr>
-            <w:r>
-              <w:rPr>
-                <w:rtl w:val="0"/>
-              </w:rPr>
-            </w:r>
-          </w:p>
-          <w:p>
-            <w:pPr>
-              <w:rPr>
-                <w:b w:val="1"/>
-                <w:bCs w:val="1"/>
+          </w:p>
+          <w:p>
+            <w:pPr>
+              <w:rPr>
+                <w:b/>
+                <w:bCs/>
                 <w:sz w:val="26"/>
                 <w:szCs w:val="26"/>
               </w:rPr>
             </w:pPr>
-            <w:r>
-              <w:rPr>
-                <w:rtl w:val="0"/>
-              </w:rPr>
-            </w:r>
-          </w:p>
-          <w:p>
-            <w:pPr>
-              <w:rPr>
-                <w:b w:val="1"/>
-                <w:bCs w:val="1"/>
+          </w:p>
+          <w:p>
+            <w:pPr>
+              <w:rPr>
+                <w:b/>
+                <w:bCs/>
                 <w:sz w:val="26"/>
                 <w:szCs w:val="26"/>
               </w:rPr>
             </w:pPr>
-            <w:r>
-              <w:rPr>
-                <w:rtl w:val="0"/>
-              </w:rPr>
-            </w:r>
-          </w:p>
-          <w:p>
-            <w:pPr>
-              <w:rPr>
-                <w:b w:val="1"/>
-                <w:bCs w:val="1"/>
+          </w:p>
+          <w:p>
+            <w:pPr>
+              <w:rPr>
+                <w:b/>
+                <w:bCs/>
                 <w:sz w:val="26"/>
                 <w:szCs w:val="26"/>
               </w:rPr>
             </w:pPr>
-            <w:r>
-              <w:rPr>
-                <w:rtl w:val="0"/>
-              </w:rPr>
-            </w:r>
-          </w:p>
-          <w:p>
-            <w:pPr>
-              <w:rPr>
-                <w:b w:val="1"/>
-                <w:bCs w:val="1"/>
+          </w:p>
+          <w:p>
+            <w:pPr>
+              <w:rPr>
+                <w:b/>
+                <w:bCs/>
                 <w:sz w:val="26"/>
                 <w:szCs w:val="26"/>
               </w:rPr>
             </w:pPr>
-            <w:r>
-              <w:rPr>
-                <w:rtl w:val="0"/>
-              </w:rPr>
-            </w:r>
-          </w:p>
-          <w:p>
-            <w:pPr>
-              <w:rPr>
-                <w:b w:val="1"/>
-                <w:bCs w:val="1"/>
+          </w:p>
+          <w:p>
+            <w:pPr>
+              <w:rPr>
+                <w:b/>
+                <w:bCs/>
                 <w:sz w:val="26"/>
                 <w:szCs w:val="26"/>
               </w:rPr>
             </w:pPr>
-            <w:r>
-              <w:rPr>
-                <w:rtl w:val="0"/>
-              </w:rPr>
-            </w:r>
-          </w:p>
-          <w:p>
-            <w:pPr>
-              <w:rPr>
-                <w:b w:val="1"/>
-                <w:bCs w:val="1"/>
+          </w:p>
+          <w:p>
+            <w:pPr>
+              <w:rPr>
+                <w:b/>
+                <w:bCs/>
                 <w:sz w:val="26"/>
                 <w:szCs w:val="26"/>
               </w:rPr>
             </w:pPr>
-            <w:r>
-              <w:rPr>
-                <w:rtl w:val="0"/>
-              </w:rPr>
-            </w:r>
-          </w:p>
-          <w:p>
-            <w:pPr>
-              <w:rPr>
-                <w:b w:val="1"/>
-                <w:bCs w:val="1"/>
+          </w:p>
+          <w:p>
+            <w:pPr>
+              <w:rPr>
+                <w:b/>
+                <w:bCs/>
                 <w:sz w:val="26"/>
                 <w:szCs w:val="26"/>
               </w:rPr>
             </w:pPr>
-            <w:r>
-              <w:rPr>
-                <w:rtl w:val="0"/>
-              </w:rPr>
-            </w:r>
-          </w:p>
-          <w:p>
-            <w:pPr>
-              <w:rPr>
-                <w:b w:val="1"/>
-                <w:bCs w:val="1"/>
+          </w:p>
+          <w:p>
+            <w:pPr>
+              <w:rPr>
+                <w:b/>
+                <w:bCs/>
                 <w:sz w:val="26"/>
                 <w:szCs w:val="26"/>
               </w:rPr>
             </w:pPr>
-            <w:r>
-              <w:rPr>
-                <w:rtl w:val="0"/>
-              </w:rPr>
-            </w:r>
-          </w:p>
-          <w:p>
-            <w:pPr>
-              <w:rPr>
-                <w:b w:val="1"/>
-                <w:bCs w:val="1"/>
+          </w:p>
+          <w:p>
+            <w:pPr>
+              <w:rPr>
+                <w:b/>
+                <w:bCs/>
                 <w:sz w:val="26"/>
                 <w:szCs w:val="26"/>
               </w:rPr>
             </w:pPr>
-            <w:r>
-              <w:rPr>
-                <w:rtl w:val="0"/>
-              </w:rPr>
-            </w:r>
-          </w:p>
-          <w:p>
-            <w:pPr>
-              <w:rPr>
-                <w:b w:val="1"/>
-                <w:bCs w:val="1"/>
+          </w:p>
+          <w:p>
+            <w:pPr>
+              <w:rPr>
+                <w:b/>
+                <w:bCs/>
                 <w:sz w:val="26"/>
                 <w:szCs w:val="26"/>
               </w:rPr>
             </w:pPr>
-            <w:r>
-              <w:rPr>
-                <w:rtl w:val="0"/>
-              </w:rPr>
-            </w:r>
           </w:p>
         </w:tc>
         <w:tc>
-          <w:tcPr/>
-          <w:p>
-            <w:pPr>
-              <w:rPr>
-                <w:rFonts w:ascii="Arial" w:cs="Arial" w:eastAsia="Arial" w:hAnsi="Arial"/>
-                <w:b w:val="1"/>
-                <w:bCs w:val="1"/>
+          <w:tcPr>
+            <w:tcW w:w="900" w:type="dxa"/>
+          </w:tcPr>
+          <w:p>
+            <w:pPr>
+              <w:rPr>
+                <w:rFonts w:ascii="Arial" w:eastAsia="Arial" w:hAnsi="Arial" w:cs="Arial"/>
+                <w:b/>
+                <w:bCs/>
                 <w:sz w:val="26"/>
                 <w:szCs w:val="26"/>
               </w:rPr>
             </w:pPr>
-            <w:r>
-              <w:rPr>
-                <w:rtl w:val="0"/>
-              </w:rPr>
-            </w:r>
           </w:p>
         </w:tc>
       </w:tr>
       <w:tr>
         <w:trPr>
-          <w:cantSplit w:val="0"/>
-          <w:trHeight w:val="4099" w:hRule="atLeast"/>
-          <w:tblHeader w:val="0"/>
+          <w:trHeight w:val="4099"/>
         </w:trPr>
         <w:tc>
           <w:tcPr>
-            <w:shd w:fill="auto" w:val="clear"/>
+            <w:tcW w:w="3495" w:type="dxa"/>
+            <w:shd w:val="clear" w:color="auto" w:fill="auto"/>
           </w:tcPr>
           <w:p>
             <w:pPr>
               <w:rPr>
-                <w:b w:val="1"/>
-                <w:bCs w:val="1"/>
-              </w:rPr>
-            </w:pPr>
-            <w:r>
-              <w:rPr>
-                <w:rtl w:val="0"/>
-              </w:rPr>
+                <w:b/>
+                <w:bCs/>
+              </w:rPr>
+            </w:pPr>
+            <w:r>
               <w:t xml:space="preserve">4. </w:t>
             </w:r>
             <w:r>
               <w:rPr>
-                <w:rFonts w:ascii="Arial" w:cs="Arial" w:eastAsia="Arial" w:hAnsi="Arial"/>
+                <w:rFonts w:ascii="Arial" w:eastAsia="Arial" w:hAnsi="Arial" w:cs="Arial"/>
                 <w:sz w:val="27"/>
                 <w:szCs w:val="27"/>
-                <w:rtl w:val="0"/>
               </w:rPr>
               <w:t xml:space="preserve">Do the same as in the question above using </w:t>
             </w:r>
+            <w:proofErr w:type="spellStart"/>
             <w:r>
               <w:rPr>
                 <w:sz w:val="27"/>
                 <w:szCs w:val="27"/>
-                <w:rtl w:val="0"/>
-              </w:rPr>
-              <w:t xml:space="preserve">tsboot() </w:t>
-            </w:r>
-            <w:r>
-              <w:rPr>
-                <w:rFonts w:ascii="Arial" w:cs="Arial" w:eastAsia="Arial" w:hAnsi="Arial"/>
+              </w:rPr>
+              <w:t>tsboot</w:t>
+            </w:r>
+            <w:proofErr w:type="spellEnd"/>
+            <w:r>
+              <w:rPr>
                 <w:sz w:val="27"/>
                 <w:szCs w:val="27"/>
-                <w:rtl w:val="0"/>
-              </w:rPr>
-              <w:t xml:space="preserve">from the </w:t>
-            </w:r>
-            <w:r>
-              <w:rPr>
+              </w:rPr>
+              <w:t xml:space="preserve">() </w:t>
+            </w:r>
+            <w:r>
+              <w:rPr>
+                <w:rFonts w:ascii="Arial" w:eastAsia="Arial" w:hAnsi="Arial" w:cs="Arial"/>
                 <w:sz w:val="27"/>
                 <w:szCs w:val="27"/>
-                <w:rtl w:val="0"/>
-              </w:rPr>
-              <w:t xml:space="preserve">boot </w:t>
-            </w:r>
-            <w:r>
-              <w:rPr>
-                <w:rFonts w:ascii="Arial" w:cs="Arial" w:eastAsia="Arial" w:hAnsi="Arial"/>
+              </w:rPr>
+              <w:t xml:space="preserve">from the </w:t>
+            </w:r>
+            <w:r>
+              <w:rPr>
                 <w:sz w:val="27"/>
                 <w:szCs w:val="27"/>
-                <w:rtl w:val="0"/>
-              </w:rPr>
-              <w:t xml:space="preserve">package. Are the p-values obtained from block bootstrap higher or lower than in the standard bootstrap case? Why? </w:t>
-            </w:r>
-            <w:r>
-              <w:rPr>
-                <w:rFonts w:ascii="Arial" w:cs="Arial" w:eastAsia="Arial" w:hAnsi="Arial"/>
-                <w:b w:val="1"/>
-                <w:bCs w:val="1"/>
+              </w:rPr>
+              <w:t xml:space="preserve">boot </w:t>
+            </w:r>
+            <w:r>
+              <w:rPr>
+                <w:rFonts w:ascii="Arial" w:eastAsia="Arial" w:hAnsi="Arial" w:cs="Arial"/>
                 <w:sz w:val="27"/>
                 <w:szCs w:val="27"/>
-                <w:rtl w:val="0"/>
-              </w:rPr>
-              <w:t xml:space="preserve">(2 points)</w:t>
-            </w:r>
-            <w:r>
-              <w:rPr>
-                <w:rtl w:val="0"/>
-              </w:rPr>
-            </w:r>
-          </w:p>
-          <w:p>
-            <w:pPr>
-              <w:rPr/>
-            </w:pPr>
-            <w:r>
-              <w:rPr>
-                <w:rtl w:val="0"/>
-              </w:rPr>
-            </w:r>
-          </w:p>
+              </w:rPr>
+              <w:t xml:space="preserve">package. Are the p-values obtained from block bootstrap higher or lower than in the standard bootstrap case? Why? </w:t>
+            </w:r>
+            <w:r>
+              <w:rPr>
+                <w:rFonts w:ascii="Arial" w:eastAsia="Arial" w:hAnsi="Arial" w:cs="Arial"/>
+                <w:b/>
+                <w:bCs/>
+                <w:sz w:val="27"/>
+                <w:szCs w:val="27"/>
+              </w:rPr>
+              <w:t>(2 points)</w:t>
+            </w:r>
+          </w:p>
+          <w:p/>
         </w:tc>
         <w:tc>
-          <w:tcPr/>
-          <w:p>
-            <w:pPr>
-              <w:rPr/>
-            </w:pPr>
-            <w:r>
-              <w:rPr>
-                <w:rtl w:val="0"/>
-              </w:rPr>
-            </w:r>
-          </w:p>
-          <w:p>
-            <w:pPr>
-              <w:spacing w:after="240" w:before="240" w:lineRule="auto"/>
-              <w:rPr/>
-            </w:pPr>
-            <w:r>
-              <w:rPr>
-                <w:rtl w:val="0"/>
-              </w:rPr>
-              <w:t xml:space="preserve">Using a block bootstrap approach, the two-sided p-values are:</w:t>
-            </w:r>
-          </w:p>
-          <w:p>
-            <w:pPr>
-              <w:numPr>
-                <w:ilvl w:val="0"/>
-                <w:numId w:val="2"/>
-              </w:numPr>
-              <w:spacing w:after="0" w:afterAutospacing="0" w:before="240" w:lineRule="auto"/>
-              <w:ind w:left="720" w:hanging="360"/>
-              <w:rPr>
-                <w:color w:val="000000"/>
-              </w:rPr>
-            </w:pPr>
-            <w:r>
-              <w:rPr>
-                <w:rtl w:val="0"/>
-              </w:rPr>
-              <w:t xml:space="preserve">alpha (const) = 0.0310</w:t>
-            </w:r>
-          </w:p>
-          <w:p>
-            <w:pPr>
-              <w:numPr>
-                <w:ilvl w:val="0"/>
-                <w:numId w:val="2"/>
-              </w:numPr>
-              <w:spacing w:after="0" w:afterAutospacing="0" w:before="0" w:beforeAutospacing="0" w:lineRule="auto"/>
-              <w:ind w:left="720" w:hanging="360"/>
-              <w:rPr>
-                <w:color w:val="000000"/>
-              </w:rPr>
-            </w:pPr>
-            <w:r>
-              <w:rPr>
-                <w:rtl w:val="0"/>
-              </w:rPr>
-              <w:t xml:space="preserve">mktrf_qoq = 0.0000</w:t>
-            </w:r>
-          </w:p>
-          <w:p>
-            <w:pPr>
-              <w:numPr>
-                <w:ilvl w:val="0"/>
-                <w:numId w:val="2"/>
-              </w:numPr>
-              <w:spacing w:after="0" w:afterAutospacing="0" w:before="0" w:beforeAutospacing="0" w:lineRule="auto"/>
-              <w:ind w:left="720" w:hanging="360"/>
-              <w:rPr>
-                <w:color w:val="000000"/>
-              </w:rPr>
-            </w:pPr>
-            <w:r>
-              <w:rPr>
-                <w:rtl w:val="0"/>
-              </w:rPr>
-              <w:t xml:space="preserve">smb_qoq = 0.0002</w:t>
-            </w:r>
-          </w:p>
-          <w:p>
-            <w:pPr>
-              <w:numPr>
-                <w:ilvl w:val="0"/>
-                <w:numId w:val="2"/>
-              </w:numPr>
-              <w:spacing w:after="240" w:before="0" w:beforeAutospacing="0" w:lineRule="auto"/>
-              <w:ind w:left="720" w:hanging="360"/>
-              <w:rPr>
-                <w:color w:val="000000"/>
-              </w:rPr>
-            </w:pPr>
-            <w:r>
-              <w:rPr>
-                <w:rtl w:val="0"/>
-              </w:rPr>
-              <w:t xml:space="preserve">hml_qoq = 0.0000</w:t>
-            </w:r>
-          </w:p>
-          <w:p>
-            <w:pPr>
-              <w:spacing w:after="240" w:before="240" w:lineRule="auto"/>
-              <w:rPr/>
-            </w:pPr>
-            <w:r>
-              <w:rPr>
-                <w:rtl w:val="0"/>
-              </w:rPr>
-              <w:t xml:space="preserve">The p-values from the block bootstrap are higher than in the standard bootstrap. The reason is that block bootstrap preserves the serial dependence and autocorrelation structure in the residuals, while the standard bootstrap resamples individual residuals as if they were iid. Because of this, the block bootstrap usually gives a wider bootstrap distribution and therefore larger p-values.</w:t>
-            </w:r>
-          </w:p>
+          <w:tcPr>
+            <w:tcW w:w="5010" w:type="dxa"/>
+          </w:tcPr>
+          <w:p>
+            <w:r>
+              <w:t xml:space="preserve">Using a moving-block bootstrap (block length ≈ n^(1/3)) with 10,000 repetitions, the two-sided p-values are: </w:t>
+            </w:r>
+          </w:p>
+          <w:p>
+            <w:r>
+              <w:t>alpha (</w:t>
+            </w:r>
+            <w:proofErr w:type="spellStart"/>
+            <w:r>
+              <w:t>const</w:t>
+            </w:r>
+            <w:proofErr w:type="spellEnd"/>
+            <w:r>
+              <w:t xml:space="preserve">) = 0.0310 </w:t>
+            </w:r>
+          </w:p>
+          <w:p>
+            <w:proofErr w:type="spellStart"/>
+            <w:r>
+              <w:t>mktrf_qoq</w:t>
+            </w:r>
+            <w:proofErr w:type="spellEnd"/>
+            <w:r>
+              <w:t xml:space="preserve"> = 0.0000 </w:t>
+            </w:r>
+          </w:p>
+          <w:p>
+            <w:proofErr w:type="spellStart"/>
+            <w:r>
+              <w:t>smb_qoq</w:t>
+            </w:r>
+            <w:proofErr w:type="spellEnd"/>
+            <w:r>
+              <w:t xml:space="preserve"> = 0.0002 </w:t>
+            </w:r>
+          </w:p>
+          <w:p>
+            <w:proofErr w:type="spellStart"/>
+            <w:r>
+              <w:t>hml_qoq</w:t>
+            </w:r>
+            <w:proofErr w:type="spellEnd"/>
+            <w:r>
+              <w:t xml:space="preserve"> = 0.0000 </w:t>
+            </w:r>
+          </w:p>
+          <w:p/>
           <w:p>
             <w:pPr>
               <w:rPr>
@@ -1532,1102 +1221,991 @@
               </w:rPr>
             </w:pPr>
             <w:r>
-              <w:rPr>
-                <w:rtl w:val="0"/>
-              </w:rPr>
+              <w:t xml:space="preserve">The block-bootstrap p-values are </w:t>
+            </w:r>
+            <w:r>
+              <w:rPr>
+                <w:b/>
+                <w:bCs/>
+              </w:rPr>
+              <w:t>higher</w:t>
+            </w:r>
+            <w:r>
+              <w:t xml:space="preserve"> than the standard-bootstrap p-values (most visibly for the intercept, 0.0310 vs 0.0004). The reason is that the block bootstrap preserves the serial dependence in the residuals, while the </w:t>
+            </w:r>
+            <w:proofErr w:type="spellStart"/>
+            <w:r>
+              <w:t>i.i.d.</w:t>
+            </w:r>
+            <w:proofErr w:type="spellEnd"/>
+            <w:r>
+              <w:t xml:space="preserve"> bootstrap destroys it. Because the original residuals are positively autocorrelated (the OLS Durbin-Watson is well below 2), preserving that </w:t>
+            </w:r>
+            <w:r>
+              <w:lastRenderedPageBreak/>
+              <w:t>dependence inflates the variance of the bootstrapped coefficients, widens the bootstrap distribution and therefore yields larger p-values.</w:t>
             </w:r>
           </w:p>
         </w:tc>
         <w:tc>
-          <w:tcPr/>
-          <w:p>
-            <w:pPr>
-              <w:rPr>
-                <w:rFonts w:ascii="Arial" w:cs="Arial" w:eastAsia="Arial" w:hAnsi="Arial"/>
-                <w:b w:val="1"/>
-                <w:bCs w:val="1"/>
+          <w:tcPr>
+            <w:tcW w:w="900" w:type="dxa"/>
+          </w:tcPr>
+          <w:p>
+            <w:pPr>
+              <w:rPr>
+                <w:rFonts w:ascii="Arial" w:eastAsia="Arial" w:hAnsi="Arial" w:cs="Arial"/>
+                <w:b/>
+                <w:bCs/>
                 <w:sz w:val="26"/>
                 <w:szCs w:val="26"/>
               </w:rPr>
             </w:pPr>
-            <w:r>
-              <w:rPr>
-                <w:rtl w:val="0"/>
-              </w:rPr>
-            </w:r>
+          </w:p>
+        </w:tc>
+      </w:tr>
+      <w:tr>
+        <w:tc>
+          <w:tcPr>
+            <w:tcW w:w="3495" w:type="dxa"/>
+          </w:tcPr>
+          <w:p>
+            <w:r>
+              <w:t xml:space="preserve">5. </w:t>
+            </w:r>
+            <w:r>
+              <w:rPr>
+                <w:rFonts w:ascii="Arial" w:eastAsia="Arial" w:hAnsi="Arial" w:cs="Arial"/>
+                <w:sz w:val="27"/>
+                <w:szCs w:val="27"/>
+              </w:rPr>
+              <w:t xml:space="preserve">Load </w:t>
+            </w:r>
+            <w:r>
+              <w:rPr>
+                <w:sz w:val="27"/>
+                <w:szCs w:val="27"/>
+              </w:rPr>
+              <w:t xml:space="preserve">s5_datapanel_hw.txt </w:t>
+            </w:r>
+            <w:r>
+              <w:rPr>
+                <w:rFonts w:ascii="Arial" w:eastAsia="Arial" w:hAnsi="Arial" w:cs="Arial"/>
+                <w:sz w:val="27"/>
+                <w:szCs w:val="27"/>
+              </w:rPr>
+              <w:t xml:space="preserve">into RStudio: this is basically the same panel of hedge funds as before, but grouped by strategy. Use </w:t>
+            </w:r>
+            <w:proofErr w:type="spellStart"/>
+            <w:r>
+              <w:rPr>
+                <w:rFonts w:ascii="Arial" w:eastAsia="Arial" w:hAnsi="Arial" w:cs="Arial"/>
+                <w:sz w:val="27"/>
+                <w:szCs w:val="27"/>
+              </w:rPr>
+              <w:t>main_strategy</w:t>
+            </w:r>
+            <w:proofErr w:type="spellEnd"/>
+            <w:r>
+              <w:rPr>
+                <w:rFonts w:ascii="Arial" w:eastAsia="Arial" w:hAnsi="Arial" w:cs="Arial"/>
+                <w:sz w:val="27"/>
+                <w:szCs w:val="27"/>
+              </w:rPr>
+              <w:t xml:space="preserve"> as the identifier. Calculate the excess returns as in question 6 and create 6 boxplots of the excess returns, one for each strategy. </w:t>
+            </w:r>
+            <w:r>
+              <w:rPr>
+                <w:rFonts w:ascii="Arial" w:eastAsia="Arial" w:hAnsi="Arial" w:cs="Arial"/>
+                <w:b/>
+                <w:bCs/>
+                <w:sz w:val="27"/>
+                <w:szCs w:val="27"/>
+              </w:rPr>
+              <w:t>(2 points)</w:t>
+            </w:r>
+          </w:p>
+          <w:p/>
+        </w:tc>
+        <w:tc>
+          <w:tcPr>
+            <w:tcW w:w="5010" w:type="dxa"/>
+          </w:tcPr>
+          <w:p>
+            <w:r>
+              <w:t xml:space="preserve">The 90% percentile confidence intervals from the block bootstrap (10,000 reps) are: </w:t>
+            </w:r>
+          </w:p>
+          <w:p>
+            <w:r>
+              <w:t xml:space="preserve">t1* (alpha / </w:t>
+            </w:r>
+            <w:proofErr w:type="spellStart"/>
+            <w:r>
+              <w:t>const</w:t>
+            </w:r>
+            <w:proofErr w:type="spellEnd"/>
+            <w:r>
+              <w:t xml:space="preserve">): [0.195, 1.602] </w:t>
+            </w:r>
+          </w:p>
+          <w:p>
+            <w:r>
+              <w:t>t2* (</w:t>
+            </w:r>
+            <w:proofErr w:type="spellStart"/>
+            <w:r>
+              <w:t>mktrf_qoq</w:t>
+            </w:r>
+            <w:proofErr w:type="spellEnd"/>
+            <w:r>
+              <w:t xml:space="preserve">): [0.585, 0.741] </w:t>
+            </w:r>
+          </w:p>
+          <w:p>
+            <w:r>
+              <w:t>t3* (</w:t>
+            </w:r>
+            <w:proofErr w:type="spellStart"/>
+            <w:r>
+              <w:t>smb_qoq</w:t>
+            </w:r>
+            <w:proofErr w:type="spellEnd"/>
+            <w:r>
+              <w:t xml:space="preserve">): [0.130, 0.316] </w:t>
+            </w:r>
+          </w:p>
+          <w:p>
+            <w:r>
+              <w:t>t4* (</w:t>
+            </w:r>
+            <w:proofErr w:type="spellStart"/>
+            <w:r>
+              <w:t>hml_qoq</w:t>
+            </w:r>
+            <w:proofErr w:type="spellEnd"/>
+            <w:r>
+              <w:t xml:space="preserve">): [0.322, 0.523] </w:t>
+            </w:r>
+          </w:p>
+          <w:p>
+            <w:r>
+              <w:t>None of the four intervals contain zero, which is consistent with the bootstrap p-values from Task 4: all coefficients are significantly different from zero at the 10% level.</w:t>
+            </w:r>
+          </w:p>
+          <w:p/>
+          <w:p>
+            <w:r>
+              <w:t>The six boxplots show that the log-excess-return distributions differ markedly across strategies. Strategy 0 has the widest spread and the most extreme outliers on both sides. Strategies 1, 2, 3 and 5 are more concentrated around their medians but still display a number of outliers, indicating fat tails. Strategy 4 has a noticeably lower median than the other groups, sitting close to zero and is the least dispersed. Overall, the distributions are clearly not identical across strategy groups, both location and dispersion vary and the panel data therefore exhibits unobserved heterogeneity that motivates the use of fixed effects later.</w:t>
+            </w:r>
+          </w:p>
+        </w:tc>
+        <w:tc>
+          <w:tcPr>
+            <w:tcW w:w="900" w:type="dxa"/>
+          </w:tcPr>
+          <w:p>
+            <w:pPr>
+              <w:rPr>
+                <w:rFonts w:ascii="Arial" w:eastAsia="Arial" w:hAnsi="Arial" w:cs="Arial"/>
+                <w:b/>
+                <w:bCs/>
+                <w:sz w:val="26"/>
+                <w:szCs w:val="26"/>
+              </w:rPr>
+            </w:pPr>
           </w:p>
         </w:tc>
       </w:tr>
       <w:tr>
         <w:trPr>
-          <w:cantSplit w:val="0"/>
-          <w:tblHeader w:val="0"/>
+          <w:trHeight w:val="3810"/>
         </w:trPr>
         <w:tc>
-          <w:tcPr/>
-          <w:p>
-            <w:pPr>
-              <w:rPr/>
-            </w:pPr>
-            <w:r>
-              <w:rPr>
-                <w:rtl w:val="0"/>
-              </w:rPr>
-              <w:t xml:space="preserve">5. </w:t>
-            </w:r>
-            <w:r>
-              <w:rPr>
-                <w:rFonts w:ascii="Arial" w:cs="Arial" w:eastAsia="Arial" w:hAnsi="Arial"/>
+          <w:tcPr>
+            <w:tcW w:w="3495" w:type="dxa"/>
+          </w:tcPr>
+          <w:p>
+            <w:pPr>
+              <w:rPr>
+                <w:b/>
+                <w:bCs/>
+              </w:rPr>
+            </w:pPr>
+          </w:p>
+          <w:p>
+            <w:pPr>
+              <w:rPr>
+                <w:b/>
+                <w:bCs/>
+              </w:rPr>
+            </w:pPr>
+            <w:r>
+              <w:rPr>
+                <w:rFonts w:ascii="Arial" w:eastAsia="Arial" w:hAnsi="Arial" w:cs="Arial"/>
                 <w:sz w:val="27"/>
                 <w:szCs w:val="27"/>
-                <w:rtl w:val="0"/>
-              </w:rPr>
-              <w:t xml:space="preserve">Load </w:t>
-            </w:r>
-            <w:r>
-              <w:rPr>
+              </w:rPr>
+              <w:t xml:space="preserve">6. Estimate the Fama-French model with pooled OLS. Report the coefficients and their standard errors. </w:t>
+            </w:r>
+            <w:r>
+              <w:rPr>
+                <w:rFonts w:ascii="Arial" w:eastAsia="Arial" w:hAnsi="Arial" w:cs="Arial"/>
+                <w:b/>
+                <w:bCs/>
                 <w:sz w:val="27"/>
                 <w:szCs w:val="27"/>
-                <w:rtl w:val="0"/>
-              </w:rPr>
-              <w:t xml:space="preserve">s5_datapanel_hw.txt </w:t>
-            </w:r>
-            <w:r>
-              <w:rPr>
-                <w:rFonts w:ascii="Arial" w:cs="Arial" w:eastAsia="Arial" w:hAnsi="Arial"/>
-                <w:sz w:val="27"/>
-                <w:szCs w:val="27"/>
-                <w:rtl w:val="0"/>
-              </w:rPr>
-              <w:t xml:space="preserve">into RStudio: this is basically the same panel of hedge funds as before, but grouped by strategy. Use main_strategy as the identifier. Calculate the excess returns as in question 6 and create 6 boxplots of the excess returns, one for each strategy. </w:t>
-            </w:r>
-            <w:r>
-              <w:rPr>
-                <w:rFonts w:ascii="Arial" w:cs="Arial" w:eastAsia="Arial" w:hAnsi="Arial"/>
-                <w:b w:val="1"/>
-                <w:bCs w:val="1"/>
-                <w:sz w:val="27"/>
-                <w:szCs w:val="27"/>
-                <w:rtl w:val="0"/>
-              </w:rPr>
-              <w:t xml:space="preserve">(2 points)</w:t>
-            </w:r>
-            <w:r>
-              <w:rPr>
-                <w:rtl w:val="0"/>
-              </w:rPr>
-            </w:r>
-          </w:p>
-          <w:p>
-            <w:pPr>
-              <w:rPr/>
-            </w:pPr>
-            <w:r>
-              <w:rPr>
-                <w:rtl w:val="0"/>
-              </w:rPr>
-            </w:r>
-          </w:p>
+              </w:rPr>
+              <w:t>(2 points)</w:t>
+            </w:r>
+          </w:p>
+          <w:p/>
         </w:tc>
         <w:tc>
-          <w:tcPr/>
-          <w:p>
-            <w:pPr>
-              <w:rPr/>
-            </w:pPr>
-            <w:r>
-              <w:rPr>
-                <w:rtl w:val="0"/>
-              </w:rPr>
-              <w:t xml:space="preserve">The six boxplots show that the return distributions differ across strategies.</w:t>
-            </w:r>
-          </w:p>
-          <w:p>
-            <w:pPr>
-              <w:rPr/>
-            </w:pPr>
-            <w:r>
-              <w:rPr>
-                <w:rtl w:val="0"/>
-              </w:rPr>
-              <w:t xml:space="preserve">Strategy 0 appears to have the widest spread and the most extreme outliers.</w:t>
-            </w:r>
-          </w:p>
-          <w:p>
-            <w:pPr>
-              <w:rPr/>
-            </w:pPr>
-            <w:r>
-              <w:rPr>
-                <w:rtl w:val="0"/>
-              </w:rPr>
-              <w:t xml:space="preserve">Strategies 1, 2, 3, 4, and 5 look more concentrated, although some of them still contain noticeable outliers.</w:t>
-            </w:r>
-          </w:p>
-          <w:p>
-            <w:pPr>
-              <w:rPr/>
-            </w:pPr>
-            <w:r>
-              <w:rPr>
-                <w:rtl w:val="0"/>
-              </w:rPr>
-              <w:t xml:space="preserve">Overall, the distributions are not identical across strategy groups, and some strategies seem more volatile than others.</w:t>
-            </w:r>
-            <w:r>
-              <w:rPr>
-                <w:rtl w:val="0"/>
-              </w:rPr>
+          <w:tcPr>
+            <w:tcW w:w="5010" w:type="dxa"/>
+          </w:tcPr>
+          <w:p>
+            <w:pPr>
+              <w:spacing w:before="240" w:after="240"/>
+            </w:pPr>
+            <w:r>
+              <w:t>The pooled OLS estimates are:</w:t>
+            </w:r>
+          </w:p>
+          <w:p>
+            <w:pPr>
+              <w:numPr>
+                <w:ilvl w:val="0"/>
+                <w:numId w:val="7"/>
+              </w:numPr>
+              <w:spacing w:before="240"/>
+              <w:rPr>
+                <w:color w:val="000000"/>
+              </w:rPr>
+            </w:pPr>
+            <w:r>
+              <w:t>alpha (</w:t>
+            </w:r>
+            <w:proofErr w:type="spellStart"/>
+            <w:r>
+              <w:t>const</w:t>
+            </w:r>
+            <w:proofErr w:type="spellEnd"/>
+            <w:r>
+              <w:t>) = 0.466, standard error = 0.082</w:t>
+            </w:r>
+          </w:p>
+          <w:p>
+            <w:pPr>
+              <w:numPr>
+                <w:ilvl w:val="0"/>
+                <w:numId w:val="7"/>
+              </w:numPr>
+              <w:rPr>
+                <w:color w:val="000000"/>
+              </w:rPr>
+            </w:pPr>
+            <w:proofErr w:type="spellStart"/>
+            <w:r>
+              <w:t>mktrf</w:t>
+            </w:r>
+            <w:proofErr w:type="spellEnd"/>
+            <w:r>
+              <w:t xml:space="preserve"> = 0.224, standard error = 0.018</w:t>
+            </w:r>
+          </w:p>
+          <w:p>
+            <w:pPr>
+              <w:numPr>
+                <w:ilvl w:val="0"/>
+                <w:numId w:val="7"/>
+              </w:numPr>
+              <w:rPr>
+                <w:color w:val="000000"/>
+              </w:rPr>
+            </w:pPr>
+            <w:proofErr w:type="spellStart"/>
+            <w:r>
+              <w:t>smb</w:t>
+            </w:r>
+            <w:proofErr w:type="spellEnd"/>
+            <w:r>
+              <w:t xml:space="preserve"> = 0.080, standard error = 0.025</w:t>
+            </w:r>
+          </w:p>
+          <w:p>
+            <w:pPr>
+              <w:numPr>
+                <w:ilvl w:val="0"/>
+                <w:numId w:val="7"/>
+              </w:numPr>
+              <w:spacing w:after="240"/>
+              <w:rPr>
+                <w:color w:val="000000"/>
+              </w:rPr>
+            </w:pPr>
+            <w:proofErr w:type="spellStart"/>
+            <w:r>
+              <w:t>hml</w:t>
+            </w:r>
+            <w:proofErr w:type="spellEnd"/>
+            <w:r>
+              <w:t xml:space="preserve"> = -0.016, standard error = 0.026</w:t>
+            </w:r>
+          </w:p>
+          <w:p>
+            <w:pPr>
+              <w:spacing w:before="240" w:after="240"/>
+            </w:pPr>
+            <w:r>
+              <w:t>Interpretation: the pooled OLS model suggests a positive and significant alpha, a strong positive loading on the market factor, a smaller but still significant positive loading on SMB and no significant loading on HML.</w:t>
             </w:r>
           </w:p>
         </w:tc>
         <w:tc>
-          <w:tcPr/>
-          <w:p>
-            <w:pPr>
-              <w:rPr>
-                <w:rFonts w:ascii="Arial" w:cs="Arial" w:eastAsia="Arial" w:hAnsi="Arial"/>
-                <w:b w:val="1"/>
-                <w:bCs w:val="1"/>
+          <w:tcPr>
+            <w:tcW w:w="900" w:type="dxa"/>
+          </w:tcPr>
+          <w:p>
+            <w:pPr>
+              <w:rPr>
+                <w:rFonts w:ascii="Arial" w:eastAsia="Arial" w:hAnsi="Arial" w:cs="Arial"/>
+                <w:b/>
+                <w:bCs/>
                 <w:sz w:val="26"/>
                 <w:szCs w:val="26"/>
               </w:rPr>
             </w:pPr>
-            <w:r>
-              <w:rPr>
-                <w:rtl w:val="0"/>
-              </w:rPr>
-            </w:r>
           </w:p>
         </w:tc>
       </w:tr>
       <w:tr>
         <w:trPr>
-          <w:cantSplit w:val="0"/>
-          <w:trHeight w:val="3810" w:hRule="atLeast"/>
-          <w:tblHeader w:val="0"/>
+          <w:trHeight w:val="4526"/>
         </w:trPr>
         <w:tc>
-          <w:tcPr/>
-          <w:p>
-            <w:pPr>
-              <w:rPr>
-                <w:b w:val="1"/>
-                <w:bCs w:val="1"/>
-              </w:rPr>
-            </w:pPr>
-            <w:r>
-              <w:rPr>
-                <w:rtl w:val="0"/>
-              </w:rPr>
-            </w:r>
-          </w:p>
-          <w:p>
-            <w:pPr>
-              <w:rPr>
-                <w:b w:val="1"/>
-                <w:bCs w:val="1"/>
-              </w:rPr>
-            </w:pPr>
-            <w:r>
-              <w:rPr>
-                <w:rFonts w:ascii="Arial" w:cs="Arial" w:eastAsia="Arial" w:hAnsi="Arial"/>
+          <w:tcPr>
+            <w:tcW w:w="3495" w:type="dxa"/>
+          </w:tcPr>
+          <w:p>
+            <w:r>
+              <w:rPr>
+                <w:rFonts w:ascii="Arial" w:eastAsia="Arial" w:hAnsi="Arial" w:cs="Arial"/>
                 <w:sz w:val="27"/>
                 <w:szCs w:val="27"/>
-                <w:rtl w:val="0"/>
-              </w:rPr>
-              <w:t xml:space="preserve">6. Estimate the Fama-French model with pooled OLS. Report the coefficients and their standard errors. </w:t>
-            </w:r>
-            <w:r>
-              <w:rPr>
-                <w:rFonts w:ascii="Arial" w:cs="Arial" w:eastAsia="Arial" w:hAnsi="Arial"/>
-                <w:b w:val="1"/>
-                <w:bCs w:val="1"/>
+              </w:rPr>
+              <w:t xml:space="preserve">7. In order to test for the presence of autocorrelation in the residuals of your model, perform a Durbin-Watson test with the function </w:t>
+            </w:r>
+            <w:proofErr w:type="spellStart"/>
+            <w:r>
+              <w:rPr>
                 <w:sz w:val="27"/>
                 <w:szCs w:val="27"/>
-                <w:rtl w:val="0"/>
-              </w:rPr>
-              <w:t xml:space="preserve">(2 points)</w:t>
-            </w:r>
-            <w:r>
-              <w:rPr>
-                <w:rtl w:val="0"/>
-              </w:rPr>
-            </w:r>
-          </w:p>
-          <w:p>
-            <w:pPr>
-              <w:rPr/>
-            </w:pPr>
-            <w:r>
-              <w:rPr>
-                <w:rtl w:val="0"/>
-              </w:rPr>
-            </w:r>
+              </w:rPr>
+              <w:t>pdwtest</w:t>
+            </w:r>
+            <w:proofErr w:type="spellEnd"/>
+            <w:r>
+              <w:rPr>
+                <w:sz w:val="27"/>
+                <w:szCs w:val="27"/>
+              </w:rPr>
+              <w:t>()</w:t>
+            </w:r>
+            <w:r>
+              <w:rPr>
+                <w:rFonts w:ascii="Arial" w:eastAsia="Arial" w:hAnsi="Arial" w:cs="Arial"/>
+                <w:sz w:val="27"/>
+                <w:szCs w:val="27"/>
+              </w:rPr>
+              <w:t xml:space="preserve">. </w:t>
+            </w:r>
+            <w:r>
+              <w:rPr>
+                <w:rFonts w:ascii="Arial" w:eastAsia="Arial" w:hAnsi="Arial" w:cs="Arial"/>
+                <w:b/>
+                <w:bCs/>
+                <w:sz w:val="27"/>
+                <w:szCs w:val="27"/>
+              </w:rPr>
+              <w:t>(2 points)</w:t>
+            </w:r>
+          </w:p>
+          <w:p>
+            <w:pPr>
+              <w:rPr>
+                <w:b/>
+                <w:bCs/>
+              </w:rPr>
+            </w:pPr>
           </w:p>
         </w:tc>
         <w:tc>
-          <w:tcPr/>
-          <w:p>
-            <w:pPr>
-              <w:spacing w:after="240" w:before="240" w:lineRule="auto"/>
-              <w:rPr/>
-            </w:pPr>
-            <w:r>
-              <w:rPr>
-                <w:rtl w:val="0"/>
-              </w:rPr>
-              <w:t xml:space="preserve">The pooled OLS estimates are:</w:t>
+          <w:tcPr>
+            <w:tcW w:w="5010" w:type="dxa"/>
+          </w:tcPr>
+          <w:p>
+            <w:pPr>
+              <w:spacing w:before="240" w:after="240"/>
+            </w:pPr>
+            <w:r>
+              <w:t>The Durbin-Watson statistic is:</w:t>
             </w:r>
           </w:p>
           <w:p>
             <w:pPr>
               <w:numPr>
                 <w:ilvl w:val="0"/>
-                <w:numId w:val="7"/>
+                <w:numId w:val="8"/>
               </w:numPr>
-              <w:spacing w:after="0" w:afterAutospacing="0" w:before="240" w:lineRule="auto"/>
-              <w:ind w:left="720" w:hanging="360"/>
+              <w:spacing w:before="240" w:after="240"/>
               <w:rPr>
                 <w:color w:val="000000"/>
               </w:rPr>
             </w:pPr>
             <w:r>
-              <w:rPr>
-                <w:rtl w:val="0"/>
-              </w:rPr>
-              <w:t xml:space="preserve">alpha (const) = 0.466, standard error = 0.082</w:t>
+              <w:t>DW = 1.769</w:t>
+            </w:r>
+          </w:p>
+          <w:p>
+            <w:pPr>
+              <w:spacing w:before="240" w:after="240"/>
+            </w:pPr>
+            <w:r>
+              <w:t>The implied autocorrelation is about:</w:t>
             </w:r>
           </w:p>
           <w:p>
             <w:pPr>
               <w:numPr>
                 <w:ilvl w:val="0"/>
-                <w:numId w:val="7"/>
+                <w:numId w:val="10"/>
               </w:numPr>
-              <w:spacing w:after="0" w:afterAutospacing="0" w:before="0" w:beforeAutospacing="0" w:lineRule="auto"/>
-              <w:ind w:left="720" w:hanging="360"/>
+              <w:spacing w:before="240" w:after="240"/>
               <w:rPr>
                 <w:color w:val="000000"/>
               </w:rPr>
             </w:pPr>
             <w:r>
-              <w:rPr>
-                <w:rtl w:val="0"/>
-              </w:rPr>
-              <w:t xml:space="preserve">mktrf = 0.224, standard error = 0.018</w:t>
-            </w:r>
-          </w:p>
-          <w:p>
-            <w:pPr>
-              <w:numPr>
-                <w:ilvl w:val="0"/>
-                <w:numId w:val="7"/>
-              </w:numPr>
-              <w:spacing w:after="0" w:afterAutospacing="0" w:before="0" w:beforeAutospacing="0" w:lineRule="auto"/>
-              <w:ind w:left="720" w:hanging="360"/>
-              <w:rPr>
-                <w:color w:val="000000"/>
-              </w:rPr>
-            </w:pPr>
-            <w:r>
-              <w:rPr>
-                <w:rtl w:val="0"/>
-              </w:rPr>
-              <w:t xml:space="preserve">smb = 0.080, standard error = 0.025</w:t>
-            </w:r>
-          </w:p>
-          <w:p>
-            <w:pPr>
-              <w:numPr>
-                <w:ilvl w:val="0"/>
-                <w:numId w:val="7"/>
-              </w:numPr>
-              <w:spacing w:after="240" w:before="0" w:beforeAutospacing="0" w:lineRule="auto"/>
-              <w:ind w:left="720" w:hanging="360"/>
-              <w:rPr>
-                <w:color w:val="000000"/>
-              </w:rPr>
-            </w:pPr>
-            <w:r>
-              <w:rPr>
-                <w:rtl w:val="0"/>
-              </w:rPr>
-              <w:t xml:space="preserve">hml = -0.016, standard error = 0.026</w:t>
-            </w:r>
-          </w:p>
-          <w:p>
-            <w:pPr>
-              <w:spacing w:after="240" w:before="240" w:lineRule="auto"/>
-              <w:rPr/>
-            </w:pPr>
-            <w:r>
-              <w:rPr>
-                <w:rtl w:val="0"/>
-              </w:rPr>
-              <w:t xml:space="preserve">Interpretation: the pooled OLS model suggests a positive and significant alpha, a strong positive loading on the market factor, a smaller but still significant positive loading on SMB, and no significant loading on HML.</w:t>
-            </w:r>
-            <w:r>
-              <w:rPr>
-                <w:rtl w:val="0"/>
-              </w:rPr>
+              <w:t>rho = 0.116</w:t>
+            </w:r>
+          </w:p>
+          <w:p>
+            <w:pPr>
+              <w:spacing w:before="240" w:after="240"/>
+            </w:pPr>
+            <w:r>
+              <w:t>The implied first-order autocorrelation is rho ≈ 1 − DW/2 = 0.116. Since DW is reasonably close to 2 and well above the rule-of-thumb threshold of 1.5, there is no strong evidence of positive autocorrelation in the residuals. Some mild positive autocorrelation may still be present, which is why robust (HAC-type) standard errors are still advisable in the next step.</w:t>
             </w:r>
           </w:p>
         </w:tc>
         <w:tc>
-          <w:tcPr/>
-          <w:p>
-            <w:pPr>
-              <w:rPr>
-                <w:rFonts w:ascii="Arial" w:cs="Arial" w:eastAsia="Arial" w:hAnsi="Arial"/>
-                <w:b w:val="1"/>
-                <w:bCs w:val="1"/>
-                <w:sz w:val="26"/>
-                <w:szCs w:val="26"/>
-              </w:rPr>
-            </w:pPr>
-            <w:r>
-              <w:rPr>
-                <w:rtl w:val="0"/>
-              </w:rPr>
-            </w:r>
+          <w:tcPr>
+            <w:tcW w:w="900" w:type="dxa"/>
+          </w:tcPr>
+          <w:p>
+            <w:pPr>
+              <w:rPr>
+                <w:rFonts w:ascii="Arial" w:eastAsia="Arial" w:hAnsi="Arial" w:cs="Arial"/>
+              </w:rPr>
+            </w:pPr>
           </w:p>
         </w:tc>
       </w:tr>
       <w:tr>
         <w:trPr>
-          <w:cantSplit w:val="0"/>
-          <w:trHeight w:val="4526" w:hRule="atLeast"/>
-          <w:tblHeader w:val="0"/>
+          <w:trHeight w:val="97"/>
         </w:trPr>
         <w:tc>
-          <w:tcPr/>
-          <w:p>
-            <w:pPr>
-              <w:rPr/>
-            </w:pPr>
-            <w:r>
-              <w:rPr>
-                <w:rFonts w:ascii="Arial" w:cs="Arial" w:eastAsia="Arial" w:hAnsi="Arial"/>
+          <w:tcPr>
+            <w:tcW w:w="3495" w:type="dxa"/>
+          </w:tcPr>
+          <w:p>
+            <w:pPr>
+              <w:rPr>
+                <w:b/>
+                <w:bCs/>
+              </w:rPr>
+            </w:pPr>
+            <w:r>
+              <w:rPr>
+                <w:rFonts w:ascii="Arial" w:eastAsia="Arial" w:hAnsi="Arial" w:cs="Arial"/>
                 <w:sz w:val="27"/>
                 <w:szCs w:val="27"/>
-                <w:rtl w:val="0"/>
-              </w:rPr>
-              <w:t xml:space="preserve">7. In order to test for the presence of autocorrelation in the residuals of your model, perform a Durbin-Watson test with the function </w:t>
-            </w:r>
-            <w:r>
-              <w:rPr>
+              </w:rPr>
+              <w:t xml:space="preserve">8. Re-estimate this pooled OLS model with robust standard errors.  How does it impact the significance of the regression coefficients? </w:t>
+            </w:r>
+            <w:r>
+              <w:rPr>
+                <w:rFonts w:ascii="Arial" w:eastAsia="Arial" w:hAnsi="Arial" w:cs="Arial"/>
+                <w:b/>
+                <w:bCs/>
                 <w:sz w:val="27"/>
                 <w:szCs w:val="27"/>
-                <w:rtl w:val="0"/>
-              </w:rPr>
-              <w:t xml:space="preserve">pdwtest()</w:t>
-            </w:r>
-            <w:r>
-              <w:rPr>
-                <w:rFonts w:ascii="Arial" w:cs="Arial" w:eastAsia="Arial" w:hAnsi="Arial"/>
-                <w:sz w:val="27"/>
-                <w:szCs w:val="27"/>
-                <w:rtl w:val="0"/>
-              </w:rPr>
-              <w:t xml:space="preserve">. </w:t>
-            </w:r>
-            <w:r>
-              <w:rPr>
-                <w:rFonts w:ascii="Arial" w:cs="Arial" w:eastAsia="Arial" w:hAnsi="Arial"/>
-                <w:b w:val="1"/>
-                <w:bCs w:val="1"/>
-                <w:sz w:val="27"/>
-                <w:szCs w:val="27"/>
-                <w:rtl w:val="0"/>
-              </w:rPr>
-              <w:t xml:space="preserve">(2 points)</w:t>
-            </w:r>
-            <w:r>
-              <w:rPr>
-                <w:rtl w:val="0"/>
-              </w:rPr>
-            </w:r>
-          </w:p>
-          <w:p>
-            <w:pPr>
-              <w:rPr>
-                <w:b w:val="1"/>
-                <w:bCs w:val="1"/>
-              </w:rPr>
-            </w:pPr>
-            <w:r>
-              <w:rPr>
-                <w:rtl w:val="0"/>
-              </w:rPr>
-            </w:r>
+              </w:rPr>
+              <w:t>(2 points)</w:t>
+            </w:r>
+          </w:p>
+          <w:p>
+            <w:pPr>
+              <w:rPr>
+                <w:b/>
+                <w:bCs/>
+              </w:rPr>
+            </w:pPr>
           </w:p>
         </w:tc>
         <w:tc>
-          <w:tcPr/>
-          <w:p>
-            <w:pPr>
-              <w:spacing w:after="240" w:before="240" w:lineRule="auto"/>
-              <w:rPr/>
-            </w:pPr>
-            <w:r>
-              <w:rPr>
-                <w:rtl w:val="0"/>
-              </w:rPr>
-              <w:t xml:space="preserve">The Durbin-Watson statistic is:</w:t>
+          <w:tcPr>
+            <w:tcW w:w="5010" w:type="dxa"/>
+          </w:tcPr>
+          <w:p>
+            <w:pPr>
+              <w:spacing w:before="240" w:after="240"/>
+            </w:pPr>
+            <w:r>
+              <w:t>With robust standard errors, the results are:</w:t>
             </w:r>
           </w:p>
           <w:p>
             <w:pPr>
               <w:numPr>
                 <w:ilvl w:val="0"/>
-                <w:numId w:val="8"/>
+                <w:numId w:val="3"/>
               </w:numPr>
-              <w:spacing w:after="240" w:before="240" w:lineRule="auto"/>
-              <w:ind w:left="720" w:hanging="360"/>
+              <w:spacing w:before="240"/>
               <w:rPr>
                 <w:color w:val="000000"/>
               </w:rPr>
             </w:pPr>
             <w:r>
-              <w:rPr>
-                <w:rtl w:val="0"/>
-              </w:rPr>
-              <w:t xml:space="preserve">DW = 1.769</w:t>
-            </w:r>
-          </w:p>
-          <w:p>
-            <w:pPr>
-              <w:spacing w:after="240" w:before="240" w:lineRule="auto"/>
-              <w:rPr/>
-            </w:pPr>
-            <w:r>
-              <w:rPr>
-                <w:rtl w:val="0"/>
-              </w:rPr>
-              <w:t xml:space="preserve">The implied autocorrelation is about:</w:t>
+              <w:t>alpha (</w:t>
+            </w:r>
+            <w:proofErr w:type="spellStart"/>
+            <w:r>
+              <w:t>const</w:t>
+            </w:r>
+            <w:proofErr w:type="spellEnd"/>
+            <w:r>
+              <w:t>) = 0.466, robust SE = 0.104, p-value = 0.004</w:t>
             </w:r>
           </w:p>
           <w:p>
             <w:pPr>
               <w:numPr>
                 <w:ilvl w:val="0"/>
-                <w:numId w:val="10"/>
+                <w:numId w:val="3"/>
               </w:numPr>
-              <w:spacing w:after="240" w:before="240" w:lineRule="auto"/>
-              <w:ind w:left="720" w:hanging="360"/>
               <w:rPr>
                 <w:color w:val="000000"/>
               </w:rPr>
             </w:pPr>
-            <w:r>
-              <w:rPr>
-                <w:rtl w:val="0"/>
-              </w:rPr>
-              <w:t xml:space="preserve">rho = 0.116</w:t>
-            </w:r>
-          </w:p>
-          <w:p>
-            <w:pPr>
-              <w:spacing w:after="240" w:before="240" w:lineRule="auto"/>
-              <w:rPr/>
-            </w:pPr>
-            <w:r>
-              <w:rPr>
-                <w:rtl w:val="0"/>
-              </w:rPr>
-              <w:t xml:space="preserve">Conclusion: there is no strong evidence of positive autocorrelation in the residuals according to this rule-of-thumb result.</w:t>
-            </w:r>
-            <w:r>
-              <w:rPr>
-                <w:rtl w:val="0"/>
-              </w:rPr>
-            </w:r>
+            <w:proofErr w:type="spellStart"/>
+            <w:r>
+              <w:t>mktrf</w:t>
+            </w:r>
+            <w:proofErr w:type="spellEnd"/>
+            <w:r>
+              <w:t xml:space="preserve"> = 0.224, robust SE = 0.021, p-value = 0.000</w:t>
+            </w:r>
+          </w:p>
+          <w:p>
+            <w:pPr>
+              <w:numPr>
+                <w:ilvl w:val="0"/>
+                <w:numId w:val="3"/>
+              </w:numPr>
+              <w:rPr>
+                <w:color w:val="000000"/>
+              </w:rPr>
+            </w:pPr>
+            <w:proofErr w:type="spellStart"/>
+            <w:r>
+              <w:t>smb</w:t>
+            </w:r>
+            <w:proofErr w:type="spellEnd"/>
+            <w:r>
+              <w:t xml:space="preserve"> = 0.080, robust SE = 0.026, p-value = 0.023</w:t>
+            </w:r>
+          </w:p>
+          <w:p>
+            <w:pPr>
+              <w:numPr>
+                <w:ilvl w:val="0"/>
+                <w:numId w:val="3"/>
+              </w:numPr>
+              <w:spacing w:after="240"/>
+              <w:rPr>
+                <w:color w:val="000000"/>
+              </w:rPr>
+            </w:pPr>
+            <w:proofErr w:type="spellStart"/>
+            <w:r>
+              <w:t>hml</w:t>
+            </w:r>
+            <w:proofErr w:type="spellEnd"/>
+            <w:r>
+              <w:t xml:space="preserve"> = -0.016, robust SE = 0.036, p-value = 0.676</w:t>
+            </w:r>
+          </w:p>
+          <w:p>
+            <w:pPr>
+              <w:spacing w:before="240" w:after="240"/>
+            </w:pPr>
+            <w:r>
+              <w:t xml:space="preserve">Impact on significance: every robust standard error is larger than the corresponding classical OLS standard error, so the t-statistics shrink and inference becomes more conservative. Despite </w:t>
+            </w:r>
+            <w:r>
+              <w:lastRenderedPageBreak/>
+              <w:t xml:space="preserve">that, alpha and </w:t>
+            </w:r>
+            <w:proofErr w:type="spellStart"/>
+            <w:r>
+              <w:t>mktrf</w:t>
+            </w:r>
+            <w:proofErr w:type="spellEnd"/>
+            <w:r>
+              <w:t xml:space="preserve"> remain highly significant at the 1% level, </w:t>
+            </w:r>
+            <w:proofErr w:type="spellStart"/>
+            <w:r>
+              <w:t>smb</w:t>
+            </w:r>
+            <w:proofErr w:type="spellEnd"/>
+            <w:r>
+              <w:t xml:space="preserve"> stays significant at the 5% level (its p-value moves from ≈0.001 to ≈0.023) and </w:t>
+            </w:r>
+            <w:proofErr w:type="spellStart"/>
+            <w:r>
+              <w:t>hml</w:t>
+            </w:r>
+            <w:proofErr w:type="spellEnd"/>
+            <w:r>
+              <w:t xml:space="preserve"> remains insignificant. The qualitative conclusions of the pooled OLS are therefore robust to heteroskedasticity and residual dependence.</w:t>
+            </w:r>
+          </w:p>
+          <w:p>
+            <w:pPr>
+              <w:rPr>
+                <w:sz w:val="26"/>
+                <w:szCs w:val="26"/>
+              </w:rPr>
+            </w:pPr>
           </w:p>
         </w:tc>
         <w:tc>
-          <w:tcPr/>
-          <w:p>
-            <w:pPr>
-              <w:rPr>
-                <w:rFonts w:ascii="Arial" w:cs="Arial" w:eastAsia="Arial" w:hAnsi="Arial"/>
-              </w:rPr>
-            </w:pPr>
-            <w:r>
-              <w:rPr>
-                <w:rtl w:val="0"/>
-              </w:rPr>
-            </w:r>
+          <w:tcPr>
+            <w:tcW w:w="900" w:type="dxa"/>
+          </w:tcPr>
+          <w:p>
+            <w:pPr>
+              <w:rPr>
+                <w:rFonts w:ascii="Arial" w:eastAsia="Arial" w:hAnsi="Arial" w:cs="Arial"/>
+                <w:sz w:val="26"/>
+                <w:szCs w:val="26"/>
+              </w:rPr>
+            </w:pPr>
           </w:p>
         </w:tc>
       </w:tr>
       <w:tr>
         <w:trPr>
-          <w:cantSplit w:val="0"/>
-          <w:trHeight w:val="97" w:hRule="atLeast"/>
-          <w:tblHeader w:val="0"/>
+          <w:trHeight w:val="689"/>
         </w:trPr>
         <w:tc>
-          <w:tcPr/>
-          <w:p>
-            <w:pPr>
-              <w:rPr>
-                <w:b w:val="1"/>
-                <w:bCs w:val="1"/>
-              </w:rPr>
-            </w:pPr>
-            <w:r>
-              <w:rPr>
-                <w:rFonts w:ascii="Arial" w:cs="Arial" w:eastAsia="Arial" w:hAnsi="Arial"/>
+          <w:tcPr>
+            <w:tcW w:w="3495" w:type="dxa"/>
+          </w:tcPr>
+          <w:p>
+            <w:r>
+              <w:rPr>
+                <w:rFonts w:ascii="Arial" w:eastAsia="Arial" w:hAnsi="Arial" w:cs="Arial"/>
                 <w:sz w:val="27"/>
                 <w:szCs w:val="27"/>
-                <w:rtl w:val="0"/>
-              </w:rPr>
-              <w:t xml:space="preserve">8. Re-estimate this pooled OLS model with robust standard errors.  How does it impact the significance of the regression coefficients? </w:t>
-            </w:r>
-            <w:r>
-              <w:rPr>
-                <w:rFonts w:ascii="Arial" w:cs="Arial" w:eastAsia="Arial" w:hAnsi="Arial"/>
-                <w:b w:val="1"/>
-                <w:bCs w:val="1"/>
+              </w:rPr>
+              <w:t xml:space="preserve">9. Estimate the Fama-French model with fixed effects and robust standard errors. Why is there no intercept in the estimation output? </w:t>
+            </w:r>
+            <w:r>
+              <w:rPr>
+                <w:rFonts w:ascii="Arial" w:eastAsia="Arial" w:hAnsi="Arial" w:cs="Arial"/>
+                <w:b/>
+                <w:bCs/>
                 <w:sz w:val="27"/>
                 <w:szCs w:val="27"/>
-                <w:rtl w:val="0"/>
-              </w:rPr>
-              <w:t xml:space="preserve">(2 points)</w:t>
-            </w:r>
-            <w:r>
-              <w:rPr>
-                <w:rtl w:val="0"/>
-              </w:rPr>
-            </w:r>
-          </w:p>
-          <w:p>
-            <w:pPr>
-              <w:rPr>
-                <w:b w:val="1"/>
-                <w:bCs w:val="1"/>
-              </w:rPr>
-            </w:pPr>
-            <w:r>
-              <w:rPr>
-                <w:rtl w:val="0"/>
-              </w:rPr>
-            </w:r>
+              </w:rPr>
+              <w:t>(2 points)</w:t>
+            </w:r>
+          </w:p>
+          <w:p>
+            <w:pPr>
+              <w:rPr>
+                <w:b/>
+                <w:bCs/>
+              </w:rPr>
+            </w:pPr>
           </w:p>
         </w:tc>
         <w:tc>
-          <w:tcPr/>
-          <w:p>
-            <w:pPr>
-              <w:spacing w:after="240" w:before="240" w:lineRule="auto"/>
-              <w:rPr/>
-            </w:pPr>
-            <w:r>
-              <w:rPr>
-                <w:rtl w:val="0"/>
-              </w:rPr>
-              <w:t xml:space="preserve">With robust standard errors, the results are:</w:t>
-            </w:r>
-          </w:p>
-          <w:p>
-            <w:pPr>
-              <w:numPr>
-                <w:ilvl w:val="0"/>
-                <w:numId w:val="3"/>
-              </w:numPr>
-              <w:spacing w:after="0" w:afterAutospacing="0" w:before="240" w:lineRule="auto"/>
-              <w:ind w:left="720" w:hanging="360"/>
-              <w:rPr>
-                <w:color w:val="000000"/>
-              </w:rPr>
-            </w:pPr>
-            <w:r>
-              <w:rPr>
-                <w:rtl w:val="0"/>
-              </w:rPr>
-              <w:t xml:space="preserve">alpha (const) = 0.466, robust SE = 0.104, p-value = 0.004</w:t>
-            </w:r>
-          </w:p>
-          <w:p>
-            <w:pPr>
-              <w:numPr>
-                <w:ilvl w:val="0"/>
-                <w:numId w:val="3"/>
-              </w:numPr>
-              <w:spacing w:after="0" w:afterAutospacing="0" w:before="0" w:beforeAutospacing="0" w:lineRule="auto"/>
-              <w:ind w:left="720" w:hanging="360"/>
-              <w:rPr>
-                <w:color w:val="000000"/>
-              </w:rPr>
-            </w:pPr>
-            <w:r>
-              <w:rPr>
-                <w:rtl w:val="0"/>
-              </w:rPr>
-              <w:t xml:space="preserve">mktrf = 0.224, robust SE = 0.021, p-value = 0.000</w:t>
-            </w:r>
-          </w:p>
-          <w:p>
-            <w:pPr>
-              <w:numPr>
-                <w:ilvl w:val="0"/>
-                <w:numId w:val="3"/>
-              </w:numPr>
-              <w:spacing w:after="0" w:afterAutospacing="0" w:before="0" w:beforeAutospacing="0" w:lineRule="auto"/>
-              <w:ind w:left="720" w:hanging="360"/>
-              <w:rPr>
-                <w:color w:val="000000"/>
-              </w:rPr>
-            </w:pPr>
-            <w:r>
-              <w:rPr>
-                <w:rtl w:val="0"/>
-              </w:rPr>
-              <w:t xml:space="preserve">smb = 0.080, robust SE = 0.026, p-value = 0.023</w:t>
-            </w:r>
-          </w:p>
-          <w:p>
-            <w:pPr>
-              <w:numPr>
-                <w:ilvl w:val="0"/>
-                <w:numId w:val="3"/>
-              </w:numPr>
-              <w:spacing w:after="240" w:before="0" w:beforeAutospacing="0" w:lineRule="auto"/>
-              <w:ind w:left="720" w:hanging="360"/>
-              <w:rPr>
-                <w:color w:val="000000"/>
-              </w:rPr>
-            </w:pPr>
-            <w:r>
-              <w:rPr>
-                <w:rtl w:val="0"/>
-              </w:rPr>
-              <w:t xml:space="preserve">hml = -0.016, robust SE = 0.036, p-value = 0.676</w:t>
-            </w:r>
-          </w:p>
-          <w:p>
-            <w:pPr>
-              <w:spacing w:after="240" w:before="240" w:lineRule="auto"/>
-              <w:rPr/>
-            </w:pPr>
-            <w:r>
-              <w:rPr>
-                <w:rtl w:val="0"/>
-              </w:rPr>
-              <w:t xml:space="preserve">Impact on significance: after using robust standard errors, alpha and mktrf remain clearly significant, smb is still significant at the 5% level, and hml remains insignificant. Compared with ordinary pooled OLS, inference becomes more conservative.</w:t>
-            </w:r>
-          </w:p>
-          <w:p>
-            <w:pPr>
-              <w:spacing w:after="240" w:before="240" w:lineRule="auto"/>
-              <w:rPr/>
-            </w:pPr>
-            <w:r>
-              <w:rPr>
-                <w:rtl w:val="0"/>
-              </w:rPr>
-            </w:r>
-          </w:p>
-          <w:p>
-            <w:pPr>
-              <w:rPr>
+          <w:tcPr>
+            <w:tcW w:w="5010" w:type="dxa"/>
+          </w:tcPr>
+          <w:p>
+            <w:pPr>
+              <w:spacing w:before="240" w:after="240"/>
+            </w:pPr>
+            <w:r>
+              <w:t>The fixed-effects (within) Fama-French model, with cluster-robust standard errors at the strategy level, gives:</w:t>
+            </w:r>
+          </w:p>
+          <w:p>
+            <w:pPr>
+              <w:spacing w:before="240" w:after="240"/>
+            </w:pPr>
+            <w:proofErr w:type="spellStart"/>
+            <w:r>
+              <w:t>mktrf</w:t>
+            </w:r>
+            <w:proofErr w:type="spellEnd"/>
+            <w:r>
+              <w:t xml:space="preserve"> = 0.223, robust SE = 0.026, p-value = 0.000</w:t>
+            </w:r>
+          </w:p>
+          <w:p>
+            <w:pPr>
+              <w:spacing w:before="240" w:after="240"/>
+            </w:pPr>
+            <w:proofErr w:type="spellStart"/>
+            <w:r>
+              <w:t>smb</w:t>
+            </w:r>
+            <w:proofErr w:type="spellEnd"/>
+            <w:r>
+              <w:t xml:space="preserve"> = 0.080, robust SE = 0.038, p-value = 0.088</w:t>
+            </w:r>
+          </w:p>
+          <w:p>
+            <w:pPr>
+              <w:spacing w:before="240" w:after="240"/>
+            </w:pPr>
+            <w:proofErr w:type="spellStart"/>
+            <w:r>
+              <w:t>hml</w:t>
+            </w:r>
+            <w:proofErr w:type="spellEnd"/>
+            <w:r>
+              <w:t xml:space="preserve"> = -0.017, robust SE = 0.017, p-value = 0.376</w:t>
+            </w:r>
+          </w:p>
+          <w:p>
+            <w:pPr>
+              <w:spacing w:before="240" w:after="240"/>
+            </w:pPr>
+            <w:r>
+              <w:t>Compared with the pooled OLS, the slope estimates are almost unchanged, but the robust clustered standard errors are larger, so SMB loses significance at the 5% level (p ≈ 0.088) and HML stays insignificant. Only the market factor remains clearly significant.</w:t>
+            </w:r>
+          </w:p>
+          <w:p>
+            <w:pPr>
+              <w:spacing w:before="240" w:after="240"/>
+            </w:pPr>
+            <w:r>
+              <w:t xml:space="preserve">There is no intercept in the output because the within transformation demeans every variable within each </w:t>
+            </w:r>
+            <w:proofErr w:type="spellStart"/>
+            <w:r>
+              <w:t>main_strategy</w:t>
+            </w:r>
+            <w:proofErr w:type="spellEnd"/>
+            <w:r>
+              <w:t xml:space="preserve"> group. This subtracts out anything that is constant within a group, which includes both the global intercept α and the strategy-specific fixed effects </w:t>
+            </w:r>
+            <w:proofErr w:type="spellStart"/>
+            <w:r>
+              <w:t>μ_i</w:t>
+            </w:r>
+            <w:proofErr w:type="spellEnd"/>
+            <w:r>
+              <w:t>: a single overall constant would be perfectly collinear with the strategy dummies (the dummy-variable trap). The strategy fixed effects therefore absorb the intercept and the within-transformed regression has none. The strategy-specific intercepts can still be recovered ex post (see Task 10).</w:t>
+            </w:r>
+          </w:p>
+          <w:p/>
+        </w:tc>
+        <w:tc>
+          <w:tcPr>
+            <w:tcW w:w="900" w:type="dxa"/>
+          </w:tcPr>
+          <w:p>
+            <w:pPr>
+              <w:rPr>
+                <w:rFonts w:ascii="Arial" w:eastAsia="Arial" w:hAnsi="Arial" w:cs="Arial"/>
                 <w:sz w:val="26"/>
                 <w:szCs w:val="26"/>
               </w:rPr>
             </w:pPr>
-            <w:r>
-              <w:rPr>
-                <w:rtl w:val="0"/>
-              </w:rPr>
-            </w:r>
-          </w:p>
-        </w:tc>
-        <w:tc>
-          <w:tcPr/>
-          <w:p>
-            <w:pPr>
-              <w:rPr>
-                <w:rFonts w:ascii="Arial" w:cs="Arial" w:eastAsia="Arial" w:hAnsi="Arial"/>
-                <w:sz w:val="26"/>
-                <w:szCs w:val="26"/>
-              </w:rPr>
-            </w:pPr>
-            <w:r>
-              <w:rPr>
-                <w:rtl w:val="0"/>
-              </w:rPr>
-            </w:r>
           </w:p>
         </w:tc>
       </w:tr>
       <w:tr>
         <w:trPr>
-          <w:cantSplit w:val="0"/>
-          <w:trHeight w:val="689" w:hRule="atLeast"/>
-          <w:tblHeader w:val="0"/>
+          <w:trHeight w:val="689"/>
         </w:trPr>
         <w:tc>
-          <w:tcPr/>
-          <w:p>
-            <w:pPr>
-              <w:rPr/>
-            </w:pPr>
-            <w:r>
-              <w:rPr>
-                <w:rFonts w:ascii="Arial" w:cs="Arial" w:eastAsia="Arial" w:hAnsi="Arial"/>
+          <w:tcPr>
+            <w:tcW w:w="3495" w:type="dxa"/>
+          </w:tcPr>
+          <w:p>
+            <w:pPr>
+              <w:rPr>
+                <w:b/>
+                <w:bCs/>
+              </w:rPr>
+            </w:pPr>
+            <w:r>
+              <w:rPr>
+                <w:rFonts w:ascii="Arial" w:eastAsia="Arial" w:hAnsi="Arial" w:cs="Arial"/>
                 <w:sz w:val="27"/>
                 <w:szCs w:val="27"/>
-                <w:rtl w:val="0"/>
-              </w:rPr>
-              <w:t xml:space="preserve">9. Estimate the Fama-French model with fixed effects and robust standard errors. Why is there no intercept in the estimation output? </w:t>
-            </w:r>
-            <w:r>
-              <w:rPr>
-                <w:rFonts w:ascii="Arial" w:cs="Arial" w:eastAsia="Arial" w:hAnsi="Arial"/>
-                <w:b w:val="1"/>
-                <w:bCs w:val="1"/>
+              </w:rPr>
+              <w:t xml:space="preserve">10. Recover and report the alphas of the strategy groups. Assuming that all hedge funds load equally on the Fama-French coefficients, which strategy </w:t>
+            </w:r>
+            <w:r>
+              <w:rPr>
+                <w:rFonts w:ascii="Arial" w:eastAsia="Arial" w:hAnsi="Arial" w:cs="Arial"/>
                 <w:sz w:val="27"/>
                 <w:szCs w:val="27"/>
-                <w:rtl w:val="0"/>
-              </w:rPr>
-              <w:t xml:space="preserve">(2 points)</w:t>
-            </w:r>
-            <w:r>
-              <w:rPr>
-                <w:rtl w:val="0"/>
-              </w:rPr>
-            </w:r>
-          </w:p>
-          <w:p>
-            <w:pPr>
-              <w:rPr>
-                <w:b w:val="1"/>
-                <w:bCs w:val="1"/>
-              </w:rPr>
-            </w:pPr>
-            <w:r>
-              <w:rPr>
-                <w:rtl w:val="0"/>
-              </w:rPr>
-            </w:r>
+              </w:rPr>
+              <w:lastRenderedPageBreak/>
+              <w:t xml:space="preserve">gives the largest outperformance? </w:t>
+            </w:r>
+            <w:r>
+              <w:rPr>
+                <w:rFonts w:ascii="Arial" w:eastAsia="Arial" w:hAnsi="Arial" w:cs="Arial"/>
+                <w:b/>
+                <w:bCs/>
+                <w:sz w:val="27"/>
+                <w:szCs w:val="27"/>
+              </w:rPr>
+              <w:t>(2 points)</w:t>
+            </w:r>
+          </w:p>
+          <w:p>
+            <w:pPr>
+              <w:rPr>
+                <w:rFonts w:ascii="Arial" w:eastAsia="Arial" w:hAnsi="Arial" w:cs="Arial"/>
+                <w:sz w:val="27"/>
+                <w:szCs w:val="27"/>
+              </w:rPr>
+            </w:pPr>
           </w:p>
         </w:tc>
         <w:tc>
-          <w:tcPr/>
-          <w:p>
-            <w:pPr>
-              <w:spacing w:after="240" w:before="240" w:lineRule="auto"/>
-              <w:rPr/>
-            </w:pPr>
-            <w:r>
-              <w:rPr>
-                <w:rtl w:val="0"/>
-              </w:rPr>
-              <w:t xml:space="preserve">Using robust standard errors, the inference from the pooled OLS regression changes slightly compared to the standard OLS results.</w:t>
-            </w:r>
-          </w:p>
-          <w:p>
-            <w:pPr>
-              <w:spacing w:after="240" w:before="240" w:lineRule="auto"/>
-              <w:rPr/>
-            </w:pPr>
-            <w:r>
-              <w:rPr>
-                <w:rtl w:val="0"/>
-              </w:rPr>
-              <w:t xml:space="preserve">The intercept (alpha) and the market factor (mktrf) remain strongly statistically significant at the 5% level, indicating a persistent positive abnormal return and a strong exposure to market risk.</w:t>
-            </w:r>
-          </w:p>
-          <w:p>
-            <w:pPr>
-              <w:spacing w:after="240" w:before="240" w:lineRule="auto"/>
-              <w:rPr/>
-            </w:pPr>
-            <w:r>
-              <w:rPr>
-                <w:rFonts w:ascii="Gungsuh" w:cs="Gungsuh" w:eastAsia="Gungsuh" w:hAnsi="Gungsuh"/>
-                <w:rtl w:val="0"/>
-              </w:rPr>
-              <w:t xml:space="preserve">The SMB coefficient remains statistically significant at the 5% level (p-value ≈ 0.023), although its significance is weaker compared to the standard OLS results. This suggests that size effects are still present, but their statistical strength is reduced once we account for heteroskedasticity and potential autocorrelation.</w:t>
-            </w:r>
-          </w:p>
-          <w:p>
-            <w:pPr>
-              <w:spacing w:after="240" w:before="240" w:lineRule="auto"/>
-              <w:rPr/>
-            </w:pPr>
-            <w:r>
-              <w:rPr>
-                <w:rtl w:val="0"/>
-              </w:rPr>
-              <w:t xml:space="preserve">The HML coefficient remains statistically insignificant, implying no robust evidence of exposure to the value factor.</w:t>
-            </w:r>
-          </w:p>
-          <w:p>
-            <w:pPr>
-              <w:spacing w:after="240" w:before="240" w:lineRule="auto"/>
-              <w:rPr/>
-            </w:pPr>
-            <w:r>
-              <w:rPr>
-                <w:rtl w:val="0"/>
-              </w:rPr>
-              <w:t xml:space="preserve">Overall, the use of robust standard errors reveals that standard OLS inference was slightly too optimistic, but the main conclusions remain unchanged: market exposure is the dominant driver, SMB has a weaker but still significant effect, and HML is not significant.</w:t>
-            </w:r>
-          </w:p>
-          <w:p>
-            <w:pPr>
-              <w:spacing w:after="240" w:before="240" w:lineRule="auto"/>
-              <w:rPr/>
-            </w:pPr>
-            <w:r>
-              <w:rPr>
-                <w:rtl w:val="0"/>
-              </w:rPr>
-            </w:r>
-          </w:p>
-          <w:p>
-            <w:pPr>
-              <w:rPr/>
-            </w:pPr>
-            <w:r>
-              <w:rPr>
-                <w:rtl w:val="0"/>
-              </w:rPr>
+          <w:tcPr>
+            <w:tcW w:w="5010" w:type="dxa"/>
+          </w:tcPr>
+          <w:p>
+            <w:pPr>
+              <w:spacing w:before="240" w:after="240"/>
+            </w:pPr>
+            <w:r>
+              <w:lastRenderedPageBreak/>
+              <w:t>Recovering the strategy alphas from the FE model as α̂_</w:t>
+            </w:r>
+            <w:proofErr w:type="spellStart"/>
+            <w:r>
+              <w:t>i</w:t>
+            </w:r>
+            <w:proofErr w:type="spellEnd"/>
+            <w:r>
+              <w:t xml:space="preserve"> = </w:t>
+            </w:r>
+            <w:proofErr w:type="spellStart"/>
+            <w:r>
+              <w:t>ȳ_i</w:t>
+            </w:r>
+            <w:proofErr w:type="spellEnd"/>
+            <w:r>
+              <w:t xml:space="preserve"> − x̄_</w:t>
+            </w:r>
+            <w:proofErr w:type="spellStart"/>
+            <w:r>
+              <w:t>i</w:t>
+            </w:r>
+            <w:proofErr w:type="spellEnd"/>
+            <w:r>
+              <w:t>' β̂ gives:</w:t>
+            </w:r>
+          </w:p>
+          <w:p>
+            <w:pPr>
+              <w:spacing w:before="240" w:after="240"/>
+            </w:pPr>
+            <w:r>
+              <w:t>Strategy 5: 0.672</w:t>
+            </w:r>
+          </w:p>
+          <w:p>
+            <w:pPr>
+              <w:spacing w:before="240" w:after="240"/>
+            </w:pPr>
+            <w:r>
+              <w:lastRenderedPageBreak/>
+              <w:t>Strategy 2: 0.528</w:t>
+            </w:r>
+          </w:p>
+          <w:p>
+            <w:pPr>
+              <w:spacing w:before="240" w:after="240"/>
+            </w:pPr>
+            <w:r>
+              <w:t>Strategy 1: 0.489</w:t>
+            </w:r>
+          </w:p>
+          <w:p>
+            <w:pPr>
+              <w:spacing w:before="240" w:after="240"/>
+            </w:pPr>
+            <w:r>
+              <w:t>Strategy 0: 0.484</w:t>
+            </w:r>
+          </w:p>
+          <w:p>
+            <w:pPr>
+              <w:spacing w:before="240" w:after="240"/>
+            </w:pPr>
+            <w:r>
+              <w:t>Strategy 3: 0.280</w:t>
+            </w:r>
+          </w:p>
+          <w:p>
+            <w:pPr>
+              <w:spacing w:before="240" w:after="240"/>
+            </w:pPr>
+            <w:r>
+              <w:t>Strategy 4: −0.152</w:t>
+            </w:r>
+          </w:p>
+          <w:p>
+            <w:pPr>
+              <w:spacing w:before="240" w:after="240"/>
+            </w:pPr>
+            <w:r>
+              <w:t>Assuming all hedge funds load equally on the Fama-French factors, the strategy with the largest outperformance is Strategy 5, with an estimated alpha of about 0.67 percentage points per quarter clearly above all the others. Strategy 4 is the only group with a negative alpha and therefore underperforms relative to the factor model.</w:t>
             </w:r>
           </w:p>
         </w:tc>
         <w:tc>
-          <w:tcPr/>
-          <w:p>
-            <w:pPr>
-              <w:rPr>
-                <w:rFonts w:ascii="Arial" w:cs="Arial" w:eastAsia="Arial" w:hAnsi="Arial"/>
+          <w:tcPr>
+            <w:tcW w:w="900" w:type="dxa"/>
+          </w:tcPr>
+          <w:p>
+            <w:pPr>
+              <w:rPr>
+                <w:rFonts w:ascii="Arial" w:eastAsia="Arial" w:hAnsi="Arial" w:cs="Arial"/>
                 <w:sz w:val="26"/>
                 <w:szCs w:val="26"/>
               </w:rPr>
             </w:pPr>
-            <w:r>
-              <w:rPr>
-                <w:rtl w:val="0"/>
-              </w:rPr>
-            </w:r>
-          </w:p>
-        </w:tc>
-      </w:tr>
-      <w:tr>
-        <w:trPr>
-          <w:cantSplit w:val="0"/>
-          <w:trHeight w:val="689" w:hRule="atLeast"/>
-          <w:tblHeader w:val="0"/>
-        </w:trPr>
-        <w:tc>
-          <w:tcPr/>
-          <w:p>
-            <w:pPr>
-              <w:rPr>
-                <w:b w:val="1"/>
-                <w:bCs w:val="1"/>
-              </w:rPr>
-            </w:pPr>
-            <w:r>
-              <w:rPr>
-                <w:rFonts w:ascii="Arial" w:cs="Arial" w:eastAsia="Arial" w:hAnsi="Arial"/>
-                <w:sz w:val="27"/>
-                <w:szCs w:val="27"/>
-                <w:rtl w:val="0"/>
-              </w:rPr>
-              <w:t xml:space="preserve">10. Recover and report the alphas of the strategy groups. Assuming that all hedge funds load equally on the Fama-French coefficients, which strategy gives the largest outperformance? </w:t>
-            </w:r>
-            <w:r>
-              <w:rPr>
-                <w:rFonts w:ascii="Arial" w:cs="Arial" w:eastAsia="Arial" w:hAnsi="Arial"/>
-                <w:b w:val="1"/>
-                <w:bCs w:val="1"/>
-                <w:sz w:val="27"/>
-                <w:szCs w:val="27"/>
-                <w:rtl w:val="0"/>
-              </w:rPr>
-              <w:t xml:space="preserve">(2 points)</w:t>
-            </w:r>
-            <w:r>
-              <w:rPr>
-                <w:rtl w:val="0"/>
-              </w:rPr>
-            </w:r>
-          </w:p>
-          <w:p>
-            <w:pPr>
-              <w:rPr>
-                <w:rFonts w:ascii="Arial" w:cs="Arial" w:eastAsia="Arial" w:hAnsi="Arial"/>
-                <w:sz w:val="27"/>
-                <w:szCs w:val="27"/>
-              </w:rPr>
-            </w:pPr>
-            <w:r>
-              <w:rPr>
-                <w:rtl w:val="0"/>
-              </w:rPr>
-            </w:r>
-          </w:p>
-        </w:tc>
-        <w:tc>
-          <w:tcPr/>
-          <w:p>
-            <w:pPr>
-              <w:spacing w:after="240" w:before="240" w:lineRule="auto"/>
-              <w:rPr/>
-            </w:pPr>
-            <w:r>
-              <w:rPr>
-                <w:rtl w:val="0"/>
-              </w:rPr>
-              <w:t xml:space="preserve">The recovered strategy-group alphas are:</w:t>
-            </w:r>
-          </w:p>
-          <w:p>
-            <w:pPr>
-              <w:numPr>
-                <w:ilvl w:val="0"/>
-                <w:numId w:val="1"/>
-              </w:numPr>
-              <w:spacing w:after="0" w:afterAutospacing="0" w:before="240" w:lineRule="auto"/>
-              <w:ind w:left="720" w:hanging="360"/>
-              <w:rPr>
-                <w:color w:val="000000"/>
-              </w:rPr>
-            </w:pPr>
-            <w:r>
-              <w:rPr>
-                <w:rtl w:val="0"/>
-              </w:rPr>
-              <w:t xml:space="preserve">Strategy 5: 0.672</w:t>
-            </w:r>
-          </w:p>
-          <w:p>
-            <w:pPr>
-              <w:numPr>
-                <w:ilvl w:val="0"/>
-                <w:numId w:val="1"/>
-              </w:numPr>
-              <w:spacing w:after="0" w:afterAutospacing="0" w:before="0" w:beforeAutospacing="0" w:lineRule="auto"/>
-              <w:ind w:left="720" w:hanging="360"/>
-              <w:rPr>
-                <w:color w:val="000000"/>
-              </w:rPr>
-            </w:pPr>
-            <w:r>
-              <w:rPr>
-                <w:rtl w:val="0"/>
-              </w:rPr>
-              <w:t xml:space="preserve">Strategy 2: 0.528</w:t>
-            </w:r>
-          </w:p>
-          <w:p>
-            <w:pPr>
-              <w:numPr>
-                <w:ilvl w:val="0"/>
-                <w:numId w:val="1"/>
-              </w:numPr>
-              <w:spacing w:after="0" w:afterAutospacing="0" w:before="0" w:beforeAutospacing="0" w:lineRule="auto"/>
-              <w:ind w:left="720" w:hanging="360"/>
-              <w:rPr>
-                <w:color w:val="000000"/>
-              </w:rPr>
-            </w:pPr>
-            <w:r>
-              <w:rPr>
-                <w:rtl w:val="0"/>
-              </w:rPr>
-              <w:t xml:space="preserve">Strategy 1: 0.489</w:t>
-            </w:r>
-          </w:p>
-          <w:p>
-            <w:pPr>
-              <w:numPr>
-                <w:ilvl w:val="0"/>
-                <w:numId w:val="1"/>
-              </w:numPr>
-              <w:spacing w:after="0" w:afterAutospacing="0" w:before="0" w:beforeAutospacing="0" w:lineRule="auto"/>
-              <w:ind w:left="720" w:hanging="360"/>
-              <w:rPr>
-                <w:color w:val="000000"/>
-              </w:rPr>
-            </w:pPr>
-            <w:r>
-              <w:rPr>
-                <w:rtl w:val="0"/>
-              </w:rPr>
-              <w:t xml:space="preserve">Strategy 0: 0.484</w:t>
-            </w:r>
-          </w:p>
-          <w:p>
-            <w:pPr>
-              <w:numPr>
-                <w:ilvl w:val="0"/>
-                <w:numId w:val="1"/>
-              </w:numPr>
-              <w:spacing w:after="0" w:afterAutospacing="0" w:before="0" w:beforeAutospacing="0" w:lineRule="auto"/>
-              <w:ind w:left="720" w:hanging="360"/>
-              <w:rPr>
-                <w:color w:val="000000"/>
-              </w:rPr>
-            </w:pPr>
-            <w:r>
-              <w:rPr>
-                <w:rtl w:val="0"/>
-              </w:rPr>
-              <w:t xml:space="preserve">Strategy 3: 0.280</w:t>
-            </w:r>
-          </w:p>
-          <w:p>
-            <w:pPr>
-              <w:numPr>
-                <w:ilvl w:val="0"/>
-                <w:numId w:val="1"/>
-              </w:numPr>
-              <w:spacing w:after="240" w:before="0" w:beforeAutospacing="0" w:lineRule="auto"/>
-              <w:ind w:left="720" w:hanging="360"/>
-              <w:rPr>
-                <w:color w:val="000000"/>
-              </w:rPr>
-            </w:pPr>
-            <w:r>
-              <w:rPr>
-                <w:rtl w:val="0"/>
-              </w:rPr>
-              <w:t xml:space="preserve">Strategy 4: -0.152</w:t>
-            </w:r>
-          </w:p>
-          <w:p>
-            <w:pPr>
-              <w:spacing w:after="240" w:before="240" w:lineRule="auto"/>
-              <w:rPr/>
-            </w:pPr>
-            <w:r>
-              <w:rPr>
-                <w:rtl w:val="0"/>
-              </w:rPr>
-              <w:t xml:space="preserve">So the strategy with the largest outperformance is Strategy 5, since it has the highest estimated alpha.</w:t>
-            </w:r>
-          </w:p>
-        </w:tc>
-        <w:tc>
-          <w:tcPr/>
-          <w:p>
-            <w:pPr>
-              <w:rPr>
-                <w:rFonts w:ascii="Arial" w:cs="Arial" w:eastAsia="Arial" w:hAnsi="Arial"/>
-                <w:sz w:val="26"/>
-                <w:szCs w:val="26"/>
-              </w:rPr>
-            </w:pPr>
-            <w:r>
-              <w:rPr>
-                <w:rtl w:val="0"/>
-              </w:rPr>
-            </w:r>
           </w:p>
         </w:tc>
       </w:tr>
@@ -2635,29 +2213,28 @@
     <w:p>
       <w:pPr>
         <w:rPr>
-          <w:rFonts w:ascii="Arial" w:cs="Arial" w:eastAsia="Arial" w:hAnsi="Arial"/>
+          <w:rFonts w:ascii="Arial" w:eastAsia="Arial" w:hAnsi="Arial" w:cs="Arial"/>
           <w:sz w:val="26"/>
           <w:szCs w:val="26"/>
         </w:rPr>
       </w:pPr>
-      <w:r>
-        <w:rPr>
-          <w:rtl w:val="0"/>
-        </w:rPr>
-      </w:r>
     </w:p>
     <w:sectPr>
-      <w:pgSz w:h="15840" w:w="12240" w:orient="portrait"/>
-      <w:pgMar w:bottom="1134" w:top="1417" w:left="1417" w:right="1417" w:header="708" w:footer="708"/>
+      <w:pgSz w:w="12240" w:h="15840"/>
+      <w:pgMar w:top="1417" w:right="1417" w:bottom="1134" w:left="1417" w:header="708" w:footer="708" w:gutter="0"/>
       <w:pgNumType w:start="1"/>
+      <w:cols w:space="720"/>
     </w:sectPr>
   </w:body>
 </w:document>
 </file>
 
 <file path=word/numbering.xml><?xml version="1.0" encoding="utf-8"?>
-<w:numbering xmlns:mc="http://schemas.openxmlformats.org/markup-compatibility/2006" xmlns:o="urn:schemas-microsoft-com:office:office" xmlns:r="http://schemas.openxmlformats.org/officeDocument/2006/relationships" xmlns:m="http://schemas.openxmlformats.org/officeDocument/2006/math" xmlns:v="urn:schemas-microsoft-com:vml" xmlns:wp="http://schemas.openxmlformats.org/drawingml/2006/wordprocessingDrawing" xmlns:w10="urn:schemas-microsoft-com:office:word" xmlns:w="http://schemas.openxmlformats.org/wordprocessingml/2006/main" xmlns:wne="http://schemas.microsoft.com/office/word/2006/wordml" xmlns:sl="http://schemas.openxmlformats.org/schemaLibrary/2006/main" xmlns:a="http://schemas.openxmlformats.org/drawingml/2006/main" xmlns:pic="http://schemas.openxmlformats.org/drawingml/2006/picture" xmlns:c="http://schemas.openxmlformats.org/drawingml/2006/chart" xmlns:lc="http://schemas.openxmlformats.org/drawingml/2006/lockedCanvas" xmlns:dgm="http://schemas.openxmlformats.org/drawingml/2006/diagram" xmlns:wps="http://schemas.microsoft.com/office/word/2010/wordprocessingShape" xmlns:wpg="http://schemas.microsoft.com/office/word/2010/wordprocessingGroup" xmlns:w14="http://schemas.microsoft.com/office/word/2010/wordml" xmlns:w15="http://schemas.microsoft.com/office/word/2012/wordml" xmlns:w16="http://schemas.microsoft.com/office/word/2018/wordml" xmlns:w16cex="http://schemas.microsoft.com/office/word/2018/wordml/cex" xmlns:w16cid="http://schemas.microsoft.com/office/word/2016/wordml/cid" xmlns="http://schemas.microsoft.com/office/tasks/2019/documenttasks" xmlns:cr="http://schemas.microsoft.com/office/comments/2020/reactions">
-  <w:abstractNum w:abstractNumId="1">
+<w:numbering xmlns:wpc="http://schemas.microsoft.com/office/word/2010/wordprocessingCanvas" xmlns:cx="http://schemas.microsoft.com/office/drawing/2014/chartex" xmlns:cx1="http://schemas.microsoft.com/office/drawing/2015/9/8/chartex" xmlns:cx2="http://schemas.microsoft.com/office/drawing/2015/10/21/chartex" xmlns:cx3="http://schemas.microsoft.com/office/drawing/2016/5/9/chartex" xmlns:cx4="http://schemas.microsoft.com/office/drawing/2016/5/10/chartex" xmlns:cx5="http://schemas.microsoft.com/office/drawing/2016/5/11/chartex" xmlns:cx6="http://schemas.microsoft.com/office/drawing/2016/5/12/chartex" xmlns:cx7="http://schemas.microsoft.com/office/drawing/2016/5/13/chartex" xmlns:cx8="http://schemas.microsoft.com/office/drawing/2016/5/14/chartex" xmlns:mc="http://schemas.openxmlformats.org/markup-compatibility/2006" xmlns:aink="http://schemas.microsoft.com/office/drawing/2016/ink" xmlns:am3d="http://schemas.microsoft.com/office/drawing/2017/model3d" xmlns:o="urn:schemas-microsoft-com:office:office" xmlns:oel="http://schemas.microsoft.com/office/2019/extlst" xmlns:r="http://schemas.openxmlformats.org/officeDocument/2006/relationships" xmlns:m="http://schemas.openxmlformats.org/officeDocument/2006/math" xmlns:v="urn:schemas-microsoft-com:vml" xmlns:wp14="http://schemas.microsoft.com/office/word/2010/wordprocessingDrawing" xmlns:wp="http://schemas.openxmlformats.org/drawingml/2006/wordprocessingDrawing" xmlns:w10="urn:schemas-microsoft-com:office:word" xmlns:w="http://schemas.openxmlformats.org/wordprocessingml/2006/main" xmlns:w14="http://schemas.microsoft.com/office/word/2010/wordml" xmlns:w15="http://schemas.microsoft.com/office/word/2012/wordml" xmlns:w16cex="http://schemas.microsoft.com/office/word/2018/wordml/cex" xmlns:w16cid="http://schemas.microsoft.com/office/word/2016/wordml/cid" xmlns:w16="http://schemas.microsoft.com/office/word/2018/wordml" xmlns:w16du="http://schemas.microsoft.com/office/word/2023/wordml/word16du" xmlns:w16sdtdh="http://schemas.microsoft.com/office/word/2020/wordml/sdtdatahash" xmlns:w16sdtfl="http://schemas.microsoft.com/office/word/2024/wordml/sdtformatlock" xmlns:w16se="http://schemas.microsoft.com/office/word/2015/wordml/symex" xmlns:wpg="http://schemas.microsoft.com/office/word/2010/wordprocessingGroup" xmlns:wpi="http://schemas.microsoft.com/office/word/2010/wordprocessingInk" xmlns:wne="http://schemas.microsoft.com/office/word/2006/wordml" xmlns:wps="http://schemas.microsoft.com/office/word/2010/wordprocessingShape" mc:Ignorable="w14 w15 w16se w16cid w16 w16cex w16sdtdh w16sdtfl w16du wp14">
+  <w:abstractNum w:abstractNumId="0" w15:restartNumberingAfterBreak="0">
+    <w:nsid w:val="122E29D0"/>
+    <w:multiLevelType w:val="multilevel"/>
+    <w:tmpl w:val="957C5922"/>
     <w:lvl w:ilvl="0">
       <w:start w:val="1"/>
       <w:numFmt w:val="bullet"/>
@@ -2673,7 +2250,7 @@
         <w:iCs w:val="0"/>
         <w:smallCaps w:val="0"/>
         <w:strike w:val="0"/>
-        <w:color w:val="ffffff"/>
+        <w:color w:val="FFFFFF"/>
         <w:u w:val="none"/>
       </w:rPr>
     </w:lvl>
@@ -2774,7 +2351,10 @@
       </w:rPr>
     </w:lvl>
   </w:abstractNum>
-  <w:abstractNum w:abstractNumId="2">
+  <w:abstractNum w:abstractNumId="1" w15:restartNumberingAfterBreak="0">
+    <w:nsid w:val="18CF7464"/>
+    <w:multiLevelType w:val="multilevel"/>
+    <w:tmpl w:val="FD36BE58"/>
     <w:lvl w:ilvl="0">
       <w:start w:val="1"/>
       <w:numFmt w:val="bullet"/>
@@ -2790,7 +2370,7 @@
         <w:iCs w:val="0"/>
         <w:smallCaps w:val="0"/>
         <w:strike w:val="0"/>
-        <w:color w:val="ffffff"/>
+        <w:color w:val="FFFFFF"/>
         <w:u w:val="none"/>
       </w:rPr>
     </w:lvl>
@@ -2891,7 +2471,10 @@
       </w:rPr>
     </w:lvl>
   </w:abstractNum>
-  <w:abstractNum w:abstractNumId="3">
+  <w:abstractNum w:abstractNumId="2" w15:restartNumberingAfterBreak="0">
+    <w:nsid w:val="24B27155"/>
+    <w:multiLevelType w:val="multilevel"/>
+    <w:tmpl w:val="49D84F52"/>
     <w:lvl w:ilvl="0">
       <w:start w:val="1"/>
       <w:numFmt w:val="bullet"/>
@@ -2907,7 +2490,7 @@
         <w:iCs w:val="0"/>
         <w:smallCaps w:val="0"/>
         <w:strike w:val="0"/>
-        <w:color w:val="ffffff"/>
+        <w:color w:val="FFFFFF"/>
         <w:u w:val="none"/>
       </w:rPr>
     </w:lvl>
@@ -3008,7 +2591,10 @@
       </w:rPr>
     </w:lvl>
   </w:abstractNum>
-  <w:abstractNum w:abstractNumId="4">
+  <w:abstractNum w:abstractNumId="3" w15:restartNumberingAfterBreak="0">
+    <w:nsid w:val="62547851"/>
+    <w:multiLevelType w:val="multilevel"/>
+    <w:tmpl w:val="06B6D794"/>
     <w:lvl w:ilvl="0">
       <w:start w:val="1"/>
       <w:numFmt w:val="bullet"/>
@@ -3024,7 +2610,7 @@
         <w:iCs w:val="0"/>
         <w:smallCaps w:val="0"/>
         <w:strike w:val="0"/>
-        <w:color w:val="ffffff"/>
+        <w:color w:val="FFFFFF"/>
         <w:u w:val="none"/>
       </w:rPr>
     </w:lvl>
@@ -3125,7 +2711,10 @@
       </w:rPr>
     </w:lvl>
   </w:abstractNum>
-  <w:abstractNum w:abstractNumId="5">
+  <w:abstractNum w:abstractNumId="4" w15:restartNumberingAfterBreak="0">
+    <w:nsid w:val="66814007"/>
+    <w:multiLevelType w:val="multilevel"/>
+    <w:tmpl w:val="1F60EC54"/>
     <w:lvl w:ilvl="0">
       <w:start w:val="1"/>
       <w:numFmt w:val="bullet"/>
@@ -3141,7 +2730,7 @@
         <w:iCs w:val="0"/>
         <w:smallCaps w:val="0"/>
         <w:strike w:val="0"/>
-        <w:color w:val="ffffff"/>
+        <w:color w:val="FFFFFF"/>
         <w:u w:val="none"/>
       </w:rPr>
     </w:lvl>
@@ -3242,7 +2831,10 @@
       </w:rPr>
     </w:lvl>
   </w:abstractNum>
-  <w:abstractNum w:abstractNumId="6">
+  <w:abstractNum w:abstractNumId="5" w15:restartNumberingAfterBreak="0">
+    <w:nsid w:val="6A9C2098"/>
+    <w:multiLevelType w:val="multilevel"/>
+    <w:tmpl w:val="338CD270"/>
     <w:lvl w:ilvl="0">
       <w:start w:val="1"/>
       <w:numFmt w:val="bullet"/>
@@ -3258,7 +2850,7 @@
         <w:iCs w:val="0"/>
         <w:smallCaps w:val="0"/>
         <w:strike w:val="0"/>
-        <w:color w:val="ffffff"/>
+        <w:color w:val="FFFFFF"/>
         <w:u w:val="none"/>
       </w:rPr>
     </w:lvl>
@@ -3359,7 +2951,10 @@
       </w:rPr>
     </w:lvl>
   </w:abstractNum>
-  <w:abstractNum w:abstractNumId="7">
+  <w:abstractNum w:abstractNumId="6" w15:restartNumberingAfterBreak="0">
+    <w:nsid w:val="71DE1125"/>
+    <w:multiLevelType w:val="multilevel"/>
+    <w:tmpl w:val="906E63BC"/>
     <w:lvl w:ilvl="0">
       <w:start w:val="1"/>
       <w:numFmt w:val="bullet"/>
@@ -3375,7 +2970,7 @@
         <w:iCs w:val="0"/>
         <w:smallCaps w:val="0"/>
         <w:strike w:val="0"/>
-        <w:color w:val="ffffff"/>
+        <w:color w:val="FFFFFF"/>
         <w:u w:val="none"/>
       </w:rPr>
     </w:lvl>
@@ -3476,7 +3071,10 @@
       </w:rPr>
     </w:lvl>
   </w:abstractNum>
-  <w:abstractNum w:abstractNumId="8">
+  <w:abstractNum w:abstractNumId="7" w15:restartNumberingAfterBreak="0">
+    <w:nsid w:val="724516D3"/>
+    <w:multiLevelType w:val="multilevel"/>
+    <w:tmpl w:val="B3787036"/>
     <w:lvl w:ilvl="0">
       <w:start w:val="1"/>
       <w:numFmt w:val="bullet"/>
@@ -3492,7 +3090,7 @@
         <w:iCs w:val="0"/>
         <w:smallCaps w:val="0"/>
         <w:strike w:val="0"/>
-        <w:color w:val="ffffff"/>
+        <w:color w:val="FFFFFF"/>
         <w:u w:val="none"/>
       </w:rPr>
     </w:lvl>
@@ -3593,7 +3191,10 @@
       </w:rPr>
     </w:lvl>
   </w:abstractNum>
-  <w:abstractNum w:abstractNumId="9">
+  <w:abstractNum w:abstractNumId="8" w15:restartNumberingAfterBreak="0">
+    <w:nsid w:val="7E555CAE"/>
+    <w:multiLevelType w:val="multilevel"/>
+    <w:tmpl w:val="8E7E09F8"/>
     <w:lvl w:ilvl="0">
       <w:start w:val="1"/>
       <w:numFmt w:val="bullet"/>
@@ -3609,7 +3210,7 @@
         <w:iCs w:val="0"/>
         <w:smallCaps w:val="0"/>
         <w:strike w:val="0"/>
-        <w:color w:val="ffffff"/>
+        <w:color w:val="FFFFFF"/>
         <w:u w:val="none"/>
       </w:rPr>
     </w:lvl>
@@ -3710,7 +3311,10 @@
       </w:rPr>
     </w:lvl>
   </w:abstractNum>
-  <w:abstractNum w:abstractNumId="10">
+  <w:abstractNum w:abstractNumId="9" w15:restartNumberingAfterBreak="0">
+    <w:nsid w:val="7FA648F6"/>
+    <w:multiLevelType w:val="multilevel"/>
+    <w:tmpl w:val="B2AE2C94"/>
     <w:lvl w:ilvl="0">
       <w:start w:val="1"/>
       <w:numFmt w:val="bullet"/>
@@ -3726,7 +3330,7 @@
         <w:iCs w:val="0"/>
         <w:smallCaps w:val="0"/>
         <w:strike w:val="0"/>
-        <w:color w:val="ffffff"/>
+        <w:color w:val="FFFFFF"/>
         <w:u w:val="none"/>
       </w:rPr>
     </w:lvl>
@@ -3827,218 +3431,641 @@
       </w:rPr>
     </w:lvl>
   </w:abstractNum>
-  <w:num w:numId="1">
+  <w:num w:numId="1" w16cid:durableId="113210557">
+    <w:abstractNumId w:val="6"/>
+  </w:num>
+  <w:num w:numId="2" w16cid:durableId="410927252">
+    <w:abstractNumId w:val="3"/>
+  </w:num>
+  <w:num w:numId="3" w16cid:durableId="271057999">
+    <w:abstractNumId w:val="9"/>
+  </w:num>
+  <w:num w:numId="4" w16cid:durableId="958682273">
+    <w:abstractNumId w:val="0"/>
+  </w:num>
+  <w:num w:numId="5" w16cid:durableId="1351955000">
     <w:abstractNumId w:val="1"/>
   </w:num>
-  <w:num w:numId="2">
+  <w:num w:numId="6" w16cid:durableId="1417240755">
+    <w:abstractNumId w:val="4"/>
+  </w:num>
+  <w:num w:numId="7" w16cid:durableId="1189445303">
+    <w:abstractNumId w:val="7"/>
+  </w:num>
+  <w:num w:numId="8" w16cid:durableId="1861892091">
     <w:abstractNumId w:val="2"/>
   </w:num>
-  <w:num w:numId="3">
-    <w:abstractNumId w:val="3"/>
-  </w:num>
-  <w:num w:numId="4">
-    <w:abstractNumId w:val="4"/>
-  </w:num>
-  <w:num w:numId="5">
+  <w:num w:numId="9" w16cid:durableId="1340355683">
     <w:abstractNumId w:val="5"/>
   </w:num>
-  <w:num w:numId="6">
-    <w:abstractNumId w:val="6"/>
-  </w:num>
-  <w:num w:numId="7">
-    <w:abstractNumId w:val="7"/>
-  </w:num>
-  <w:num w:numId="8">
+  <w:num w:numId="10" w16cid:durableId="2114129347">
     <w:abstractNumId w:val="8"/>
-  </w:num>
-  <w:num w:numId="9">
-    <w:abstractNumId w:val="9"/>
-  </w:num>
-  <w:num w:numId="10">
-    <w:abstractNumId w:val="10"/>
   </w:num>
 </w:numbering>
 </file>
 
 <file path=word/styles.xml><?xml version="1.0" encoding="utf-8"?>
-<w:styles xmlns:mc="http://schemas.openxmlformats.org/markup-compatibility/2006" xmlns:o="urn:schemas-microsoft-com:office:office" xmlns:r="http://schemas.openxmlformats.org/officeDocument/2006/relationships" xmlns:m="http://schemas.openxmlformats.org/officeDocument/2006/math" xmlns:v="urn:schemas-microsoft-com:vml" xmlns:wp="http://schemas.openxmlformats.org/drawingml/2006/wordprocessingDrawing" xmlns:w10="urn:schemas-microsoft-com:office:word" xmlns:w="http://schemas.openxmlformats.org/wordprocessingml/2006/main" xmlns:wne="http://schemas.microsoft.com/office/word/2006/wordml" xmlns:sl="http://schemas.openxmlformats.org/schemaLibrary/2006/main" xmlns:a="http://schemas.openxmlformats.org/drawingml/2006/main" xmlns:pic="http://schemas.openxmlformats.org/drawingml/2006/picture" xmlns:c="http://schemas.openxmlformats.org/drawingml/2006/chart" xmlns:lc="http://schemas.openxmlformats.org/drawingml/2006/lockedCanvas" xmlns:dgm="http://schemas.openxmlformats.org/drawingml/2006/diagram" xmlns:wps="http://schemas.microsoft.com/office/word/2010/wordprocessingShape" xmlns:wpg="http://schemas.microsoft.com/office/word/2010/wordprocessingGroup" xmlns:w14="http://schemas.microsoft.com/office/word/2010/wordml" xmlns:w15="http://schemas.microsoft.com/office/word/2012/wordml" xmlns:w16="http://schemas.microsoft.com/office/word/2018/wordml" xmlns:w16cex="http://schemas.microsoft.com/office/word/2018/wordml/cex" xmlns:w16cid="http://schemas.microsoft.com/office/word/2016/wordml/cid" xmlns="http://schemas.microsoft.com/office/tasks/2019/documenttasks" xmlns:cr="http://schemas.microsoft.com/office/comments/2020/reactions">
+<w:styles xmlns:mc="http://schemas.openxmlformats.org/markup-compatibility/2006" xmlns:r="http://schemas.openxmlformats.org/officeDocument/2006/relationships" xmlns:w="http://schemas.openxmlformats.org/wordprocessingml/2006/main" xmlns:w14="http://schemas.microsoft.com/office/word/2010/wordml" xmlns:w15="http://schemas.microsoft.com/office/word/2012/wordml" xmlns:w16cex="http://schemas.microsoft.com/office/word/2018/wordml/cex" xmlns:w16cid="http://schemas.microsoft.com/office/word/2016/wordml/cid" xmlns:w16="http://schemas.microsoft.com/office/word/2018/wordml" xmlns:w16du="http://schemas.microsoft.com/office/word/2023/wordml/word16du" xmlns:w16sdtdh="http://schemas.microsoft.com/office/word/2020/wordml/sdtdatahash" xmlns:w16sdtfl="http://schemas.microsoft.com/office/word/2024/wordml/sdtformatlock" xmlns:w16se="http://schemas.microsoft.com/office/word/2015/wordml/symex" mc:Ignorable="w14 w15 w16se w16cid w16 w16cex w16sdtdh w16sdtfl w16du">
   <w:docDefaults>
     <w:rPrDefault>
       <w:rPr>
+        <w:rFonts w:ascii="Times New Roman" w:eastAsia="Times New Roman" w:hAnsi="Times New Roman" w:cs="Times New Roman"/>
         <w:sz w:val="24"/>
         <w:szCs w:val="24"/>
-        <w:lang w:val="en_GB"/>
+        <w:lang w:val="en-GB" w:bidi="ar-SA"/>
       </w:rPr>
     </w:rPrDefault>
-    <w:pPrDefault>
-      <w:pPr/>
-    </w:pPrDefault>
+    <w:pPrDefault/>
   </w:docDefaults>
-  <w:style w:type="table" w:styleId="TableNormal" w:default="1">
-    <w:name w:val="TableNormal"/>
-    <w:tblPr>
-      <w:tblCellMar>
-        <w:top w:w="100.0" w:type="dxa"/>
-        <w:left w:w="100.0" w:type="dxa"/>
-        <w:bottom w:w="100.0" w:type="dxa"/>
-        <w:right w:w="100.0" w:type="dxa"/>
-      </w:tblCellMar>
-    </w:tblPr>
+  <w:latentStyles w:defLockedState="0" w:defUIPriority="99" w:defSemiHidden="0" w:defUnhideWhenUsed="0" w:defQFormat="0" w:count="376">
+    <w:lsdException w:name="Normal" w:uiPriority="0" w:qFormat="1"/>
+    <w:lsdException w:name="heading 1" w:uiPriority="9" w:qFormat="1"/>
+    <w:lsdException w:name="heading 2" w:semiHidden="1" w:uiPriority="9" w:unhideWhenUsed="1" w:qFormat="1"/>
+    <w:lsdException w:name="heading 3" w:semiHidden="1" w:uiPriority="9" w:unhideWhenUsed="1" w:qFormat="1"/>
+    <w:lsdException w:name="heading 4" w:semiHidden="1" w:uiPriority="9" w:unhideWhenUsed="1" w:qFormat="1"/>
+    <w:lsdException w:name="heading 5" w:semiHidden="1" w:uiPriority="9" w:unhideWhenUsed="1" w:qFormat="1"/>
+    <w:lsdException w:name="heading 6" w:semiHidden="1" w:uiPriority="9" w:unhideWhenUsed="1" w:qFormat="1"/>
+    <w:lsdException w:name="heading 7" w:semiHidden="1" w:uiPriority="9" w:unhideWhenUsed="1" w:qFormat="1"/>
+    <w:lsdException w:name="heading 8" w:semiHidden="1" w:uiPriority="9" w:unhideWhenUsed="1" w:qFormat="1"/>
+    <w:lsdException w:name="heading 9" w:semiHidden="1" w:uiPriority="9" w:unhideWhenUsed="1" w:qFormat="1"/>
+    <w:lsdException w:name="index 1" w:semiHidden="1" w:unhideWhenUsed="1"/>
+    <w:lsdException w:name="index 2" w:semiHidden="1" w:unhideWhenUsed="1"/>
+    <w:lsdException w:name="index 3" w:semiHidden="1" w:unhideWhenUsed="1"/>
+    <w:lsdException w:name="index 4" w:semiHidden="1" w:unhideWhenUsed="1"/>
+    <w:lsdException w:name="index 5" w:semiHidden="1" w:unhideWhenUsed="1"/>
+    <w:lsdException w:name="index 6" w:semiHidden="1" w:unhideWhenUsed="1"/>
+    <w:lsdException w:name="index 7" w:semiHidden="1" w:unhideWhenUsed="1"/>
+    <w:lsdException w:name="index 8" w:semiHidden="1" w:unhideWhenUsed="1"/>
+    <w:lsdException w:name="index 9" w:semiHidden="1" w:unhideWhenUsed="1"/>
+    <w:lsdException w:name="toc 1" w:semiHidden="1" w:uiPriority="39" w:unhideWhenUsed="1"/>
+    <w:lsdException w:name="toc 2" w:semiHidden="1" w:uiPriority="39" w:unhideWhenUsed="1"/>
+    <w:lsdException w:name="toc 3" w:semiHidden="1" w:uiPriority="39" w:unhideWhenUsed="1"/>
+    <w:lsdException w:name="toc 4" w:semiHidden="1" w:uiPriority="39" w:unhideWhenUsed="1"/>
+    <w:lsdException w:name="toc 5" w:semiHidden="1" w:uiPriority="39" w:unhideWhenUsed="1"/>
+    <w:lsdException w:name="toc 6" w:semiHidden="1" w:uiPriority="39" w:unhideWhenUsed="1"/>
+    <w:lsdException w:name="toc 7" w:semiHidden="1" w:uiPriority="39" w:unhideWhenUsed="1"/>
+    <w:lsdException w:name="toc 8" w:semiHidden="1" w:uiPriority="39" w:unhideWhenUsed="1"/>
+    <w:lsdException w:name="toc 9" w:semiHidden="1" w:uiPriority="39" w:unhideWhenUsed="1"/>
+    <w:lsdException w:name="Normal Indent" w:semiHidden="1" w:unhideWhenUsed="1"/>
+    <w:lsdException w:name="footnote text" w:semiHidden="1" w:unhideWhenUsed="1"/>
+    <w:lsdException w:name="annotation text" w:semiHidden="1" w:unhideWhenUsed="1"/>
+    <w:lsdException w:name="header" w:semiHidden="1" w:unhideWhenUsed="1"/>
+    <w:lsdException w:name="footer" w:semiHidden="1" w:unhideWhenUsed="1"/>
+    <w:lsdException w:name="index heading" w:semiHidden="1" w:unhideWhenUsed="1"/>
+    <w:lsdException w:name="caption" w:semiHidden="1" w:uiPriority="35" w:unhideWhenUsed="1" w:qFormat="1"/>
+    <w:lsdException w:name="table of figures" w:semiHidden="1" w:unhideWhenUsed="1"/>
+    <w:lsdException w:name="envelope address" w:semiHidden="1" w:unhideWhenUsed="1"/>
+    <w:lsdException w:name="envelope return" w:semiHidden="1" w:unhideWhenUsed="1"/>
+    <w:lsdException w:name="footnote reference" w:semiHidden="1" w:unhideWhenUsed="1"/>
+    <w:lsdException w:name="annotation reference" w:semiHidden="1" w:unhideWhenUsed="1"/>
+    <w:lsdException w:name="line number" w:semiHidden="1" w:unhideWhenUsed="1"/>
+    <w:lsdException w:name="page number" w:semiHidden="1" w:unhideWhenUsed="1"/>
+    <w:lsdException w:name="endnote reference" w:semiHidden="1" w:unhideWhenUsed="1"/>
+    <w:lsdException w:name="endnote text" w:semiHidden="1" w:unhideWhenUsed="1"/>
+    <w:lsdException w:name="table of authorities" w:semiHidden="1" w:unhideWhenUsed="1"/>
+    <w:lsdException w:name="macro" w:semiHidden="1" w:unhideWhenUsed="1"/>
+    <w:lsdException w:name="toa heading" w:semiHidden="1" w:unhideWhenUsed="1"/>
+    <w:lsdException w:name="List" w:semiHidden="1" w:unhideWhenUsed="1"/>
+    <w:lsdException w:name="List Bullet" w:semiHidden="1" w:unhideWhenUsed="1"/>
+    <w:lsdException w:name="List Number" w:semiHidden="1" w:unhideWhenUsed="1"/>
+    <w:lsdException w:name="List 2" w:semiHidden="1" w:unhideWhenUsed="1"/>
+    <w:lsdException w:name="List 3" w:semiHidden="1" w:unhideWhenUsed="1"/>
+    <w:lsdException w:name="List 4" w:semiHidden="1" w:unhideWhenUsed="1"/>
+    <w:lsdException w:name="List 5" w:semiHidden="1" w:unhideWhenUsed="1"/>
+    <w:lsdException w:name="List Bullet 2" w:semiHidden="1" w:unhideWhenUsed="1"/>
+    <w:lsdException w:name="List Bullet 3" w:semiHidden="1" w:unhideWhenUsed="1"/>
+    <w:lsdException w:name="List Bullet 4" w:semiHidden="1" w:unhideWhenUsed="1"/>
+    <w:lsdException w:name="List Bullet 5" w:semiHidden="1" w:unhideWhenUsed="1"/>
+    <w:lsdException w:name="List Number 2" w:semiHidden="1" w:unhideWhenUsed="1"/>
+    <w:lsdException w:name="List Number 3" w:semiHidden="1" w:unhideWhenUsed="1"/>
+    <w:lsdException w:name="List Number 4" w:semiHidden="1" w:unhideWhenUsed="1"/>
+    <w:lsdException w:name="List Number 5" w:semiHidden="1" w:unhideWhenUsed="1"/>
+    <w:lsdException w:name="Title" w:uiPriority="10" w:qFormat="1"/>
+    <w:lsdException w:name="Closing" w:semiHidden="1" w:unhideWhenUsed="1"/>
+    <w:lsdException w:name="Signature" w:semiHidden="1" w:unhideWhenUsed="1"/>
+    <w:lsdException w:name="Default Paragraph Font" w:semiHidden="1" w:uiPriority="1" w:unhideWhenUsed="1"/>
+    <w:lsdException w:name="Body Text" w:semiHidden="1" w:unhideWhenUsed="1"/>
+    <w:lsdException w:name="Body Text Indent" w:semiHidden="1" w:unhideWhenUsed="1"/>
+    <w:lsdException w:name="List Continue" w:semiHidden="1" w:unhideWhenUsed="1"/>
+    <w:lsdException w:name="List Continue 2" w:semiHidden="1" w:unhideWhenUsed="1"/>
+    <w:lsdException w:name="List Continue 3" w:semiHidden="1" w:unhideWhenUsed="1"/>
+    <w:lsdException w:name="List Continue 4" w:semiHidden="1" w:unhideWhenUsed="1"/>
+    <w:lsdException w:name="List Continue 5" w:semiHidden="1" w:unhideWhenUsed="1"/>
+    <w:lsdException w:name="Message Header" w:semiHidden="1" w:unhideWhenUsed="1"/>
+    <w:lsdException w:name="Subtitle" w:uiPriority="11" w:qFormat="1"/>
+    <w:lsdException w:name="Salutation" w:semiHidden="1" w:unhideWhenUsed="1"/>
+    <w:lsdException w:name="Date" w:semiHidden="1" w:unhideWhenUsed="1"/>
+    <w:lsdException w:name="Body Text First Indent" w:semiHidden="1" w:unhideWhenUsed="1"/>
+    <w:lsdException w:name="Body Text First Indent 2" w:semiHidden="1" w:unhideWhenUsed="1"/>
+    <w:lsdException w:name="Note Heading" w:semiHidden="1" w:unhideWhenUsed="1"/>
+    <w:lsdException w:name="Body Text 2" w:semiHidden="1" w:unhideWhenUsed="1"/>
+    <w:lsdException w:name="Body Text 3" w:semiHidden="1" w:unhideWhenUsed="1"/>
+    <w:lsdException w:name="Body Text Indent 2" w:semiHidden="1" w:unhideWhenUsed="1"/>
+    <w:lsdException w:name="Body Text Indent 3" w:semiHidden="1" w:unhideWhenUsed="1"/>
+    <w:lsdException w:name="Block Text" w:semiHidden="1" w:unhideWhenUsed="1"/>
+    <w:lsdException w:name="Hyperlink" w:semiHidden="1" w:unhideWhenUsed="1"/>
+    <w:lsdException w:name="FollowedHyperlink" w:semiHidden="1" w:unhideWhenUsed="1"/>
+    <w:lsdException w:name="Strong" w:uiPriority="22" w:qFormat="1"/>
+    <w:lsdException w:name="Emphasis" w:uiPriority="20" w:qFormat="1"/>
+    <w:lsdException w:name="Document Map" w:semiHidden="1" w:unhideWhenUsed="1"/>
+    <w:lsdException w:name="Plain Text" w:semiHidden="1" w:unhideWhenUsed="1"/>
+    <w:lsdException w:name="E-mail Signature" w:semiHidden="1" w:unhideWhenUsed="1"/>
+    <w:lsdException w:name="HTML Top of Form" w:semiHidden="1" w:unhideWhenUsed="1"/>
+    <w:lsdException w:name="HTML Bottom of Form" w:semiHidden="1" w:unhideWhenUsed="1"/>
+    <w:lsdException w:name="Normal (Web)" w:semiHidden="1" w:unhideWhenUsed="1"/>
+    <w:lsdException w:name="HTML Acronym" w:semiHidden="1" w:unhideWhenUsed="1"/>
+    <w:lsdException w:name="HTML Address" w:semiHidden="1" w:unhideWhenUsed="1"/>
+    <w:lsdException w:name="HTML Cite" w:semiHidden="1" w:unhideWhenUsed="1"/>
+    <w:lsdException w:name="HTML Code" w:semiHidden="1" w:unhideWhenUsed="1"/>
+    <w:lsdException w:name="HTML Definition" w:semiHidden="1" w:unhideWhenUsed="1"/>
+    <w:lsdException w:name="HTML Keyboard" w:semiHidden="1" w:unhideWhenUsed="1"/>
+    <w:lsdException w:name="HTML Preformatted" w:semiHidden="1" w:unhideWhenUsed="1"/>
+    <w:lsdException w:name="HTML Sample" w:semiHidden="1" w:unhideWhenUsed="1"/>
+    <w:lsdException w:name="HTML Typewriter" w:semiHidden="1" w:unhideWhenUsed="1"/>
+    <w:lsdException w:name="HTML Variable" w:semiHidden="1" w:unhideWhenUsed="1"/>
+    <w:lsdException w:name="Normal Table" w:semiHidden="1" w:unhideWhenUsed="1"/>
+    <w:lsdException w:name="annotation subject" w:semiHidden="1" w:unhideWhenUsed="1"/>
+    <w:lsdException w:name="No List" w:semiHidden="1" w:unhideWhenUsed="1"/>
+    <w:lsdException w:name="Outline List 1" w:semiHidden="1" w:unhideWhenUsed="1"/>
+    <w:lsdException w:name="Outline List 2" w:semiHidden="1" w:unhideWhenUsed="1"/>
+    <w:lsdException w:name="Outline List 3" w:semiHidden="1" w:unhideWhenUsed="1"/>
+    <w:lsdException w:name="Table Simple 1" w:semiHidden="1" w:unhideWhenUsed="1"/>
+    <w:lsdException w:name="Table Simple 2" w:semiHidden="1" w:unhideWhenUsed="1"/>
+    <w:lsdException w:name="Table Simple 3" w:semiHidden="1" w:unhideWhenUsed="1"/>
+    <w:lsdException w:name="Table Classic 1" w:semiHidden="1" w:unhideWhenUsed="1"/>
+    <w:lsdException w:name="Table Classic 2" w:semiHidden="1" w:unhideWhenUsed="1"/>
+    <w:lsdException w:name="Table Classic 3" w:semiHidden="1" w:unhideWhenUsed="1"/>
+    <w:lsdException w:name="Table Classic 4" w:semiHidden="1" w:unhideWhenUsed="1"/>
+    <w:lsdException w:name="Table Colorful 1" w:semiHidden="1" w:unhideWhenUsed="1"/>
+    <w:lsdException w:name="Table Colorful 2" w:semiHidden="1" w:unhideWhenUsed="1"/>
+    <w:lsdException w:name="Table Colorful 3" w:semiHidden="1" w:unhideWhenUsed="1"/>
+    <w:lsdException w:name="Table Columns 1" w:semiHidden="1" w:unhideWhenUsed="1"/>
+    <w:lsdException w:name="Table Columns 2" w:semiHidden="1" w:unhideWhenUsed="1"/>
+    <w:lsdException w:name="Table Columns 3" w:semiHidden="1" w:unhideWhenUsed="1"/>
+    <w:lsdException w:name="Table Columns 4" w:semiHidden="1" w:unhideWhenUsed="1"/>
+    <w:lsdException w:name="Table Columns 5" w:semiHidden="1" w:unhideWhenUsed="1"/>
+    <w:lsdException w:name="Table Grid 1" w:semiHidden="1" w:unhideWhenUsed="1"/>
+    <w:lsdException w:name="Table Grid 2" w:semiHidden="1" w:unhideWhenUsed="1"/>
+    <w:lsdException w:name="Table Grid 3" w:semiHidden="1" w:unhideWhenUsed="1"/>
+    <w:lsdException w:name="Table Grid 4" w:semiHidden="1" w:unhideWhenUsed="1"/>
+    <w:lsdException w:name="Table Grid 5" w:semiHidden="1" w:unhideWhenUsed="1"/>
+    <w:lsdException w:name="Table Grid 6" w:semiHidden="1" w:unhideWhenUsed="1"/>
+    <w:lsdException w:name="Table Grid 7" w:semiHidden="1" w:unhideWhenUsed="1"/>
+    <w:lsdException w:name="Table Grid 8" w:semiHidden="1" w:unhideWhenUsed="1"/>
+    <w:lsdException w:name="Table List 1" w:semiHidden="1" w:unhideWhenUsed="1"/>
+    <w:lsdException w:name="Table List 2" w:semiHidden="1" w:unhideWhenUsed="1"/>
+    <w:lsdException w:name="Table List 3" w:semiHidden="1" w:unhideWhenUsed="1"/>
+    <w:lsdException w:name="Table List 4" w:semiHidden="1" w:unhideWhenUsed="1"/>
+    <w:lsdException w:name="Table List 5" w:semiHidden="1" w:unhideWhenUsed="1"/>
+    <w:lsdException w:name="Table List 6" w:semiHidden="1" w:unhideWhenUsed="1"/>
+    <w:lsdException w:name="Table List 7" w:semiHidden="1" w:unhideWhenUsed="1"/>
+    <w:lsdException w:name="Table List 8" w:semiHidden="1" w:unhideWhenUsed="1"/>
+    <w:lsdException w:name="Table 3D effects 1" w:semiHidden="1" w:unhideWhenUsed="1"/>
+    <w:lsdException w:name="Table 3D effects 2" w:semiHidden="1" w:unhideWhenUsed="1"/>
+    <w:lsdException w:name="Table 3D effects 3" w:semiHidden="1" w:unhideWhenUsed="1"/>
+    <w:lsdException w:name="Table Contemporary" w:semiHidden="1" w:unhideWhenUsed="1"/>
+    <w:lsdException w:name="Table Elegant" w:semiHidden="1" w:unhideWhenUsed="1"/>
+    <w:lsdException w:name="Table Professional" w:semiHidden="1" w:unhideWhenUsed="1"/>
+    <w:lsdException w:name="Table Subtle 1" w:semiHidden="1" w:unhideWhenUsed="1"/>
+    <w:lsdException w:name="Table Subtle 2" w:semiHidden="1" w:unhideWhenUsed="1"/>
+    <w:lsdException w:name="Table Web 1" w:semiHidden="1" w:unhideWhenUsed="1"/>
+    <w:lsdException w:name="Table Web 2" w:semiHidden="1" w:unhideWhenUsed="1"/>
+    <w:lsdException w:name="Table Web 3" w:semiHidden="1" w:unhideWhenUsed="1"/>
+    <w:lsdException w:name="Balloon Text" w:semiHidden="1" w:unhideWhenUsed="1"/>
+    <w:lsdException w:name="Table Grid" w:uiPriority="39"/>
+    <w:lsdException w:name="Table Theme" w:semiHidden="1" w:unhideWhenUsed="1"/>
+    <w:lsdException w:name="Placeholder Text" w:semiHidden="1"/>
+    <w:lsdException w:name="No Spacing" w:uiPriority="1" w:qFormat="1"/>
+    <w:lsdException w:name="Light Shading" w:uiPriority="60"/>
+    <w:lsdException w:name="Light List" w:uiPriority="61"/>
+    <w:lsdException w:name="Light Grid" w:uiPriority="62"/>
+    <w:lsdException w:name="Medium Shading 1" w:uiPriority="63"/>
+    <w:lsdException w:name="Medium Shading 2" w:uiPriority="64"/>
+    <w:lsdException w:name="Medium List 1" w:uiPriority="65"/>
+    <w:lsdException w:name="Medium List 2" w:uiPriority="66"/>
+    <w:lsdException w:name="Medium Grid 1" w:uiPriority="67"/>
+    <w:lsdException w:name="Medium Grid 2" w:uiPriority="68"/>
+    <w:lsdException w:name="Medium Grid 3" w:uiPriority="69"/>
+    <w:lsdException w:name="Dark List" w:uiPriority="70"/>
+    <w:lsdException w:name="Colorful Shading" w:uiPriority="71"/>
+    <w:lsdException w:name="Colorful List" w:uiPriority="72"/>
+    <w:lsdException w:name="Colorful Grid" w:uiPriority="73"/>
+    <w:lsdException w:name="Light Shading Accent 1" w:uiPriority="60"/>
+    <w:lsdException w:name="Light List Accent 1" w:uiPriority="61"/>
+    <w:lsdException w:name="Light Grid Accent 1" w:uiPriority="62"/>
+    <w:lsdException w:name="Medium Shading 1 Accent 1" w:uiPriority="63"/>
+    <w:lsdException w:name="Medium Shading 2 Accent 1" w:uiPriority="64"/>
+    <w:lsdException w:name="Medium List 1 Accent 1" w:uiPriority="65"/>
+    <w:lsdException w:name="Revision" w:semiHidden="1"/>
+    <w:lsdException w:name="List Paragraph" w:uiPriority="34" w:qFormat="1"/>
+    <w:lsdException w:name="Quote" w:uiPriority="29" w:qFormat="1"/>
+    <w:lsdException w:name="Intense Quote" w:uiPriority="30" w:qFormat="1"/>
+    <w:lsdException w:name="Medium List 2 Accent 1" w:uiPriority="66"/>
+    <w:lsdException w:name="Medium Grid 1 Accent 1" w:uiPriority="67"/>
+    <w:lsdException w:name="Medium Grid 2 Accent 1" w:uiPriority="68"/>
+    <w:lsdException w:name="Medium Grid 3 Accent 1" w:uiPriority="69"/>
+    <w:lsdException w:name="Dark List Accent 1" w:uiPriority="70"/>
+    <w:lsdException w:name="Colorful Shading Accent 1" w:uiPriority="71"/>
+    <w:lsdException w:name="Colorful List Accent 1" w:uiPriority="72"/>
+    <w:lsdException w:name="Colorful Grid Accent 1" w:uiPriority="73"/>
+    <w:lsdException w:name="Light Shading Accent 2" w:uiPriority="60"/>
+    <w:lsdException w:name="Light List Accent 2" w:uiPriority="61"/>
+    <w:lsdException w:name="Light Grid Accent 2" w:uiPriority="62"/>
+    <w:lsdException w:name="Medium Shading 1 Accent 2" w:uiPriority="63"/>
+    <w:lsdException w:name="Medium Shading 2 Accent 2" w:uiPriority="64"/>
+    <w:lsdException w:name="Medium List 1 Accent 2" w:uiPriority="65"/>
+    <w:lsdException w:name="Medium List 2 Accent 2" w:uiPriority="66"/>
+    <w:lsdException w:name="Medium Grid 1 Accent 2" w:uiPriority="67"/>
+    <w:lsdException w:name="Medium Grid 2 Accent 2" w:uiPriority="68"/>
+    <w:lsdException w:name="Medium Grid 3 Accent 2" w:uiPriority="69"/>
+    <w:lsdException w:name="Dark List Accent 2" w:uiPriority="70"/>
+    <w:lsdException w:name="Colorful Shading Accent 2" w:uiPriority="71"/>
+    <w:lsdException w:name="Colorful List Accent 2" w:uiPriority="72"/>
+    <w:lsdException w:name="Colorful Grid Accent 2" w:uiPriority="73"/>
+    <w:lsdException w:name="Light Shading Accent 3" w:uiPriority="60"/>
+    <w:lsdException w:name="Light List Accent 3" w:uiPriority="61"/>
+    <w:lsdException w:name="Light Grid Accent 3" w:uiPriority="62"/>
+    <w:lsdException w:name="Medium Shading 1 Accent 3" w:uiPriority="63"/>
+    <w:lsdException w:name="Medium Shading 2 Accent 3" w:uiPriority="64"/>
+    <w:lsdException w:name="Medium List 1 Accent 3" w:uiPriority="65"/>
+    <w:lsdException w:name="Medium List 2 Accent 3" w:uiPriority="66"/>
+    <w:lsdException w:name="Medium Grid 1 Accent 3" w:uiPriority="67"/>
+    <w:lsdException w:name="Medium Grid 2 Accent 3" w:uiPriority="68"/>
+    <w:lsdException w:name="Medium Grid 3 Accent 3" w:uiPriority="69"/>
+    <w:lsdException w:name="Dark List Accent 3" w:uiPriority="70"/>
+    <w:lsdException w:name="Colorful Shading Accent 3" w:uiPriority="71"/>
+    <w:lsdException w:name="Colorful List Accent 3" w:uiPriority="72"/>
+    <w:lsdException w:name="Colorful Grid Accent 3" w:uiPriority="73"/>
+    <w:lsdException w:name="Light Shading Accent 4" w:uiPriority="60"/>
+    <w:lsdException w:name="Light List Accent 4" w:uiPriority="61"/>
+    <w:lsdException w:name="Light Grid Accent 4" w:uiPriority="62"/>
+    <w:lsdException w:name="Medium Shading 1 Accent 4" w:uiPriority="63"/>
+    <w:lsdException w:name="Medium Shading 2 Accent 4" w:uiPriority="64"/>
+    <w:lsdException w:name="Medium List 1 Accent 4" w:uiPriority="65"/>
+    <w:lsdException w:name="Medium List 2 Accent 4" w:uiPriority="66"/>
+    <w:lsdException w:name="Medium Grid 1 Accent 4" w:uiPriority="67"/>
+    <w:lsdException w:name="Medium Grid 2 Accent 4" w:uiPriority="68"/>
+    <w:lsdException w:name="Medium Grid 3 Accent 4" w:uiPriority="69"/>
+    <w:lsdException w:name="Dark List Accent 4" w:uiPriority="70"/>
+    <w:lsdException w:name="Colorful Shading Accent 4" w:uiPriority="71"/>
+    <w:lsdException w:name="Colorful List Accent 4" w:uiPriority="72"/>
+    <w:lsdException w:name="Colorful Grid Accent 4" w:uiPriority="73"/>
+    <w:lsdException w:name="Light Shading Accent 5" w:uiPriority="60"/>
+    <w:lsdException w:name="Light List Accent 5" w:uiPriority="61"/>
+    <w:lsdException w:name="Light Grid Accent 5" w:uiPriority="62"/>
+    <w:lsdException w:name="Medium Shading 1 Accent 5" w:uiPriority="63"/>
+    <w:lsdException w:name="Medium Shading 2 Accent 5" w:uiPriority="64"/>
+    <w:lsdException w:name="Medium List 1 Accent 5" w:uiPriority="65"/>
+    <w:lsdException w:name="Medium List 2 Accent 5" w:uiPriority="66"/>
+    <w:lsdException w:name="Medium Grid 1 Accent 5" w:uiPriority="67"/>
+    <w:lsdException w:name="Medium Grid 2 Accent 5" w:uiPriority="68"/>
+    <w:lsdException w:name="Medium Grid 3 Accent 5" w:uiPriority="69"/>
+    <w:lsdException w:name="Dark List Accent 5" w:uiPriority="70"/>
+    <w:lsdException w:name="Colorful Shading Accent 5" w:uiPriority="71"/>
+    <w:lsdException w:name="Colorful List Accent 5" w:uiPriority="72"/>
+    <w:lsdException w:name="Colorful Grid Accent 5" w:uiPriority="73"/>
+    <w:lsdException w:name="Light Shading Accent 6" w:uiPriority="60"/>
+    <w:lsdException w:name="Light List Accent 6" w:uiPriority="61"/>
+    <w:lsdException w:name="Light Grid Accent 6" w:uiPriority="62"/>
+    <w:lsdException w:name="Medium Shading 1 Accent 6" w:uiPriority="63"/>
+    <w:lsdException w:name="Medium Shading 2 Accent 6" w:uiPriority="64"/>
+    <w:lsdException w:name="Medium List 1 Accent 6" w:uiPriority="65"/>
+    <w:lsdException w:name="Medium List 2 Accent 6" w:uiPriority="66"/>
+    <w:lsdException w:name="Medium Grid 1 Accent 6" w:uiPriority="67"/>
+    <w:lsdException w:name="Medium Grid 2 Accent 6" w:uiPriority="68"/>
+    <w:lsdException w:name="Medium Grid 3 Accent 6" w:uiPriority="69"/>
+    <w:lsdException w:name="Dark List Accent 6" w:uiPriority="70"/>
+    <w:lsdException w:name="Colorful Shading Accent 6" w:uiPriority="71"/>
+    <w:lsdException w:name="Colorful List Accent 6" w:uiPriority="72"/>
+    <w:lsdException w:name="Colorful Grid Accent 6" w:uiPriority="73"/>
+    <w:lsdException w:name="Subtle Emphasis" w:uiPriority="19" w:qFormat="1"/>
+    <w:lsdException w:name="Intense Emphasis" w:uiPriority="21" w:qFormat="1"/>
+    <w:lsdException w:name="Subtle Reference" w:uiPriority="31" w:qFormat="1"/>
+    <w:lsdException w:name="Intense Reference" w:uiPriority="32" w:qFormat="1"/>
+    <w:lsdException w:name="Book Title" w:uiPriority="33" w:qFormat="1"/>
+    <w:lsdException w:name="Bibliography" w:semiHidden="1" w:uiPriority="37" w:unhideWhenUsed="1"/>
+    <w:lsdException w:name="TOC Heading" w:semiHidden="1" w:uiPriority="39" w:unhideWhenUsed="1" w:qFormat="1"/>
+    <w:lsdException w:name="Plain Table 1" w:uiPriority="41"/>
+    <w:lsdException w:name="Plain Table 2" w:uiPriority="42"/>
+    <w:lsdException w:name="Plain Table 3" w:uiPriority="43"/>
+    <w:lsdException w:name="Plain Table 4" w:uiPriority="44"/>
+    <w:lsdException w:name="Plain Table 5" w:uiPriority="45"/>
+    <w:lsdException w:name="Grid Table Light" w:uiPriority="40"/>
+    <w:lsdException w:name="Grid Table 1 Light" w:uiPriority="46"/>
+    <w:lsdException w:name="Grid Table 2" w:uiPriority="47"/>
+    <w:lsdException w:name="Grid Table 3" w:uiPriority="48"/>
+    <w:lsdException w:name="Grid Table 4" w:uiPriority="49"/>
+    <w:lsdException w:name="Grid Table 5 Dark" w:uiPriority="50"/>
+    <w:lsdException w:name="Grid Table 6 Colorful" w:uiPriority="51"/>
+    <w:lsdException w:name="Grid Table 7 Colorful" w:uiPriority="52"/>
+    <w:lsdException w:name="Grid Table 1 Light Accent 1" w:uiPriority="46"/>
+    <w:lsdException w:name="Grid Table 2 Accent 1" w:uiPriority="47"/>
+    <w:lsdException w:name="Grid Table 3 Accent 1" w:uiPriority="48"/>
+    <w:lsdException w:name="Grid Table 4 Accent 1" w:uiPriority="49"/>
+    <w:lsdException w:name="Grid Table 5 Dark Accent 1" w:uiPriority="50"/>
+    <w:lsdException w:name="Grid Table 6 Colorful Accent 1" w:uiPriority="51"/>
+    <w:lsdException w:name="Grid Table 7 Colorful Accent 1" w:uiPriority="52"/>
+    <w:lsdException w:name="Grid Table 1 Light Accent 2" w:uiPriority="46"/>
+    <w:lsdException w:name="Grid Table 2 Accent 2" w:uiPriority="47"/>
+    <w:lsdException w:name="Grid Table 3 Accent 2" w:uiPriority="48"/>
+    <w:lsdException w:name="Grid Table 4 Accent 2" w:uiPriority="49"/>
+    <w:lsdException w:name="Grid Table 5 Dark Accent 2" w:uiPriority="50"/>
+    <w:lsdException w:name="Grid Table 6 Colorful Accent 2" w:uiPriority="51"/>
+    <w:lsdException w:name="Grid Table 7 Colorful Accent 2" w:uiPriority="52"/>
+    <w:lsdException w:name="Grid Table 1 Light Accent 3" w:uiPriority="46"/>
+    <w:lsdException w:name="Grid Table 2 Accent 3" w:uiPriority="47"/>
+    <w:lsdException w:name="Grid Table 3 Accent 3" w:uiPriority="48"/>
+    <w:lsdException w:name="Grid Table 4 Accent 3" w:uiPriority="49"/>
+    <w:lsdException w:name="Grid Table 5 Dark Accent 3" w:uiPriority="50"/>
+    <w:lsdException w:name="Grid Table 6 Colorful Accent 3" w:uiPriority="51"/>
+    <w:lsdException w:name="Grid Table 7 Colorful Accent 3" w:uiPriority="52"/>
+    <w:lsdException w:name="Grid Table 1 Light Accent 4" w:uiPriority="46"/>
+    <w:lsdException w:name="Grid Table 2 Accent 4" w:uiPriority="47"/>
+    <w:lsdException w:name="Grid Table 3 Accent 4" w:uiPriority="48"/>
+    <w:lsdException w:name="Grid Table 4 Accent 4" w:uiPriority="49"/>
+    <w:lsdException w:name="Grid Table 5 Dark Accent 4" w:uiPriority="50"/>
+    <w:lsdException w:name="Grid Table 6 Colorful Accent 4" w:uiPriority="51"/>
+    <w:lsdException w:name="Grid Table 7 Colorful Accent 4" w:uiPriority="52"/>
+    <w:lsdException w:name="Grid Table 1 Light Accent 5" w:uiPriority="46"/>
+    <w:lsdException w:name="Grid Table 2 Accent 5" w:uiPriority="47"/>
+    <w:lsdException w:name="Grid Table 3 Accent 5" w:uiPriority="48"/>
+    <w:lsdException w:name="Grid Table 4 Accent 5" w:uiPriority="49"/>
+    <w:lsdException w:name="Grid Table 5 Dark Accent 5" w:uiPriority="50"/>
+    <w:lsdException w:name="Grid Table 6 Colorful Accent 5" w:uiPriority="51"/>
+    <w:lsdException w:name="Grid Table 7 Colorful Accent 5" w:uiPriority="52"/>
+    <w:lsdException w:name="Grid Table 1 Light Accent 6" w:uiPriority="46"/>
+    <w:lsdException w:name="Grid Table 2 Accent 6" w:uiPriority="47"/>
+    <w:lsdException w:name="Grid Table 3 Accent 6" w:uiPriority="48"/>
+    <w:lsdException w:name="Grid Table 4 Accent 6" w:uiPriority="49"/>
+    <w:lsdException w:name="Grid Table 5 Dark Accent 6" w:uiPriority="50"/>
+    <w:lsdException w:name="Grid Table 6 Colorful Accent 6" w:uiPriority="51"/>
+    <w:lsdException w:name="Grid Table 7 Colorful Accent 6" w:uiPriority="52"/>
+    <w:lsdException w:name="List Table 1 Light" w:uiPriority="46"/>
+    <w:lsdException w:name="List Table 2" w:uiPriority="47"/>
+    <w:lsdException w:name="List Table 3" w:uiPriority="48"/>
+    <w:lsdException w:name="List Table 4" w:uiPriority="49"/>
+    <w:lsdException w:name="List Table 5 Dark" w:uiPriority="50"/>
+    <w:lsdException w:name="List Table 6 Colorful" w:uiPriority="51"/>
+    <w:lsdException w:name="List Table 7 Colorful" w:uiPriority="52"/>
+    <w:lsdException w:name="List Table 1 Light Accent 1" w:uiPriority="46"/>
+    <w:lsdException w:name="List Table 2 Accent 1" w:uiPriority="47"/>
+    <w:lsdException w:name="List Table 3 Accent 1" w:uiPriority="48"/>
+    <w:lsdException w:name="List Table 4 Accent 1" w:uiPriority="49"/>
+    <w:lsdException w:name="List Table 5 Dark Accent 1" w:uiPriority="50"/>
+    <w:lsdException w:name="List Table 6 Colorful Accent 1" w:uiPriority="51"/>
+    <w:lsdException w:name="List Table 7 Colorful Accent 1" w:uiPriority="52"/>
+    <w:lsdException w:name="List Table 1 Light Accent 2" w:uiPriority="46"/>
+    <w:lsdException w:name="List Table 2 Accent 2" w:uiPriority="47"/>
+    <w:lsdException w:name="List Table 3 Accent 2" w:uiPriority="48"/>
+    <w:lsdException w:name="List Table 4 Accent 2" w:uiPriority="49"/>
+    <w:lsdException w:name="List Table 5 Dark Accent 2" w:uiPriority="50"/>
+    <w:lsdException w:name="List Table 6 Colorful Accent 2" w:uiPriority="51"/>
+    <w:lsdException w:name="List Table 7 Colorful Accent 2" w:uiPriority="52"/>
+    <w:lsdException w:name="List Table 1 Light Accent 3" w:uiPriority="46"/>
+    <w:lsdException w:name="List Table 2 Accent 3" w:uiPriority="47"/>
+    <w:lsdException w:name="List Table 3 Accent 3" w:uiPriority="48"/>
+    <w:lsdException w:name="List Table 4 Accent 3" w:uiPriority="49"/>
+    <w:lsdException w:name="List Table 5 Dark Accent 3" w:uiPriority="50"/>
+    <w:lsdException w:name="List Table 6 Colorful Accent 3" w:uiPriority="51"/>
+    <w:lsdException w:name="List Table 7 Colorful Accent 3" w:uiPriority="52"/>
+    <w:lsdException w:name="List Table 1 Light Accent 4" w:uiPriority="46"/>
+    <w:lsdException w:name="List Table 2 Accent 4" w:uiPriority="47"/>
+    <w:lsdException w:name="List Table 3 Accent 4" w:uiPriority="48"/>
+    <w:lsdException w:name="List Table 4 Accent 4" w:uiPriority="49"/>
+    <w:lsdException w:name="List Table 5 Dark Accent 4" w:uiPriority="50"/>
+    <w:lsdException w:name="List Table 6 Colorful Accent 4" w:uiPriority="51"/>
+    <w:lsdException w:name="List Table 7 Colorful Accent 4" w:uiPriority="52"/>
+    <w:lsdException w:name="List Table 1 Light Accent 5" w:uiPriority="46"/>
+    <w:lsdException w:name="List Table 2 Accent 5" w:uiPriority="47"/>
+    <w:lsdException w:name="List Table 3 Accent 5" w:uiPriority="48"/>
+    <w:lsdException w:name="List Table 4 Accent 5" w:uiPriority="49"/>
+    <w:lsdException w:name="List Table 5 Dark Accent 5" w:uiPriority="50"/>
+    <w:lsdException w:name="List Table 6 Colorful Accent 5" w:uiPriority="51"/>
+    <w:lsdException w:name="List Table 7 Colorful Accent 5" w:uiPriority="52"/>
+    <w:lsdException w:name="List Table 1 Light Accent 6" w:uiPriority="46"/>
+    <w:lsdException w:name="List Table 2 Accent 6" w:uiPriority="47"/>
+    <w:lsdException w:name="List Table 3 Accent 6" w:uiPriority="48"/>
+    <w:lsdException w:name="List Table 4 Accent 6" w:uiPriority="49"/>
+    <w:lsdException w:name="List Table 5 Dark Accent 6" w:uiPriority="50"/>
+    <w:lsdException w:name="List Table 6 Colorful Accent 6" w:uiPriority="51"/>
+    <w:lsdException w:name="List Table 7 Colorful Accent 6" w:uiPriority="52"/>
+    <w:lsdException w:name="Mention" w:semiHidden="1" w:unhideWhenUsed="1"/>
+    <w:lsdException w:name="Smart Hyperlink" w:semiHidden="1" w:unhideWhenUsed="1"/>
+    <w:lsdException w:name="Hashtag" w:semiHidden="1" w:unhideWhenUsed="1"/>
+    <w:lsdException w:name="Unresolved Mention" w:semiHidden="1" w:unhideWhenUsed="1"/>
+    <w:lsdException w:name="Smart Link" w:semiHidden="1" w:unhideWhenUsed="1"/>
+  </w:latentStyles>
+  <w:style w:type="paragraph" w:default="1" w:styleId="Standard">
+    <w:name w:val="Normal"/>
+    <w:qFormat/>
   </w:style>
-  <w:style w:type="paragraph" w:styleId="Normal" w:default="1">
-    <w:name w:val="normal"/>
-  </w:style>
-  <w:style w:type="paragraph" w:styleId="Heading1">
+  <w:style w:type="paragraph" w:styleId="berschrift1">
     <w:name w:val="heading 1"/>
-    <w:basedOn w:val="Normal"/>
-    <w:next w:val="Normal"/>
+    <w:basedOn w:val="Standard"/>
+    <w:next w:val="Standard"/>
+    <w:uiPriority w:val="9"/>
+    <w:qFormat/>
     <w:pPr>
-      <w:keepNext w:val="1"/>
-      <w:keepLines w:val="1"/>
-      <w:pageBreakBefore w:val="0"/>
-      <w:spacing w:after="120" w:before="480" w:lineRule="auto"/>
+      <w:keepNext/>
+      <w:keepLines/>
+      <w:spacing w:before="480" w:after="120"/>
+      <w:outlineLvl w:val="0"/>
     </w:pPr>
     <w:rPr>
-      <w:b w:val="1"/>
-      <w:bCs w:val="1"/>
+      <w:b/>
+      <w:bCs/>
       <w:sz w:val="48"/>
       <w:szCs w:val="48"/>
     </w:rPr>
   </w:style>
-  <w:style w:type="paragraph" w:styleId="Heading2">
+  <w:style w:type="paragraph" w:styleId="berschrift2">
     <w:name w:val="heading 2"/>
-    <w:basedOn w:val="Normal"/>
-    <w:next w:val="Normal"/>
+    <w:basedOn w:val="Standard"/>
+    <w:next w:val="Standard"/>
+    <w:uiPriority w:val="9"/>
+    <w:semiHidden/>
+    <w:unhideWhenUsed/>
+    <w:qFormat/>
     <w:pPr>
-      <w:keepNext w:val="1"/>
-      <w:keepLines w:val="1"/>
-      <w:pageBreakBefore w:val="0"/>
-      <w:spacing w:after="80" w:before="360" w:lineRule="auto"/>
+      <w:keepNext/>
+      <w:keepLines/>
+      <w:spacing w:before="360" w:after="80"/>
+      <w:outlineLvl w:val="1"/>
     </w:pPr>
     <w:rPr>
-      <w:b w:val="1"/>
-      <w:bCs w:val="1"/>
+      <w:b/>
+      <w:bCs/>
       <w:sz w:val="36"/>
       <w:szCs w:val="36"/>
     </w:rPr>
   </w:style>
-  <w:style w:type="paragraph" w:styleId="Heading3">
+  <w:style w:type="paragraph" w:styleId="berschrift3">
     <w:name w:val="heading 3"/>
-    <w:basedOn w:val="Normal"/>
-    <w:next w:val="Normal"/>
+    <w:basedOn w:val="Standard"/>
+    <w:next w:val="Standard"/>
+    <w:uiPriority w:val="9"/>
+    <w:semiHidden/>
+    <w:unhideWhenUsed/>
+    <w:qFormat/>
     <w:pPr>
-      <w:keepNext w:val="1"/>
-      <w:keepLines w:val="1"/>
-      <w:pageBreakBefore w:val="0"/>
-      <w:spacing w:after="80" w:before="280" w:lineRule="auto"/>
+      <w:keepNext/>
+      <w:keepLines/>
+      <w:spacing w:before="280" w:after="80"/>
+      <w:outlineLvl w:val="2"/>
     </w:pPr>
     <w:rPr>
-      <w:b w:val="1"/>
-      <w:bCs w:val="1"/>
+      <w:b/>
+      <w:bCs/>
       <w:sz w:val="28"/>
       <w:szCs w:val="28"/>
     </w:rPr>
   </w:style>
-  <w:style w:type="paragraph" w:styleId="Heading4">
+  <w:style w:type="paragraph" w:styleId="berschrift4">
     <w:name w:val="heading 4"/>
-    <w:basedOn w:val="Normal"/>
-    <w:next w:val="Normal"/>
+    <w:basedOn w:val="Standard"/>
+    <w:next w:val="Standard"/>
+    <w:uiPriority w:val="9"/>
+    <w:semiHidden/>
+    <w:unhideWhenUsed/>
+    <w:qFormat/>
     <w:pPr>
-      <w:keepNext w:val="1"/>
-      <w:keepLines w:val="1"/>
-      <w:pageBreakBefore w:val="0"/>
-      <w:spacing w:after="40" w:before="240" w:lineRule="auto"/>
+      <w:keepNext/>
+      <w:keepLines/>
+      <w:spacing w:before="240" w:after="40"/>
+      <w:outlineLvl w:val="3"/>
     </w:pPr>
     <w:rPr>
-      <w:b w:val="1"/>
-      <w:bCs w:val="1"/>
-      <w:sz w:val="24"/>
-      <w:szCs w:val="24"/>
+      <w:b/>
+      <w:bCs/>
     </w:rPr>
   </w:style>
-  <w:style w:type="paragraph" w:styleId="Heading5">
+  <w:style w:type="paragraph" w:styleId="berschrift5">
     <w:name w:val="heading 5"/>
-    <w:basedOn w:val="Normal"/>
-    <w:next w:val="Normal"/>
+    <w:basedOn w:val="Standard"/>
+    <w:next w:val="Standard"/>
+    <w:uiPriority w:val="9"/>
+    <w:semiHidden/>
+    <w:unhideWhenUsed/>
+    <w:qFormat/>
     <w:pPr>
-      <w:keepNext w:val="1"/>
-      <w:keepLines w:val="1"/>
-      <w:pageBreakBefore w:val="0"/>
-      <w:spacing w:after="40" w:before="220" w:lineRule="auto"/>
+      <w:keepNext/>
+      <w:keepLines/>
+      <w:spacing w:before="220" w:after="40"/>
+      <w:outlineLvl w:val="4"/>
     </w:pPr>
     <w:rPr>
-      <w:b w:val="1"/>
-      <w:bCs w:val="1"/>
+      <w:b/>
+      <w:bCs/>
       <w:sz w:val="22"/>
       <w:szCs w:val="22"/>
     </w:rPr>
   </w:style>
-  <w:style w:type="paragraph" w:styleId="Heading6">
+  <w:style w:type="paragraph" w:styleId="berschrift6">
     <w:name w:val="heading 6"/>
-    <w:basedOn w:val="Normal"/>
-    <w:next w:val="Normal"/>
+    <w:basedOn w:val="Standard"/>
+    <w:next w:val="Standard"/>
+    <w:uiPriority w:val="9"/>
+    <w:semiHidden/>
+    <w:unhideWhenUsed/>
+    <w:qFormat/>
     <w:pPr>
-      <w:keepNext w:val="1"/>
-      <w:keepLines w:val="1"/>
-      <w:pageBreakBefore w:val="0"/>
-      <w:spacing w:after="40" w:before="200" w:lineRule="auto"/>
+      <w:keepNext/>
+      <w:keepLines/>
+      <w:spacing w:before="200" w:after="40"/>
+      <w:outlineLvl w:val="5"/>
     </w:pPr>
     <w:rPr>
-      <w:b w:val="1"/>
-      <w:bCs w:val="1"/>
+      <w:b/>
+      <w:bCs/>
       <w:sz w:val="20"/>
       <w:szCs w:val="20"/>
     </w:rPr>
   </w:style>
-  <w:style w:type="paragraph" w:styleId="Title">
+  <w:style w:type="character" w:default="1" w:styleId="Absatz-Standardschriftart">
+    <w:name w:val="Default Paragraph Font"/>
+    <w:uiPriority w:val="1"/>
+    <w:unhideWhenUsed/>
+  </w:style>
+  <w:style w:type="table" w:default="1" w:styleId="NormaleTabelle">
+    <w:name w:val="Normal Table"/>
+    <w:uiPriority w:val="99"/>
+    <w:semiHidden/>
+    <w:unhideWhenUsed/>
+    <w:tblPr>
+      <w:tblInd w:w="0" w:type="dxa"/>
+      <w:tblCellMar>
+        <w:top w:w="0" w:type="dxa"/>
+        <w:left w:w="108" w:type="dxa"/>
+        <w:bottom w:w="0" w:type="dxa"/>
+        <w:right w:w="108" w:type="dxa"/>
+      </w:tblCellMar>
+    </w:tblPr>
+  </w:style>
+  <w:style w:type="numbering" w:default="1" w:styleId="KeineListe">
+    <w:name w:val="No List"/>
+    <w:uiPriority w:val="99"/>
+    <w:semiHidden/>
+    <w:unhideWhenUsed/>
+  </w:style>
+  <w:style w:type="table" w:customStyle="1" w:styleId="TableNormal">
+    <w:name w:val="TableNormal"/>
+    <w:tblPr>
+      <w:tblCellMar>
+        <w:top w:w="100" w:type="dxa"/>
+        <w:left w:w="100" w:type="dxa"/>
+        <w:bottom w:w="100" w:type="dxa"/>
+        <w:right w:w="100" w:type="dxa"/>
+      </w:tblCellMar>
+    </w:tblPr>
+  </w:style>
+  <w:style w:type="paragraph" w:styleId="Titel">
     <w:name w:val="Title"/>
-    <w:basedOn w:val="Normal"/>
-    <w:next w:val="Normal"/>
+    <w:basedOn w:val="Standard"/>
+    <w:next w:val="Standard"/>
+    <w:uiPriority w:val="10"/>
+    <w:qFormat/>
     <w:pPr>
-      <w:keepNext w:val="1"/>
-      <w:keepLines w:val="1"/>
-      <w:pageBreakBefore w:val="0"/>
-      <w:spacing w:after="120" w:before="480" w:lineRule="auto"/>
+      <w:keepNext/>
+      <w:keepLines/>
+      <w:spacing w:before="480" w:after="120"/>
     </w:pPr>
     <w:rPr>
-      <w:b w:val="1"/>
-      <w:bCs w:val="1"/>
+      <w:b/>
+      <w:bCs/>
       <w:sz w:val="72"/>
       <w:szCs w:val="72"/>
     </w:rPr>
   </w:style>
-  <w:style w:type="paragraph" w:styleId="Subtitle">
+  <w:style w:type="paragraph" w:styleId="Untertitel">
     <w:name w:val="Subtitle"/>
-    <w:basedOn w:val="Normal"/>
-    <w:next w:val="Normal"/>
+    <w:basedOn w:val="Standard"/>
+    <w:next w:val="Standard"/>
+    <w:uiPriority w:val="11"/>
+    <w:qFormat/>
     <w:pPr>
-      <w:keepNext w:val="1"/>
-      <w:keepLines w:val="1"/>
-      <w:pageBreakBefore w:val="0"/>
-      <w:spacing w:after="80" w:before="360" w:lineRule="auto"/>
+      <w:keepNext/>
+      <w:keepLines/>
+      <w:spacing w:before="360" w:after="80"/>
     </w:pPr>
     <w:rPr>
-      <w:rFonts w:ascii="Georgia" w:cs="Georgia" w:eastAsia="Georgia" w:hAnsi="Georgia"/>
-      <w:i w:val="1"/>
-      <w:iCs w:val="1"/>
+      <w:rFonts w:ascii="Georgia" w:eastAsia="Georgia" w:hAnsi="Georgia" w:cs="Georgia"/>
+      <w:i/>
+      <w:iCs/>
       <w:color w:val="666666"/>
       <w:sz w:val="48"/>
       <w:szCs w:val="48"/>
     </w:rPr>
   </w:style>
-  <w:style w:type="table" w:styleId="Table1">
+  <w:style w:type="table" w:customStyle="1" w:styleId="a">
     <w:basedOn w:val="TableNormal"/>
-    <w:pPr>
-      <w:spacing w:after="0" w:line="240" w:lineRule="auto"/>
-    </w:pPr>
     <w:tblPr>
       <w:tblStyleRowBandSize w:val="1"/>
       <w:tblStyleColBandSize w:val="1"/>
       <w:tblCellMar>
-        <w:top w:w="0.0" w:type="dxa"/>
-        <w:left w:w="108.0" w:type="dxa"/>
-        <w:bottom w:w="0.0" w:type="dxa"/>
-        <w:right w:w="108.0" w:type="dxa"/>
+        <w:top w:w="0" w:type="dxa"/>
+        <w:left w:w="108" w:type="dxa"/>
+        <w:bottom w:w="0" w:type="dxa"/>
+        <w:right w:w="108" w:type="dxa"/>
       </w:tblCellMar>
     </w:tblPr>
   </w:style>
